--- a/Investigacion/Investigacion RPA.docx
+++ b/Investigacion/Investigacion RPA.docx
@@ -7,16 +7,22 @@
         <w:spacing w:after="60"/>
         <w:jc w:val="center"/>
         <w:rPr>
-          <w:lang w:val="es-EC"/>
-        </w:rPr>
-      </w:pPr>
-      <w:r>
-        <w:rPr>
           <w:b/>
-          <w:sz w:val="34"/>
-          <w:lang w:val="es-EC"/>
-        </w:rPr>
-        <w:t>Automatización de procesos con n8n para la extracción y gestión de datos públicos: del primer pipeline al diseño arquitectónico del reto final</w:t>
+          <w:bCs/>
+          <w:sz w:val="22"/>
+          <w:szCs w:val="24"/>
+          <w:lang w:val="es-EC"/>
+        </w:rPr>
+      </w:pPr>
+      <w:r>
+        <w:rPr>
+          <w:b/>
+          <w:bCs/>
+          <w:sz w:val="22"/>
+          <w:szCs w:val="24"/>
+          <w:lang w:val="es-EC"/>
+        </w:rPr>
+        <w:t>Automatización de procesos con n8n para la extracción y gestión de datos públicos: arquitectura C4 del Pipeline RPA Macroentorno Ecuador</w:t>
       </w:r>
     </w:p>
     <w:p>
@@ -29,17 +35,9 @@
       </w:pPr>
       <w:r>
         <w:rPr>
-          <w:sz w:val="19"/>
-          <w:lang w:val="es-EC"/>
-        </w:rPr>
-        <w:t xml:space="preserve">Autor: </w:t>
-      </w:r>
-      <w:r>
-        <w:rPr>
-          <w:sz w:val="19"/>
-          <w:lang w:val="es-EC"/>
-        </w:rPr>
-        <w:t>Aaron Robles</w:t>
+          <w:lang w:val="es-EC"/>
+        </w:rPr>
+        <w:t>Autor: Aaron Robles</w:t>
       </w:r>
     </w:p>
     <w:p>
@@ -49,145 +47,6 @@
         <w:rPr>
           <w:lang w:val="es-EC"/>
         </w:rPr>
-      </w:pPr>
-      <w:r>
-        <w:rPr>
-          <w:sz w:val="17"/>
-          <w:lang w:val="es-EC"/>
-        </w:rPr>
-        <w:t>Universidad Técnica Particular de Loja - Dirección General de Tecnologías de la Información y Transformación Digital</w:t>
-      </w:r>
-    </w:p>
-    <w:p>
-      <w:pPr>
-        <w:pStyle w:val="Ttulo1"/>
-        <w:spacing w:before="140" w:after="60"/>
-        <w:jc w:val="center"/>
-        <w:rPr>
-          <w:color w:val="auto"/>
-          <w:lang w:val="es-EC"/>
-        </w:rPr>
-      </w:pPr>
-      <w:r>
-        <w:rPr>
-          <w:rFonts w:ascii="Times New Roman" w:hAnsi="Times New Roman"/>
-          <w:color w:val="auto"/>
-          <w:lang w:val="es-EC"/>
-        </w:rPr>
-        <w:t>I. RESUMEN / ABSTRACT</w:t>
-      </w:r>
-    </w:p>
-    <w:p>
-      <w:pPr>
-        <w:spacing w:after="60" w:line="240" w:lineRule="auto"/>
-        <w:jc w:val="both"/>
-        <w:rPr>
-          <w:lang w:val="es-EC"/>
-        </w:rPr>
-      </w:pPr>
-      <w:r>
-        <w:rPr>
-          <w:lang w:val="es-EC"/>
-        </w:rPr>
-        <w:t>Resumen- La Automatización Robótica de Procesos (RPA) permite convertir tareas digitales repetitivas en flujos controlados, verificables y documentados. Este artículo presenta una revisión aplicada de RPA mediante n8n, tomando como base dos momentos de aprendizaje: un primer reto ya implementado y el diseño arquitectónico del reto final orientado al Tablero Macroentorno Ecuador de la Universidad Técnica Particular de Loja. En el primer reto se construyó un pipeline con tres ramas de consulta: Open-</w:t>
-      </w:r>
-      <w:proofErr w:type="spellStart"/>
-      <w:r>
-        <w:rPr>
-          <w:lang w:val="es-EC"/>
-        </w:rPr>
-        <w:t>Meteo</w:t>
-      </w:r>
-      <w:proofErr w:type="spellEnd"/>
-      <w:r>
-        <w:rPr>
-          <w:lang w:val="es-EC"/>
-        </w:rPr>
-        <w:t xml:space="preserve"> para información climática, REST </w:t>
-      </w:r>
-      <w:proofErr w:type="spellStart"/>
-      <w:r>
-        <w:rPr>
-          <w:lang w:val="es-EC"/>
-        </w:rPr>
-        <w:t>Countries</w:t>
-      </w:r>
-      <w:proofErr w:type="spellEnd"/>
-      <w:r>
-        <w:rPr>
-          <w:lang w:val="es-EC"/>
-        </w:rPr>
-        <w:t xml:space="preserve"> para indicadores de país y Open Library para recursos académicos; posteriormente, las ramas se integraron en un reporte final estructurado. En el reto final, aún ubicado en la etapa de arquitectura, se propone automatizar la extracción de datos públicos provenientes del Banco Central del Ecuador, INEC, Superintendencia de Compañías y MINEDUC. El aporte del trabajo consiste en relacionar los fundamentos de RPA con una solución incremental basada en </w:t>
-      </w:r>
-      <w:proofErr w:type="spellStart"/>
-      <w:r>
-        <w:rPr>
-          <w:lang w:val="es-EC"/>
-        </w:rPr>
-        <w:t>workflows</w:t>
-      </w:r>
-      <w:proofErr w:type="spellEnd"/>
-      <w:r>
-        <w:rPr>
-          <w:lang w:val="es-EC"/>
-        </w:rPr>
-        <w:t>, integraciones HTTP, normalización, validación, manejo de errores, persistencia en Oracle DB y notificación al equipo de Datos.</w:t>
-      </w:r>
-    </w:p>
-    <w:p>
-      <w:pPr>
-        <w:spacing w:after="100" w:line="240" w:lineRule="auto"/>
-        <w:jc w:val="both"/>
-        <w:rPr>
-          <w:lang w:val="es-EC"/>
-        </w:rPr>
-      </w:pPr>
-      <w:r>
-        <w:rPr>
-          <w:lang w:val="es-EC"/>
-        </w:rPr>
-        <w:t xml:space="preserve">Palabras clave- RPA, n8n, automatización, </w:t>
-      </w:r>
-      <w:proofErr w:type="spellStart"/>
-      <w:r>
-        <w:rPr>
-          <w:lang w:val="es-EC"/>
-        </w:rPr>
-        <w:t>workflows</w:t>
-      </w:r>
-      <w:proofErr w:type="spellEnd"/>
-      <w:r>
-        <w:rPr>
-          <w:lang w:val="es-EC"/>
-        </w:rPr>
-        <w:t xml:space="preserve">, </w:t>
-      </w:r>
-      <w:proofErr w:type="spellStart"/>
-      <w:r>
-        <w:rPr>
-          <w:lang w:val="es-EC"/>
-        </w:rPr>
-        <w:t>APIs</w:t>
-      </w:r>
-      <w:proofErr w:type="spellEnd"/>
-      <w:r>
-        <w:rPr>
-          <w:lang w:val="es-EC"/>
-        </w:rPr>
-        <w:t>, Oracle DB, datos públicos, macroentorno Ecuador.</w:t>
-      </w:r>
-    </w:p>
-    <w:p>
-      <w:pPr>
-        <w:spacing w:after="120" w:line="240" w:lineRule="auto"/>
-        <w:jc w:val="both"/>
-      </w:pPr>
-      <w:r>
-        <w:t>Abstract- Robotic Process Automation (RPA) enables repetitive digital tasks to be transformed into controlled, verifiable, and documented workflows. This paper presents an applied review of RPA using n8n based on two learning stages: a first implemented challenge and the architectural design of the final challenge for the Macroenvironment Dashboard at Universidad Técnica Particular de Loja. The first challenge implemented a three-branch pipeline using Open-Meteo, REST Countries, and Open Library, while the final challenge proposes a scalable architecture for extracting public data from Ecuadorian institutions. The work connects RPA concepts with workflow design, HTTP integrations, data normalization, validation, error handling, Oracle DB persistence, and notifications.</w:t>
-      </w:r>
-    </w:p>
-    <w:p>
-      <w:pPr>
         <w:sectPr>
           <w:headerReference w:type="default" r:id="rId8"/>
           <w:footerReference w:type="default" r:id="rId9"/>
@@ -197,6 +56,12 @@
           <w:docGrid w:linePitch="360"/>
         </w:sectPr>
       </w:pPr>
+      <w:r>
+        <w:rPr>
+          <w:lang w:val="es-EC"/>
+        </w:rPr>
+        <w:t>Universidad Técnica Particular de Loja - Dirección General de Tecnologías de la Información y Transformación Digital</w:t>
+      </w:r>
     </w:p>
     <w:p>
       <w:pPr>
@@ -210,8 +75,133 @@
       </w:pPr>
       <w:r>
         <w:rPr>
-          <w:rFonts w:ascii="Times New Roman" w:hAnsi="Times New Roman"/>
+          <w:lang w:val="es-EC"/>
+        </w:rPr>
+        <w:t>I. RESUMEN / ABSTRACT</w:t>
+      </w:r>
+    </w:p>
+    <w:p>
+      <w:pPr>
+        <w:spacing w:after="60" w:line="240" w:lineRule="auto"/>
+        <w:jc w:val="both"/>
+        <w:rPr>
+          <w:lang w:val="es-EC"/>
+        </w:rPr>
+      </w:pPr>
+      <w:r>
+        <w:rPr>
+          <w:lang w:val="es-EC"/>
+        </w:rPr>
+        <w:t>Resumen- La Automatización Robótica de Procesos (RPA) permite convertir tareas digitales repetitivas en flujos controlados, verificables y documentados. Este artículo presenta una revisión aplicada de RPA mediante n8n, tomando como base dos momentos de aprendizaje: un primer reto ya implementado y el diseño arquitectónico del reto final orientado al Tablero Macroentorno Ecuador de la Universidad Técnica Particular de Loja. En el primer reto se construyó un pipeline con tres ramas de consulta: Open-</w:t>
+      </w:r>
+      <w:proofErr w:type="spellStart"/>
+      <w:r>
+        <w:rPr>
+          <w:lang w:val="es-EC"/>
+        </w:rPr>
+        <w:t>Meteo</w:t>
+      </w:r>
+      <w:proofErr w:type="spellEnd"/>
+      <w:r>
+        <w:rPr>
+          <w:lang w:val="es-EC"/>
+        </w:rPr>
+        <w:t xml:space="preserve"> para información climática, REST </w:t>
+      </w:r>
+      <w:proofErr w:type="spellStart"/>
+      <w:r>
+        <w:rPr>
+          <w:lang w:val="es-EC"/>
+        </w:rPr>
+        <w:t>Countries</w:t>
+      </w:r>
+      <w:proofErr w:type="spellEnd"/>
+      <w:r>
+        <w:rPr>
+          <w:lang w:val="es-EC"/>
+        </w:rPr>
+        <w:t xml:space="preserve"> para indicadores de país y Open Library para recursos académicos; posteriormente, las ramas se integraron en un reporte final estructurado. En el reto final, aún ubicado en la etapa de arquitectura, se propone automatizar la extracción de datos públicos provenientes del Banco Central del Ecuador, INEC, Superintendencia de Compañías y MINEDUC. El aporte del trabajo consiste en relacionar los fundamentos de RPA con una solución incremental basada en </w:t>
+      </w:r>
+      <w:proofErr w:type="spellStart"/>
+      <w:r>
+        <w:rPr>
+          <w:lang w:val="es-EC"/>
+        </w:rPr>
+        <w:t>workflows</w:t>
+      </w:r>
+      <w:proofErr w:type="spellEnd"/>
+      <w:r>
+        <w:rPr>
+          <w:lang w:val="es-EC"/>
+        </w:rPr>
+        <w:t>, integraciones HTTP, normalización, validación, manejo de errores, persistencia en Oracle DB y notificación al equipo de Datos.</w:t>
+      </w:r>
+    </w:p>
+    <w:p>
+      <w:pPr>
+        <w:spacing w:after="100" w:line="240" w:lineRule="auto"/>
+        <w:jc w:val="both"/>
+        <w:rPr>
+          <w:lang w:val="es-EC"/>
+        </w:rPr>
+      </w:pPr>
+      <w:r>
+        <w:rPr>
+          <w:lang w:val="es-EC"/>
+        </w:rPr>
+        <w:t xml:space="preserve">Palabras clave- RPA, n8n, automatización, </w:t>
+      </w:r>
+      <w:proofErr w:type="spellStart"/>
+      <w:r>
+        <w:rPr>
+          <w:lang w:val="es-EC"/>
+        </w:rPr>
+        <w:t>workflows</w:t>
+      </w:r>
+      <w:proofErr w:type="spellEnd"/>
+      <w:r>
+        <w:rPr>
+          <w:lang w:val="es-EC"/>
+        </w:rPr>
+        <w:t xml:space="preserve">, </w:t>
+      </w:r>
+      <w:proofErr w:type="spellStart"/>
+      <w:r>
+        <w:rPr>
+          <w:lang w:val="es-EC"/>
+        </w:rPr>
+        <w:t>APIs</w:t>
+      </w:r>
+      <w:proofErr w:type="spellEnd"/>
+      <w:r>
+        <w:rPr>
+          <w:lang w:val="es-EC"/>
+        </w:rPr>
+        <w:t>, Oracle DB, datos públicos, macroentorno Ecuador.</w:t>
+      </w:r>
+    </w:p>
+    <w:p>
+      <w:pPr>
+        <w:spacing w:after="120" w:line="240" w:lineRule="auto"/>
+        <w:jc w:val="both"/>
+      </w:pPr>
+      <w:r>
+        <w:t>Abstract- Robotic Process Automation (RPA) enables repetitive digital tasks to be transformed into controlled, verifiable, and documented workflows. This paper presents an applied review of RPA using n8n based on two learning stages: a first implemented challenge and the architectural design of the final challenge for the Macroenvironment Dashboard at Universidad Técnica Particular de Loja. The first challenge implemented a three-branch pipeline using Open-Meteo, REST Countries, and Open Library, while the final challenge proposes a scalable architecture for extracting public data from Ecuadorian institutions. The work connects RPA concepts with workflow design, HTTP integrations, data normalization, validation, error handling, Oracle DB persistence, and notifications.</w:t>
+      </w:r>
+    </w:p>
+    <w:p/>
+    <w:p>
+      <w:pPr>
+        <w:pStyle w:val="Ttulo1"/>
+        <w:spacing w:before="140" w:after="60"/>
+        <w:jc w:val="center"/>
+        <w:rPr>
           <w:color w:val="auto"/>
+          <w:lang w:val="es-EC"/>
+        </w:rPr>
+      </w:pPr>
+      <w:r>
+        <w:rPr>
           <w:lang w:val="es-EC"/>
         </w:rPr>
         <w:t>II. INTRODUCCIÓN</w:t>
@@ -230,7 +220,7 @@
         <w:rPr>
           <w:lang w:val="es-EC"/>
         </w:rPr>
-        <w:t xml:space="preserve">Las organizaciones actuales dependen cada vez más de información digital distribuida en plataformas externas, </w:t>
+        <w:t xml:space="preserve">Las organizaciones que trabajan con información pública dependen de fuentes distribuidas en portales, </w:t>
       </w:r>
       <w:proofErr w:type="spellStart"/>
       <w:r>
@@ -244,7 +234,7 @@
         <w:rPr>
           <w:lang w:val="es-EC"/>
         </w:rPr>
-        <w:t>, portales institucionales y servicios web. Aunque muchos procesos se han digitalizado, una parte considerable del trabajo operativo todavía consiste en consultar páginas, descargar archivos, copiar datos, validar resultados, renombrar documentos y comunicar novedades a otros equipos. Estas actividades no siempre requieren razonamiento complejo, pero consumen tiempo, generan dependencia del usuario encargado y aumentan el riesgo de errores por omisión, duplicación o uso de información desactualizada.</w:t>
+        <w:t>, archivos descargables y servicios web. Aunque esos datos se encuentran disponibles, su actualización manual implica abrir sitios institucionales, revisar si existe una nueva versión, descargar archivos, renombrarlos, validar que no estén vacíos y comunicar el resultado a otros equipos. Este tipo de operación es repetitiva, propensa a errores y difícil de auditar cuando no se registra cada ejecución.</w:t>
       </w:r>
     </w:p>
     <w:p>
@@ -260,21 +250,27 @@
         <w:rPr>
           <w:lang w:val="es-EC"/>
         </w:rPr>
-        <w:t xml:space="preserve">En este contexto, la Automatización Robótica de Procesos se presenta como una estrategia orientada a ejecutar tareas repetitivas mediante robots de software. RPA no se limita a imitar acciones humanas sobre una interfaz; también puede integrarse con servicios HTTP, </w:t>
+        <w:t xml:space="preserve">En este contexto, RPA se utiliza como una estrategia para automatizar tareas digitales basadas en reglas. En lugar de que </w:t>
+      </w:r>
+      <w:r>
+        <w:rPr>
+          <w:lang w:val="es-EC"/>
+        </w:rPr>
+        <w:t xml:space="preserve">un usuario repita la misma secuencia de acciones, un </w:t>
       </w:r>
       <w:proofErr w:type="spellStart"/>
       <w:r>
         <w:rPr>
           <w:lang w:val="es-EC"/>
         </w:rPr>
-        <w:t>APIs</w:t>
+        <w:t>workflow</w:t>
       </w:r>
       <w:proofErr w:type="spellEnd"/>
       <w:r>
         <w:rPr>
           <w:lang w:val="es-EC"/>
         </w:rPr>
-        <w:t>, archivos y bases de datos. Esta evolución permite diseñar flujos más estables que un procedimiento manual, ya que cada ejecución puede registrarse, validarse y repetirse bajo las mismas reglas.</w:t>
+        <w:t xml:space="preserve"> puede ejecutar consultas HTTP, guardar archivos, transformar datos, registrar logs y enviar notificaciones. La herramienta n8n resulta adecuada para este escenario porque permite construir flujos visuales con nodos especializados y, cuando es necesario, complementar la lógica mediante código.</w:t>
       </w:r>
     </w:p>
     <w:p>
@@ -290,7 +286,7 @@
         <w:rPr>
           <w:lang w:val="es-EC"/>
         </w:rPr>
-        <w:t>La práctica desarrollada con n8n sigue una cronología progresiva. Primero se construyó un pipeline académico con tres ramas: consulta climática mediante Open-</w:t>
+        <w:t>El trabajo parte de un primer reto académico ya implementado, en el cual se integraron tres fuentes: Open-</w:t>
       </w:r>
       <w:proofErr w:type="spellStart"/>
       <w:r>
@@ -304,7 +300,7 @@
         <w:rPr>
           <w:lang w:val="es-EC"/>
         </w:rPr>
-        <w:t xml:space="preserve">, consulta de datos de países mediante REST </w:t>
+        <w:t xml:space="preserve">, REST </w:t>
       </w:r>
       <w:proofErr w:type="spellStart"/>
       <w:r>
@@ -318,27 +314,21 @@
         <w:rPr>
           <w:lang w:val="es-EC"/>
         </w:rPr>
-        <w:t xml:space="preserve"> y búsqueda de recursos académicos mediante Open Library. Este primer reto permitió comprender la estructura básica de un </w:t>
+        <w:t xml:space="preserve"> y Open Library. Ese primer pipeline permitió practicar activación manual, consumo de </w:t>
       </w:r>
       <w:proofErr w:type="spellStart"/>
       <w:r>
         <w:rPr>
           <w:lang w:val="es-EC"/>
         </w:rPr>
-        <w:t>workflow</w:t>
+        <w:t>APIs</w:t>
       </w:r>
       <w:proofErr w:type="spellEnd"/>
       <w:r>
         <w:rPr>
           <w:lang w:val="es-EC"/>
         </w:rPr>
-        <w:t xml:space="preserve">: un disparador inicial, nodos de consulta, nodos de transformación, un nodo de unión y un reporte final. A partir de esa experiencia, el reto final amplía el alcance hacia un </w:t>
-      </w:r>
-      <w:r>
-        <w:rPr>
-          <w:lang w:val="es-EC"/>
-        </w:rPr>
-        <w:t>escenario institucional: automatizar la obtención de datos públicos para el Tablero Macroentorno Ecuador.</w:t>
+        <w:t>, transformación con nodos Code, consolidación de ramas y generación de un reporte estructurado. Sin embargo, el reto final requiere un alcance mayor: automatizar fuentes públicas reales del macroentorno ecuatoriano y preparar salidas útiles para el equipo de Datos.</w:t>
       </w:r>
     </w:p>
     <w:p>
@@ -354,7 +344,7 @@
         <w:rPr>
           <w:lang w:val="es-EC"/>
         </w:rPr>
-        <w:t>El reto final se encuentra actualmente en la etapa de diseño arquitectónico. Por ello, este artículo no afirma que el pipeline institucional esté completamente implementado, sino que describe la propuesta técnica que guiará su construcción. Esta precisión mantiene coherencia entre el avance real del proyecto y el contenido del documento. La arquitectura propuesta organiza las fuentes por periodicidad, define una capa de extracción, incorpora procesos de normalización y validación, y plantea la persistencia en Oracle DB como repositorio estructurado para el equipo de Datos.</w:t>
+        <w:t>El reto final planteado se orienta al Tablero Macroentorno Ecuador. Para ello se consideran fuentes como el Banco Central del Ecuador, INEC, Superintendencia de Compañías y MINEDUC. Cada fuente posee periodicidad y formato distinto; por tanto, el diseño no puede limitarse a un único flujo lineal. Se necesita una arquitectura general que ordene activación, extracción, validación, almacenamiento, manejo de errores, carga posterior y notificación.</w:t>
       </w:r>
     </w:p>
     <w:p>
@@ -370,7 +360,35 @@
         <w:rPr>
           <w:lang w:val="es-EC"/>
         </w:rPr>
-        <w:t>El problema institucional se origina en la necesidad de reunir información publicada por distintas entidades oficiales. Cada fuente posee su propia lógica de publicación: algunas actualizan datos diariamente, otras lo hacen de forma mensual, trimestral o anual, y algunas permanecen como recursos estáticos que se utilizan como base histórica. Si este proceso se realiza manualmente, el responsable debe repetir acciones similares para cada portal, revisar si existe una versión nueva, descargar el recurso y dejar evidencia de que la actualización fue realizada.</w:t>
+        <w:t xml:space="preserve">La corrección principal del documento consiste en separar adecuadamente el contenido. El estado del arte se resume en una sola sección y se relaciona directamente con el reto final; las herramientas de trabajo, como n8n, Docker, HTTP </w:t>
+      </w:r>
+      <w:proofErr w:type="spellStart"/>
+      <w:r>
+        <w:rPr>
+          <w:lang w:val="es-EC"/>
+        </w:rPr>
+        <w:t>Request</w:t>
+      </w:r>
+      <w:proofErr w:type="spellEnd"/>
+      <w:r>
+        <w:rPr>
+          <w:lang w:val="es-EC"/>
+        </w:rPr>
+        <w:t xml:space="preserve">, logs, Oracle </w:t>
+      </w:r>
+      <w:proofErr w:type="spellStart"/>
+      <w:r>
+        <w:rPr>
+          <w:lang w:val="es-EC"/>
+        </w:rPr>
+        <w:t>Database</w:t>
+      </w:r>
+      <w:proofErr w:type="spellEnd"/>
+      <w:r>
+        <w:rPr>
+          <w:lang w:val="es-EC"/>
+        </w:rPr>
+        <w:t xml:space="preserve"> y C4, se incorporan como parte del marco conceptual; y se agrega una sección propia para describir plenamente el reto, sus fuentes, salidas y criterios de cumplimiento.</w:t>
       </w:r>
     </w:p>
     <w:p>
@@ -386,28 +404,7 @@
         <w:rPr>
           <w:lang w:val="es-EC"/>
         </w:rPr>
-        <w:t xml:space="preserve">El objetivo general del artículo es analizar cómo n8n puede utilizarse como herramienta de RPA para pasar de una práctica de integración de </w:t>
-      </w:r>
-      <w:proofErr w:type="spellStart"/>
-      <w:r>
-        <w:rPr>
-          <w:lang w:val="es-EC"/>
-        </w:rPr>
-        <w:t>APIs</w:t>
-      </w:r>
-      <w:proofErr w:type="spellEnd"/>
-      <w:r>
-        <w:rPr>
-          <w:lang w:val="es-EC"/>
-        </w:rPr>
-        <w:t xml:space="preserve"> a una arquitectura institucional de extracción de datos. Para cumplir este objetivo, el documento se estructura en ocho apartados: resumen, introducción, marco conceptual, trabajos relacionados, herramientas y tecnologías, tendencias a futuro, </w:t>
-      </w:r>
-      <w:r>
-        <w:rPr>
-          <w:lang w:val="es-EC"/>
-        </w:rPr>
-        <w:lastRenderedPageBreak/>
-        <w:t>conclusiones y referencias. Esta estructura respeta el formato solicitado y permite presentar la información desde una base teórica hasta la propuesta aplicada.</w:t>
+        <w:t>El objetivo del artículo es documentar la base conceptual, arquitectónica y metodológica para construir el Pipeline RPA Macroentorno Ecuador. La propuesta no se presenta como una aplicación aislada, sino como un proceso de ingeniería: primero se entiende el problema, luego se diseña la arquitectura mediante C4, después se implementan fuentes de forma incremental y finalmente se valida la trazabilidad mediante archivos, logs, historial de ejecución y notificaciones.</w:t>
       </w:r>
     </w:p>
     <w:p>
@@ -422,8 +419,6 @@
       </w:pPr>
       <w:r>
         <w:rPr>
-          <w:rFonts w:ascii="Times New Roman" w:hAnsi="Times New Roman"/>
-          <w:color w:val="auto"/>
           <w:lang w:val="es-EC"/>
         </w:rPr>
         <w:t>III. MARCO CONCEPTUAL</w:t>
@@ -440,8 +435,6 @@
       </w:pPr>
       <w:r>
         <w:rPr>
-          <w:rFonts w:ascii="Times New Roman" w:hAnsi="Times New Roman"/>
-          <w:color w:val="auto"/>
           <w:lang w:val="es-EC"/>
         </w:rPr>
         <w:t>A. Automatización Robótica de Procesos</w:t>
@@ -460,7 +453,7 @@
         <w:rPr>
           <w:lang w:val="es-EC"/>
         </w:rPr>
-        <w:t>La Automatización Robótica de Procesos se define como el uso de robots de software para ejecutar actividades digitales repetitivas, estructuradas y basadas en reglas. En términos de ingeniería, un robot de software puede entenderse como una secuencia automatizada que recibe entradas, aplica operaciones definidas y genera salidas verificables. Su valor no está únicamente en ahorrar tiempo, sino en convertir una tarea informal en un proceso controlado, medible y documentado.</w:t>
+        <w:t>La Automatización Robótica de Procesos se define como el uso de robots de software para ejecutar actividades digitales repetitivas, estructuradas y basadas en reglas. En ingeniería de procesos, un robot no debe entenderse solo como una simulación de clics, sino como una secuencia controlada que recibe entradas, aplica reglas y produce salidas verificables. Su valor principal está en reducir la variabilidad de tareas manuales y generar evidencia de ejecución.</w:t>
       </w:r>
     </w:p>
     <w:p>
@@ -476,7 +469,8 @@
         <w:rPr>
           <w:lang w:val="es-EC"/>
         </w:rPr>
-        <w:t>RPA resulta adecuada cuando el proceso cumple tres condiciones: repetición, estabilidad relativa de reglas y posibilidad de verificación. En el primer reto, estas condiciones aparecen en la consulta repetida de servicios públicos mediante HTTP y en la construcción de un reporte final. En el reto final, se observan en la extracción periódica de archivos de instituciones públicas, la organización por fuente y la necesidad de validar que cada recurso descargado sea correcto antes de entregarlo al equipo de Datos.</w:t>
+        <w:lastRenderedPageBreak/>
+        <w:t>RPA es adecuada cuando el proceso tiene repetición, reglas relativamente estables y posibilidad de verificación. Estas condiciones se cumplen en el reto final porque las fuentes públicas deben revisarse con periodicidades definidas, los archivos descargados deben guardarse en rutas controladas y cada ejecución debe dejar evidencia de éxito o fallo. La automatización no elimina el análisis posterior del equipo de Datos; se concentra en entregar insumos confiables.</w:t>
       </w:r>
     </w:p>
     <w:p>
@@ -492,21 +486,7 @@
         <w:rPr>
           <w:lang w:val="es-EC"/>
         </w:rPr>
-        <w:t xml:space="preserve">Una característica importante de RPA es que no necesariamente reemplaza los sistemas existentes. En muchos casos actúa como una capa de automatización que se ubica por encima de aplicaciones web, </w:t>
-      </w:r>
-      <w:proofErr w:type="spellStart"/>
-      <w:r>
-        <w:rPr>
-          <w:lang w:val="es-EC"/>
-        </w:rPr>
-        <w:t>APIs</w:t>
-      </w:r>
-      <w:proofErr w:type="spellEnd"/>
-      <w:r>
-        <w:rPr>
-          <w:lang w:val="es-EC"/>
-        </w:rPr>
-        <w:t>, hojas de cálculo o bases de datos. Esta capa ejecuta actividades que anteriormente realizaba un usuario humano, pero lo hace con reglas estables y con la capacidad de registrar cada paso. Por esta razón, RPA es útil cuando la institución no controla directamente las plataformas de origen, como ocurre con los portales públicos utilizados en el reto final.</w:t>
+        <w:t>El reto final no busca automatizar una interfaz privada, sino integrar fuentes públicas heterogéneas. Esta característica obliga a tratar la automatización como una capa de integración situada sobre portales institucionales, archivos, respuestas HTTP y base de datos. Por ello, el pipeline debe estar diseñado para soportar cambios moderados en las fuentes, fallos temporales y validaciones mínimas antes de entregar resultados.</w:t>
       </w:r>
     </w:p>
     <w:p>
@@ -522,7 +502,7 @@
         <w:rPr>
           <w:lang w:val="es-EC"/>
         </w:rPr>
-        <w:t>La automatización puede ser asistida o desatendida. La automatización asistida requiere intervención del usuario durante una parte del proceso, mientras que la automatización desatendida ejecuta tareas de forma programada. El primer reto corresponde principalmente a una ejecución manual controlada, porque se activa desde un nodo Manual Trigger. El reto final, en cambio, se orienta hacia una automatización desatendida mediante Schedule Trigger, debido a que las fuentes deben consultarse según su periodicidad oficial.</w:t>
+        <w:t>La automatización puede ser asistida o desatendida. En el primer reto predominó la ejecución asistida mediante Manual Trigger, porque el objetivo era probar el flujo. En el reto final se requiere avanzar hacia ejecución desatendida con Schedule Trigger, ya que algunas fuentes se actualizan diariamente, otras mensualmente, otras trimestralmente y otras de forma anual o estática.</w:t>
       </w:r>
     </w:p>
     <w:p>
@@ -536,26 +516,20 @@
       </w:pPr>
       <w:r>
         <w:rPr>
-          <w:rFonts w:ascii="Times New Roman" w:hAnsi="Times New Roman"/>
-          <w:color w:val="auto"/>
-          <w:lang w:val="es-EC"/>
-        </w:rPr>
-        <w:t xml:space="preserve">B. </w:t>
+          <w:lang w:val="es-EC"/>
+        </w:rPr>
+        <w:t xml:space="preserve">B. n8n, </w:t>
       </w:r>
       <w:proofErr w:type="spellStart"/>
       <w:r>
         <w:rPr>
-          <w:rFonts w:ascii="Times New Roman" w:hAnsi="Times New Roman"/>
-          <w:color w:val="auto"/>
-          <w:lang w:val="es-EC"/>
-        </w:rPr>
-        <w:t>Workflows</w:t>
+          <w:lang w:val="es-EC"/>
+        </w:rPr>
+        <w:t>workflows</w:t>
       </w:r>
       <w:proofErr w:type="spellEnd"/>
       <w:r>
         <w:rPr>
-          <w:rFonts w:ascii="Times New Roman" w:hAnsi="Times New Roman"/>
-          <w:color w:val="auto"/>
           <w:lang w:val="es-EC"/>
         </w:rPr>
         <w:t>, nodos y orquestación</w:t>
@@ -574,21 +548,21 @@
         <w:rPr>
           <w:lang w:val="es-EC"/>
         </w:rPr>
-        <w:t xml:space="preserve">Un </w:t>
+        <w:t xml:space="preserve">n8n es la plataforma de automatización seleccionada para el reto porque permite construir </w:t>
       </w:r>
       <w:proofErr w:type="spellStart"/>
       <w:r>
         <w:rPr>
           <w:lang w:val="es-EC"/>
         </w:rPr>
-        <w:t>workflow</w:t>
+        <w:t>workflows</w:t>
       </w:r>
       <w:proofErr w:type="spellEnd"/>
       <w:r>
         <w:rPr>
           <w:lang w:val="es-EC"/>
         </w:rPr>
-        <w:t xml:space="preserve"> representa el recorrido lógico de una automatización. En n8n, este recorrido se modela mediante nodos conectados entre sí. Cada nodo cumple una responsabilidad concreta: iniciar la ejecución, consultar un servicio, transformar datos, dividir lotes, unir ramas, validar condiciones o generar salidas. Esta estructura favorece </w:t>
+        <w:t xml:space="preserve"> mediante nodos conectados. Cada nodo cumple una responsabilidad: activar el flujo, configurar una fuente, realizar una solicitud HTTP, validar una condición, transformar datos, guardar archivos o enviar una notificación. Esta separación favorece </w:t>
       </w:r>
       <w:proofErr w:type="gramStart"/>
       <w:r>
@@ -602,7 +576,7 @@
         <w:rPr>
           <w:lang w:val="es-EC"/>
         </w:rPr>
-        <w:t>, porque el flujo completo puede dividirse en partes comprensibles y reutilizables.</w:t>
+        <w:t xml:space="preserve"> y permite probar cada parte de forma independiente.</w:t>
       </w:r>
     </w:p>
     <w:p>
@@ -618,41 +592,21 @@
         <w:rPr>
           <w:lang w:val="es-EC"/>
         </w:rPr>
-        <w:t>El primer reto evidencia este enfoque modular. El nodo Inicio de Pipeline activa tres ramas paralelas. La primera rama define ciudades de Ecuador, transforma la lista, itera cada ciudad, consulta Open-</w:t>
+        <w:t xml:space="preserve">Un </w:t>
       </w:r>
       <w:proofErr w:type="spellStart"/>
       <w:r>
         <w:rPr>
           <w:lang w:val="es-EC"/>
         </w:rPr>
-        <w:t>Meteo</w:t>
+        <w:t>workflow</w:t>
       </w:r>
       <w:proofErr w:type="spellEnd"/>
       <w:r>
         <w:rPr>
           <w:lang w:val="es-EC"/>
         </w:rPr>
-        <w:t xml:space="preserve">, normaliza temperatura y viento, y calcula estadísticas regionales. La segunda rama </w:t>
-      </w:r>
-      <w:r>
-        <w:rPr>
-          <w:lang w:val="es-EC"/>
-        </w:rPr>
-        <w:t xml:space="preserve">consulta REST </w:t>
-      </w:r>
-      <w:proofErr w:type="spellStart"/>
-      <w:r>
-        <w:rPr>
-          <w:lang w:val="es-EC"/>
-        </w:rPr>
-        <w:t>Countries</w:t>
-      </w:r>
-      <w:proofErr w:type="spellEnd"/>
-      <w:r>
-        <w:rPr>
-          <w:lang w:val="es-EC"/>
-        </w:rPr>
-        <w:t xml:space="preserve"> y normaliza información de países como nombre, capital, población, área, densidad, moneda e idioma oficial. La tercera rama consulta Open Library y filtra recursos académicos publicados desde 2015. Finalmente, el nodo Unir Ramas de Pipeline integra los resultados y el nodo Reporte Final produce una salida estructurada.</w:t>
+        <w:t xml:space="preserve"> representa el recorrido lógico de la automatización. En el primer reto se usó un disparador manual, tres ramas de consulta y un nodo de consolidación. En el reto final el patrón se mantiene, pero se amplía: las fuentes se organizan por periodicidad y cada rama debe aplicar reglas comunes de extracción, validación, almacenamiento y registro de errores.</w:t>
       </w:r>
     </w:p>
     <w:p>
@@ -668,7 +622,7 @@
         <w:rPr>
           <w:lang w:val="es-EC"/>
         </w:rPr>
-        <w:t>La orquestación consiste en coordinar la ejecución de esas ramas y controlar el orden de las operaciones. En un flujo simple, los nodos se ejecutan de manera lineal. En un flujo más elaborado, pueden existir ramas paralelas, ciclos, validaciones condicionales y rutas de error. El primer reto introduce este principio mediante la división en tres ramas y la posterior consolidación en un reporte. El reto final amplía la idea al organizar fuentes por periodicidad y al proponer esquemas de salida diferenciados.</w:t>
+        <w:t>La orquestación consiste en coordinar el orden de ejecución. El orquestador n8n inicia a partir de un evento manual o programado, decide qué fuente ejecutar, envía la solicitud correspondiente y encadena los módulos posteriores. Desde el punto de vista de arquitectura C4, n8n se modela como el contenedor central que coordina el pipeline, no como una lista de nodos aislados.</w:t>
       </w:r>
     </w:p>
     <w:p>
@@ -692,7 +646,7 @@
         <w:rPr>
           <w:lang w:val="es-EC"/>
         </w:rPr>
-        <w:t xml:space="preserve"> facilita el mantenimiento. Si una API cambia su estructura de respuesta, únicamente se ajusta el nodo de normalización correspondiente. Si una fuente institucional modifica su enlace de descarga, se actualiza el nodo de extracción asociado sin rediseñar todo el pipeline. Esta separación es esencial para que una automatización académica pueda evolucionar hacia una solución institucional mantenible.</w:t>
+        <w:t xml:space="preserve"> es importante para el mantenimiento. Si una fuente cambia su enlace o formato, se modifica el módulo de extracción o normalización de esa fuente sin rediseñar todo el sistema. Este principio permite que el reto final crezca desde una primera fuente funcional hacia un conjunto de fuentes institucionales.</w:t>
       </w:r>
     </w:p>
     <w:p>
@@ -701,17 +655,16 @@
         <w:spacing w:before="80" w:after="60"/>
         <w:rPr>
           <w:color w:val="auto"/>
-          <w:lang w:val="es-EC"/>
-        </w:rPr>
-      </w:pPr>
-      <w:r>
-        <w:rPr>
-          <w:rFonts w:ascii="Times New Roman" w:hAnsi="Times New Roman"/>
-          <w:color w:val="auto"/>
-          <w:lang w:val="es-EC"/>
-        </w:rPr>
-        <w:t>C. Trazabilidad, validación y manejo de errores</w:t>
-      </w:r>
+        </w:rPr>
+      </w:pPr>
+      <w:r>
+        <w:t xml:space="preserve">C. Triggers, HTTP Request, Code y </w:t>
+      </w:r>
+      <w:proofErr w:type="spellStart"/>
+      <w:r>
+        <w:t>archivos</w:t>
+      </w:r>
+      <w:proofErr w:type="spellEnd"/>
     </w:p>
     <w:p>
       <w:pPr>
@@ -726,7 +679,41 @@
         <w:rPr>
           <w:lang w:val="es-EC"/>
         </w:rPr>
-        <w:t>La trazabilidad es la capacidad de identificar qué acción se ejecutó, cuándo ocurrió, qué fuente fue consultada y cuál fue el resultado obtenido. En automatización, este principio permite auditar ejecuciones y localizar fallos. Para el reto final, la trazabilidad se materializa en la planificación de registros de ejecución, rutas por fuente, esquemas de base de datos y metadatos asociados a cada carga.</w:t>
+        <w:t xml:space="preserve">Los </w:t>
+      </w:r>
+      <w:proofErr w:type="spellStart"/>
+      <w:r>
+        <w:rPr>
+          <w:lang w:val="es-EC"/>
+        </w:rPr>
+        <w:t>triggers</w:t>
+      </w:r>
+      <w:proofErr w:type="spellEnd"/>
+      <w:r>
+        <w:rPr>
+          <w:lang w:val="es-EC"/>
+        </w:rPr>
+        <w:t xml:space="preserve"> son eventos de activación. El Manual Trigger se utiliza durante las pruebas, cuando el operador RPA ejecuta el flujo para verificar una fuente. El Schedule Trigger se </w:t>
+      </w:r>
+      <w:r>
+        <w:rPr>
+          <w:lang w:val="es-EC"/>
+        </w:rPr>
+        <w:t xml:space="preserve">utiliza para automatizar ejecuciones según periodicidad: diaria, mensual, trimestral o anual. En el diagrama C4 Nivel 2, ambos </w:t>
+      </w:r>
+      <w:proofErr w:type="spellStart"/>
+      <w:r>
+        <w:rPr>
+          <w:lang w:val="es-EC"/>
+        </w:rPr>
+        <w:t>triggers</w:t>
+      </w:r>
+      <w:proofErr w:type="spellEnd"/>
+      <w:r>
+        <w:rPr>
+          <w:lang w:val="es-EC"/>
+        </w:rPr>
+        <w:t xml:space="preserve"> aparecen como contenedores de activación conectados al orquestador n8n.</w:t>
       </w:r>
     </w:p>
     <w:p>
@@ -742,7 +729,63 @@
         <w:rPr>
           <w:lang w:val="es-EC"/>
         </w:rPr>
-        <w:t>La validación es igualmente relevante. Una respuesta HTTP exitosa no garantiza que el archivo o dato recibido sea útil. Puede ocurrir que la fuente devuelva un recurso vacío, una página de error o una estructura distinta a la esperada. Por esta razón, la arquitectura del reto final incorpora una etapa de normalización y verificación antes de cargar datos en Oracle DB. El manejo de errores debe impedir que una falla parcial detenga todo el pipeline y debe generar alertas que faciliten la corrección.</w:t>
+        <w:t xml:space="preserve">La documentación técnica de n8n respalda esta elección. El Schedule Trigger permite ejecutar </w:t>
+      </w:r>
+      <w:proofErr w:type="spellStart"/>
+      <w:r>
+        <w:rPr>
+          <w:lang w:val="es-EC"/>
+        </w:rPr>
+        <w:t>workflows</w:t>
+      </w:r>
+      <w:proofErr w:type="spellEnd"/>
+      <w:r>
+        <w:rPr>
+          <w:lang w:val="es-EC"/>
+        </w:rPr>
+        <w:t xml:space="preserve"> en intervalos o fechas específicas, con un comportamiento similar a Cron [19]. El HTTP </w:t>
+      </w:r>
+      <w:proofErr w:type="spellStart"/>
+      <w:r>
+        <w:rPr>
+          <w:lang w:val="es-EC"/>
+        </w:rPr>
+        <w:t>Request</w:t>
+      </w:r>
+      <w:proofErr w:type="spellEnd"/>
+      <w:r>
+        <w:rPr>
+          <w:lang w:val="es-EC"/>
+        </w:rPr>
+        <w:t xml:space="preserve"> permite realizar solicitudes a servicios o recursos web, por lo que se ajusta a la extracción desde </w:t>
+      </w:r>
+      <w:proofErr w:type="spellStart"/>
+      <w:r>
+        <w:rPr>
+          <w:lang w:val="es-EC"/>
+        </w:rPr>
+        <w:t>APIs</w:t>
+      </w:r>
+      <w:proofErr w:type="spellEnd"/>
+      <w:r>
+        <w:rPr>
+          <w:lang w:val="es-EC"/>
+        </w:rPr>
+        <w:t xml:space="preserve">, páginas y enlaces públicos [20]. El Code </w:t>
+      </w:r>
+      <w:proofErr w:type="spellStart"/>
+      <w:r>
+        <w:rPr>
+          <w:lang w:val="es-EC"/>
+        </w:rPr>
+        <w:t>Node</w:t>
+      </w:r>
+      <w:proofErr w:type="spellEnd"/>
+      <w:r>
+        <w:rPr>
+          <w:lang w:val="es-EC"/>
+        </w:rPr>
+        <w:t xml:space="preserve"> permite ejecutar JavaScript o Python dentro del flujo [21], lo cual es necesario para normalizar campos, construir metadatos, validar respuestas y preparar datos antes de su persistencia.</w:t>
       </w:r>
     </w:p>
     <w:p>
@@ -758,35 +801,49 @@
         <w:rPr>
           <w:lang w:val="es-EC"/>
         </w:rPr>
-        <w:t xml:space="preserve">En el primer reto ya se observa una aproximación al control de errores mediante la opción </w:t>
+        <w:t xml:space="preserve">El nodo HTTP </w:t>
       </w:r>
       <w:proofErr w:type="spellStart"/>
       <w:r>
         <w:rPr>
           <w:lang w:val="es-EC"/>
         </w:rPr>
-        <w:t>continueRegularOutput</w:t>
+        <w:t>Request</w:t>
       </w:r>
       <w:proofErr w:type="spellEnd"/>
       <w:r>
         <w:rPr>
           <w:lang w:val="es-EC"/>
         </w:rPr>
-        <w:t xml:space="preserve"> en nodos HTTP </w:t>
+        <w:t xml:space="preserve"> es el componente de extracción. Su función es consultar </w:t>
       </w:r>
       <w:proofErr w:type="spellStart"/>
       <w:r>
         <w:rPr>
           <w:lang w:val="es-EC"/>
         </w:rPr>
-        <w:t>Request</w:t>
+        <w:t>URLs</w:t>
       </w:r>
       <w:proofErr w:type="spellEnd"/>
       <w:r>
         <w:rPr>
           <w:lang w:val="es-EC"/>
         </w:rPr>
-        <w:t xml:space="preserve"> y mediante la construcción de objetos de error dentro del nodo de filtrado de recursos académicos. Esta lógica permite que el reporte final pueda marcar un estado incompleto si una rama presenta inconvenientes. El reto final debe fortalecer ese criterio incorporando reintentos, logs y mensajes claros por fuente.</w:t>
+        <w:t xml:space="preserve">, </w:t>
+      </w:r>
+      <w:proofErr w:type="spellStart"/>
+      <w:r>
+        <w:rPr>
+          <w:lang w:val="es-EC"/>
+        </w:rPr>
+        <w:t>APIs</w:t>
+      </w:r>
+      <w:proofErr w:type="spellEnd"/>
+      <w:r>
+        <w:rPr>
+          <w:lang w:val="es-EC"/>
+        </w:rPr>
+        <w:t xml:space="preserve"> o recursos publicados por las instituciones. En el reto final debe configurarse para manejar método GET o POST, parámetros, cabeceras, cookies cuando sean necesarias y descarga binaria de archivos. Una respuesta HTTP exitosa no basta; por eso se conecta con un módulo de validación.</w:t>
       </w:r>
     </w:p>
     <w:p>
@@ -802,26 +859,21 @@
         <w:rPr>
           <w:lang w:val="es-EC"/>
         </w:rPr>
-        <w:t>La validación también se relaciona con la calidad de datos. Antes de almacenar información en Oracle DB, el flujo debe revisar si los campos obligatorios existen, si los valores numéricos tienen formato adecuado, si las fechas pueden interpretarse y si la estructura coincide con el esquema esperado. Sin estas reglas, la automatización podría cargar datos incorrectos y trasladar el problema al equipo de Datos.</w:t>
-      </w:r>
-    </w:p>
-    <w:p>
-      <w:pPr>
-        <w:pStyle w:val="Ttulo2"/>
-        <w:spacing w:before="80" w:after="60"/>
-        <w:rPr>
-          <w:color w:val="auto"/>
-          <w:lang w:val="es-EC"/>
-        </w:rPr>
-      </w:pPr>
-      <w:r>
-        <w:rPr>
-          <w:rFonts w:ascii="Times New Roman" w:hAnsi="Times New Roman"/>
-          <w:color w:val="auto"/>
-          <w:lang w:val="es-EC"/>
-        </w:rPr>
-        <w:lastRenderedPageBreak/>
-        <w:t>D. Pipeline de datos y persistencia</w:t>
+        <w:t xml:space="preserve">El nodo Code permite implementar lógica que no se resuelve de manera directa con nodos visuales. En el reto final puede construir nombres de archivo, agregar fecha de descarga, normalizar campos, verificar existencia de </w:t>
+      </w:r>
+      <w:proofErr w:type="spellStart"/>
+      <w:r>
+        <w:rPr>
+          <w:lang w:val="es-EC"/>
+        </w:rPr>
+        <w:t>binary.data</w:t>
+      </w:r>
+      <w:proofErr w:type="spellEnd"/>
+      <w:r>
+        <w:rPr>
+          <w:lang w:val="es-EC"/>
+        </w:rPr>
+        <w:t>, generar objetos de log y preparar registros para carga posterior. Esta lógica forma parte de la capa de abstracción del pipeline.</w:t>
       </w:r>
     </w:p>
     <w:p>
@@ -837,7 +889,37 @@
         <w:rPr>
           <w:lang w:val="es-EC"/>
         </w:rPr>
-        <w:t>Un pipeline de datos es una secuencia de etapas que recibe información desde fuentes externas, la transforma y la entrega en un destino utilizable. En este artículo, el pipeline del primer reto produce un reporte JSON consolidado, mientras que el reto final propone una arquitectura con persistencia en Oracle DB. Esta diferencia marca una evolución importante: de la integración temporal de resultados hacia el almacenamiento estructurado y consultable.</w:t>
+        <w:t>El manejo de archivos es otra herramienta del marco conceptual. Los datos descargados se guardan como archivos crudos en una estructura trazable: institución, categoría y fecha. Esta decisión conserva evidencia de la fuente original y evita depender únicamente de la carga en base de datos. En Docker, la ruta interna usada por n8n se monta hacia una carpeta de Windows para que los archivos sean visibles fuera del contenedor.</w:t>
+      </w:r>
+    </w:p>
+    <w:p>
+      <w:pPr>
+        <w:pStyle w:val="Ttulo2"/>
+        <w:spacing w:before="80" w:after="60"/>
+        <w:rPr>
+          <w:color w:val="auto"/>
+          <w:lang w:val="es-EC"/>
+        </w:rPr>
+      </w:pPr>
+      <w:r>
+        <w:rPr>
+          <w:lang w:val="es-EC"/>
+        </w:rPr>
+        <w:t xml:space="preserve">D. Docker, Oracle </w:t>
+      </w:r>
+      <w:proofErr w:type="spellStart"/>
+      <w:r>
+        <w:rPr>
+          <w:lang w:val="es-EC"/>
+        </w:rPr>
+        <w:t>Database</w:t>
+      </w:r>
+      <w:proofErr w:type="spellEnd"/>
+      <w:r>
+        <w:rPr>
+          <w:lang w:val="es-EC"/>
+        </w:rPr>
+        <w:t>, logs y modelo C4</w:t>
       </w:r>
     </w:p>
     <w:p>
@@ -853,13 +935,99 @@
         <w:rPr>
           <w:lang w:val="es-EC"/>
         </w:rPr>
-        <w:t xml:space="preserve">La persistencia en base de datos permite separar la automatización de la visualización final. El </w:t>
+        <w:t>Docker permite ejecutar n8n en un entorno controlado. Cuando n8n corre dentro de un contenedor, las rutas de Windows no se interpretan directamente; por eso se utiliza un volumen que mapea una carpeta local hacia una ruta interna como /home/</w:t>
       </w:r>
       <w:proofErr w:type="spellStart"/>
       <w:r>
         <w:rPr>
           <w:lang w:val="es-EC"/>
         </w:rPr>
+        <w:t>node</w:t>
+      </w:r>
+      <w:proofErr w:type="spellEnd"/>
+      <w:r>
+        <w:rPr>
+          <w:lang w:val="es-EC"/>
+        </w:rPr>
+        <w:t>/</w:t>
+      </w:r>
+      <w:proofErr w:type="spellStart"/>
+      <w:r>
+        <w:rPr>
+          <w:lang w:val="es-EC"/>
+        </w:rPr>
+        <w:t>datos_macroentorno</w:t>
+      </w:r>
+      <w:proofErr w:type="spellEnd"/>
+      <w:r>
+        <w:rPr>
+          <w:lang w:val="es-EC"/>
+        </w:rPr>
+        <w:t xml:space="preserve">. Este criterio es fundamental para que el nodo Write File </w:t>
+      </w:r>
+      <w:proofErr w:type="spellStart"/>
+      <w:r>
+        <w:rPr>
+          <w:lang w:val="es-EC"/>
+        </w:rPr>
+        <w:t>to</w:t>
+      </w:r>
+      <w:proofErr w:type="spellEnd"/>
+      <w:r>
+        <w:rPr>
+          <w:lang w:val="es-EC"/>
+        </w:rPr>
+        <w:t xml:space="preserve"> Disk pueda guardar archivos correctamente.</w:t>
+      </w:r>
+    </w:p>
+    <w:p>
+      <w:pPr>
+        <w:spacing w:after="60" w:line="240" w:lineRule="auto"/>
+        <w:ind w:firstLine="216"/>
+        <w:jc w:val="both"/>
+        <w:rPr>
+          <w:lang w:val="es-EC"/>
+        </w:rPr>
+      </w:pPr>
+      <w:r>
+        <w:rPr>
+          <w:lang w:val="es-EC"/>
+        </w:rPr>
+        <w:t xml:space="preserve">El modelo C4 se utiliza para documentar la arquitectura de manera gradual. En particular, el diagrama de contenedores muestra la forma general del sistema, las responsabilidades principales y la comunicación entre componentes [22]. Por esta razón, para el reto final se emplea C4 Nivel 2: permite representar </w:t>
+      </w:r>
+      <w:proofErr w:type="spellStart"/>
+      <w:r>
+        <w:rPr>
+          <w:lang w:val="es-EC"/>
+        </w:rPr>
+        <w:t>triggers</w:t>
+      </w:r>
+      <w:proofErr w:type="spellEnd"/>
+      <w:r>
+        <w:rPr>
+          <w:lang w:val="es-EC"/>
+        </w:rPr>
+        <w:t xml:space="preserve">, orquestador n8n, extracción, validación, repositorio, normalización, logs, Oracle </w:t>
+      </w:r>
+      <w:proofErr w:type="spellStart"/>
+      <w:r>
+        <w:rPr>
+          <w:lang w:val="es-EC"/>
+        </w:rPr>
+        <w:t>Database</w:t>
+      </w:r>
+      <w:proofErr w:type="spellEnd"/>
+      <w:r>
+        <w:rPr>
+          <w:lang w:val="es-EC"/>
+        </w:rPr>
+        <w:t xml:space="preserve"> y notificación, sin caer en el detalle de cada nodo interno del </w:t>
+      </w:r>
+      <w:proofErr w:type="spellStart"/>
+      <w:r>
+        <w:rPr>
+          <w:lang w:val="es-EC"/>
+        </w:rPr>
         <w:t>workflow</w:t>
       </w:r>
       <w:proofErr w:type="spellEnd"/>
@@ -867,7 +1035,58 @@
         <w:rPr>
           <w:lang w:val="es-EC"/>
         </w:rPr>
-        <w:t xml:space="preserve"> no necesita construir directamente el tablero; su responsabilidad es alimentar un repositorio confiable. Posteriormente, el equipo de Datos puede limpiar, consultar, transformar o visualizar la información según sus propios procesos. Esta separación de responsabilidades mejora la arquitectura porque evita concentrar extracción, limpieza, análisis y visualización en un único flujo.</w:t>
+        <w:t>.</w:t>
+      </w:r>
+    </w:p>
+    <w:p>
+      <w:pPr>
+        <w:spacing w:after="60" w:line="240" w:lineRule="auto"/>
+        <w:ind w:firstLine="216"/>
+        <w:jc w:val="both"/>
+        <w:rPr>
+          <w:lang w:val="es-EC"/>
+        </w:rPr>
+      </w:pPr>
+      <w:r>
+        <w:rPr>
+          <w:lang w:val="es-EC"/>
+        </w:rPr>
+        <w:t xml:space="preserve">Oracle </w:t>
+      </w:r>
+      <w:proofErr w:type="spellStart"/>
+      <w:r>
+        <w:rPr>
+          <w:lang w:val="es-EC"/>
+        </w:rPr>
+        <w:t>Database</w:t>
+      </w:r>
+      <w:proofErr w:type="spellEnd"/>
+      <w:r>
+        <w:rPr>
+          <w:lang w:val="es-EC"/>
+        </w:rPr>
+        <w:t xml:space="preserve"> se considera como destino estructurado posterior. La base de datos no reemplaza al repositorio crudo; lo complementa. Los archivos descargados conservan trazabilidad y la base de datos organiza registros normalizados en tablas </w:t>
+      </w:r>
+      <w:proofErr w:type="spellStart"/>
+      <w:r>
+        <w:rPr>
+          <w:lang w:val="es-EC"/>
+        </w:rPr>
+        <w:t>staging</w:t>
+      </w:r>
+      <w:proofErr w:type="spellEnd"/>
+      <w:r>
+        <w:rPr>
+          <w:lang w:val="es-EC"/>
+        </w:rPr>
+        <w:t xml:space="preserve"> por fuente. Los logs registran </w:t>
+      </w:r>
+      <w:r>
+        <w:rPr>
+          <w:lang w:val="es-EC"/>
+        </w:rPr>
+        <w:lastRenderedPageBreak/>
+        <w:t>fecha, fuente, estado, intentos, ruta del archivo y mensaje de error. Finalmente, el modelo C4 se usa para representar la arquitectura de forma general, separando contexto, contenedores y componentes.</w:t>
       </w:r>
     </w:p>
     <w:p>
@@ -880,11 +1099,9 @@
       </w:pPr>
       <w:r>
         <w:rPr>
-          <w:i/>
-          <w:sz w:val="16"/>
-          <w:lang w:val="es-EC"/>
-        </w:rPr>
-        <w:t>Tabla I. Componentes principales del primer reto realizado en n8n.</w:t>
+          <w:lang w:val="es-EC"/>
+        </w:rPr>
+        <w:t>Tabla I. Componentes del primer pipeline y conceptos que se reutilizan en el reto final.</w:t>
       </w:r>
     </w:p>
     <w:p>
@@ -944,11 +1161,9 @@
       </w:pPr>
       <w:r>
         <w:rPr>
-          <w:rFonts w:ascii="Times New Roman" w:hAnsi="Times New Roman"/>
-          <w:color w:val="auto"/>
-          <w:lang w:val="es-EC"/>
-        </w:rPr>
-        <w:t>IV. TRABAJOS RELACIONADOS</w:t>
+          <w:lang w:val="es-EC"/>
+        </w:rPr>
+        <w:t>IV. ESTADO DEL ARTE APLICADO AL RETO FINAL</w:t>
       </w:r>
     </w:p>
     <w:p>
@@ -964,7 +1179,7 @@
         <w:rPr>
           <w:lang w:val="es-EC"/>
         </w:rPr>
-        <w:t>La literatura sobre RPA coincide en que la automatización aporta valor cuando se aplica a procesos repetitivos, de alto volumen y con reglas claras. Estudios relacionados con automatización empresarial destacan beneficios como reducción de tiempos, disminución de errores y mejora de la consistencia operativa. Sin embargo, también señalan que una automatización mal diseñada puede volverse frágil si depende excesivamente de interfaces cambiantes o si no posee mecanismos de monitoreo y recuperación.</w:t>
+        <w:t>El estado del arte sobre RPA muestra que la automatización genera valor cuando se aplica a procesos repetitivos, de alto volumen y con reglas claras. En el reto final, la necesidad no consiste en reemplazar un sistema institucional existente, sino en automatizar la obtención de datos desde fuentes externas que publican información con distintos formatos y frecuencias. Por ello, la automatización se entiende como una capa de integración y control.</w:t>
       </w:r>
     </w:p>
     <w:p>
@@ -980,7 +1195,7 @@
         <w:rPr>
           <w:lang w:val="es-EC"/>
         </w:rPr>
-        <w:t>Los trabajos sobre gestión de procesos de negocio y minería de procesos aportan una idea clave para este artículo: antes de automatizar, es necesario comprender el proceso. Esta premisa se refleja en el reto final, donde el primer entregable no es el flujo JSON, sino el diagrama de arquitectura. La arquitectura permite definir fuentes, periodicidades, responsables, herramientas, validaciones y rutas de salida antes de configurar nodos. Así, el diseño previo funciona como una etapa de ingeniería que reduce improvisación.</w:t>
+        <w:t>La literatura reciente permite reforzar esta decisión de diseño. Syed et al. [13] describen que RPA contribuye a mejorar la eficiencia operativa, pero también advierten que su aplicación requiere bases técnicas y organizativas para evitar automatizaciones frágiles. En la misma línea, Wewerka y Reichert [14] presentan una revisión sistemática donde RPA se entiende como automatización de procesos rutinarios basados en reglas. Esta definición se acopla directamente al reto final, porque el pipeline propuesto ejecuta reglas repetibles: consultar fuentes públicas, descargar archivos, validar resultados, registrar evidencias y entregar salidas al equipo de Datos.</w:t>
       </w:r>
     </w:p>
     <w:p>
@@ -996,41 +1211,7 @@
         <w:rPr>
           <w:lang w:val="es-EC"/>
         </w:rPr>
-        <w:t xml:space="preserve">También existen investigaciones sobre plataformas </w:t>
-      </w:r>
-      <w:proofErr w:type="spellStart"/>
-      <w:r>
-        <w:rPr>
-          <w:lang w:val="es-EC"/>
-        </w:rPr>
-        <w:t>low-code</w:t>
-      </w:r>
-      <w:proofErr w:type="spellEnd"/>
-      <w:r>
-        <w:rPr>
-          <w:lang w:val="es-EC"/>
-        </w:rPr>
-        <w:t xml:space="preserve"> que resaltan su utilidad para acelerar el desarrollo de soluciones. En el caso de n8n, el modelo basado en nodos permite que un estudiante o equipo técnico construya integraciones sin crear una aplicación completa desde cero. No obstante, el uso de </w:t>
-      </w:r>
-      <w:proofErr w:type="spellStart"/>
-      <w:r>
-        <w:rPr>
-          <w:lang w:val="es-EC"/>
-        </w:rPr>
-        <w:t>low-code</w:t>
-      </w:r>
-      <w:proofErr w:type="spellEnd"/>
-      <w:r>
-        <w:rPr>
-          <w:lang w:val="es-EC"/>
-        </w:rPr>
-        <w:t xml:space="preserve"> no elimina la necesidad de aplicar buenas prácticas de diseño. El flujo debe tener </w:t>
-      </w:r>
-      <w:r>
-        <w:rPr>
-          <w:lang w:val="es-EC"/>
-        </w:rPr>
-        <w:t>nombres claros, separación por responsabilidades, manejo de errores y documentación técnica.</w:t>
+        <w:t>Los estudios sobre adopción de RPA también resaltan la necesidad de seleccionar procesos adecuados, documentar criterios de ejecución y controlar excepciones [15]. Por ello, el reto final no se plantea como una automatización improvisada, sino como una arquitectura por contenedores donde existen disparadores, extracción HTTP, validación, logs, repositorio crudo, normalización y notificación. Además, la relación entre RPA y minería de procesos evidencia la importancia de registrar eventos para analizar ejecuciones y fallos [16], aspecto que se refleja en el uso de historial de ejecución, registro de errores y continuidad ante fallos parciales.</w:t>
       </w:r>
     </w:p>
     <w:p>
@@ -1046,35 +1227,49 @@
         <w:rPr>
           <w:lang w:val="es-EC"/>
         </w:rPr>
-        <w:t xml:space="preserve">El primer reto se relaciona con trabajos de integración de </w:t>
+        <w:t xml:space="preserve">Los enfoques actuales de automatización empresarial recomiendan analizar el proceso antes de automatizarlo. Este principio se aplica directamente al reto, porque primero se elaboró una arquitectura C4 Nivel 2 para identificar actores técnicos, </w:t>
       </w:r>
       <w:proofErr w:type="spellStart"/>
       <w:r>
         <w:rPr>
           <w:lang w:val="es-EC"/>
         </w:rPr>
-        <w:t>APIs</w:t>
+        <w:t>triggers</w:t>
       </w:r>
       <w:proofErr w:type="spellEnd"/>
       <w:r>
         <w:rPr>
           <w:lang w:val="es-EC"/>
         </w:rPr>
-        <w:t xml:space="preserve"> porque combina servicios externos heterogéneos en un único reporte. El reto final se aproxima más a un pipeline institucional, ya que no solo consulta información, sino que propone una arquitectura para extraer, validar y persistir datos públicos. Esta transición muestra una evolución académica: de una práctica controlada con </w:t>
+        <w:t xml:space="preserve">, contenedores internos, fuentes públicas, repositorios, logs, Oracle </w:t>
       </w:r>
       <w:proofErr w:type="spellStart"/>
       <w:r>
         <w:rPr>
           <w:lang w:val="es-EC"/>
         </w:rPr>
-        <w:t>APIs</w:t>
+        <w:t>Database</w:t>
       </w:r>
       <w:proofErr w:type="spellEnd"/>
       <w:r>
         <w:rPr>
           <w:lang w:val="es-EC"/>
         </w:rPr>
-        <w:t xml:space="preserve"> públicas hacia un diseño de automatización orientado a una necesidad real de la DGTITD.</w:t>
+        <w:t xml:space="preserve"> y notificación. La arquitectura reduce improvisación y permite justificar cada módulo del </w:t>
+      </w:r>
+      <w:proofErr w:type="spellStart"/>
+      <w:r>
+        <w:rPr>
+          <w:lang w:val="es-EC"/>
+        </w:rPr>
+        <w:t>workflow</w:t>
+      </w:r>
+      <w:proofErr w:type="spellEnd"/>
+      <w:r>
+        <w:rPr>
+          <w:lang w:val="es-EC"/>
+        </w:rPr>
+        <w:t>.</w:t>
       </w:r>
     </w:p>
     <w:p>
@@ -1090,7 +1285,49 @@
         <w:rPr>
           <w:lang w:val="es-EC"/>
         </w:rPr>
-        <w:t>En los estudios de automatización cognitiva se observa una tendencia a incorporar inteligencia artificial, procesamiento de lenguaje natural y análisis contextual. Aunque el alcance actual no requiere modelos de IA para tomar decisiones complejas, estos avances son relevantes porque permiten proyectar mejoras futuras. Por ejemplo, un pipeline podría detectar automáticamente cambios en la estructura de una fuente, clasificar documentos descargados o generar resúmenes de actualización para los usuarios responsables.</w:t>
+        <w:t xml:space="preserve">Las plataformas </w:t>
+      </w:r>
+      <w:proofErr w:type="spellStart"/>
+      <w:r>
+        <w:rPr>
+          <w:lang w:val="es-EC"/>
+        </w:rPr>
+        <w:t>low-code</w:t>
+      </w:r>
+      <w:proofErr w:type="spellEnd"/>
+      <w:r>
+        <w:rPr>
+          <w:lang w:val="es-EC"/>
+        </w:rPr>
+        <w:t xml:space="preserve"> y no-</w:t>
+      </w:r>
+      <w:proofErr w:type="spellStart"/>
+      <w:r>
+        <w:rPr>
+          <w:lang w:val="es-EC"/>
+        </w:rPr>
+        <w:t>code</w:t>
+      </w:r>
+      <w:proofErr w:type="spellEnd"/>
+      <w:r>
+        <w:rPr>
+          <w:lang w:val="es-EC"/>
+        </w:rPr>
+        <w:t xml:space="preserve">, como n8n, aceleran la construcción de integraciones al ofrecer nodos configurables. Sin embargo, el uso de una herramienta visual no elimina la necesidad de diseño. El flujo debe tener nombres comprensibles, separación por responsabilidades, manejo de errores y documentación. En el reto final, esta disciplina evita que el </w:t>
+      </w:r>
+      <w:proofErr w:type="spellStart"/>
+      <w:r>
+        <w:rPr>
+          <w:lang w:val="es-EC"/>
+        </w:rPr>
+        <w:t>workflow</w:t>
+      </w:r>
+      <w:proofErr w:type="spellEnd"/>
+      <w:r>
+        <w:rPr>
+          <w:lang w:val="es-EC"/>
+        </w:rPr>
+        <w:t xml:space="preserve"> se convierta en una secuencia difícil de mantener.</w:t>
       </w:r>
     </w:p>
     <w:p>
@@ -1106,7 +1343,7 @@
         <w:rPr>
           <w:lang w:val="es-EC"/>
         </w:rPr>
-        <w:t>Los trabajos sobre gobierno de datos también son pertinentes. Cuando una automatización alimenta un tablero institucional, no basta con que descargue archivos; debe garantizar trazabilidad, control de versiones, validación mínima y responsabilidad sobre los datos cargados. Por ello, el reto final conecta RPA con principios de ingeniería de datos. La automatización se convierte en la primera etapa de una cadena de valor donde los datos pasan de fuentes externas a un repositorio interno preparado para análisis.</w:t>
+        <w:t>La literatura sobre gestión de datos resalta la importancia de trazabilidad y control de calidad. En un pipeline que alimentará un tablero macroentorno, descargar archivos no es suficiente; también se debe registrar origen, fecha, estado, intentos, ruta y errores. Estos metadatos permiten auditar el proceso y diferenciar una actualización exitosa de una ejecución incompleta.</w:t>
       </w:r>
     </w:p>
     <w:p>
@@ -1122,7 +1359,97 @@
         <w:rPr>
           <w:lang w:val="es-EC"/>
         </w:rPr>
-        <w:t>Finalmente, las investigaciones sobre arquitectura empresarial destacan la necesidad de diseñar componentes reutilizables y escalables. Esta idea se refleja en la capa de abstracción propuesta para el reto final. En lugar de crear una solución diferente para cada fuente, el pipeline debe aplicar un patrón común: consultar, extraer, normalizar, validar, registrar y cargar. Esta regularidad facilita el mantenimiento y permite incorporar nuevas fuentes en el futuro.</w:t>
+        <w:t xml:space="preserve">Desde la perspectiva de pipelines de datos, la calidad no depende únicamente de obtener un archivo, sino de controlar integridad, estructura, tipos de datos y comportamiento del flujo. </w:t>
+      </w:r>
+      <w:proofErr w:type="spellStart"/>
+      <w:r>
+        <w:rPr>
+          <w:lang w:val="es-EC"/>
+        </w:rPr>
+        <w:t>Foidl</w:t>
+      </w:r>
+      <w:proofErr w:type="spellEnd"/>
+      <w:r>
+        <w:rPr>
+          <w:lang w:val="es-EC"/>
+        </w:rPr>
+        <w:t xml:space="preserve"> et al. [17] señalan que los problemas de calidad en pipelines pueden originarse en datos incompletos, estructuras inesperadas o fallos de procesamiento. Esta idea justifica que la arquitectura del reto final incorpore validación antes de guardar, cargar o notificar resultados. A su vez, los enfoques modernos de ETL recomiendan estructuras de transformación reutilizables para integrar fuentes heterogéneas [18], lo que respalda la capa de abstracción propuesta para normalizar datos provenientes de BCE, INEC, </w:t>
+      </w:r>
+      <w:proofErr w:type="spellStart"/>
+      <w:r>
+        <w:rPr>
+          <w:lang w:val="es-EC"/>
+        </w:rPr>
+        <w:t>Supercias</w:t>
+      </w:r>
+      <w:proofErr w:type="spellEnd"/>
+      <w:r>
+        <w:rPr>
+          <w:lang w:val="es-EC"/>
+        </w:rPr>
+        <w:t xml:space="preserve"> y MINEDUC.</w:t>
+      </w:r>
+    </w:p>
+    <w:p>
+      <w:pPr>
+        <w:spacing w:after="60" w:line="240" w:lineRule="auto"/>
+        <w:ind w:firstLine="216"/>
+        <w:jc w:val="both"/>
+        <w:rPr>
+          <w:lang w:val="es-EC"/>
+        </w:rPr>
+      </w:pPr>
+      <w:r>
+        <w:rPr>
+          <w:lang w:val="es-EC"/>
+        </w:rPr>
+        <w:t xml:space="preserve">Los trabajos relacionados con pipelines de datos plantean una separación entre extracción, transformación y carga. Aunque el reto se desarrolla con RPA, comparte principios de ETL: extraer desde fuentes públicas, validar la integridad del recurso, normalizar información y preparar una carga posterior. La diferencia es que n8n permite coordinar esas tareas con </w:t>
+      </w:r>
+      <w:proofErr w:type="spellStart"/>
+      <w:r>
+        <w:rPr>
+          <w:lang w:val="es-EC"/>
+        </w:rPr>
+        <w:t>triggers</w:t>
+      </w:r>
+      <w:proofErr w:type="spellEnd"/>
+      <w:r>
+        <w:rPr>
+          <w:lang w:val="es-EC"/>
+        </w:rPr>
+        <w:t>, nodos HTTP, archivos, código y correo sin desarrollar una aplicación completa desde cero.</w:t>
+      </w:r>
+    </w:p>
+    <w:p>
+      <w:pPr>
+        <w:spacing w:after="60" w:line="240" w:lineRule="auto"/>
+        <w:ind w:firstLine="216"/>
+        <w:jc w:val="both"/>
+        <w:rPr>
+          <w:lang w:val="es-EC"/>
+        </w:rPr>
+      </w:pPr>
+      <w:r>
+        <w:rPr>
+          <w:lang w:val="es-EC"/>
+        </w:rPr>
+        <w:t>El manejo de errores es otro punto clave del estado del arte. Las fuentes públicas pueden fallar por cambios de URL, mantenimiento del servidor, enlaces que no descargan directamente o formatos modificados. Por ello, el diseño del reto final incorpora reintentos, uso de última versión válida si existe, registro de incidente y notificación de fallo parcial sin detener todo el pipeline.</w:t>
+      </w:r>
+    </w:p>
+    <w:p>
+      <w:pPr>
+        <w:spacing w:after="60" w:line="240" w:lineRule="auto"/>
+        <w:ind w:firstLine="216"/>
+        <w:jc w:val="both"/>
+        <w:rPr>
+          <w:lang w:val="es-EC"/>
+        </w:rPr>
+      </w:pPr>
+      <w:r>
+        <w:rPr>
+          <w:lang w:val="es-EC"/>
+        </w:rPr>
+        <w:t>En síntesis, el estado del arte respalda una solución incremental: comenzar con fuentes simples, validar el patrón común y ampliar progresivamente. El valor del reto final no está únicamente en automatizar descargas, sino en establecer una arquitectura trazable, mantenible y alineada con necesidades reales del equipo de Datos.</w:t>
       </w:r>
     </w:p>
     <w:p>
@@ -1137,11 +1464,9 @@
       </w:pPr>
       <w:r>
         <w:rPr>
-          <w:rFonts w:ascii="Times New Roman" w:hAnsi="Times New Roman"/>
-          <w:color w:val="auto"/>
-          <w:lang w:val="es-EC"/>
-        </w:rPr>
-        <w:t>V. HERRAMIENTAS Y TECNOLOGÍAS</w:t>
+          <w:lang w:val="es-EC"/>
+        </w:rPr>
+        <w:t>V. DESCRIPCIÓN DEL RETO FINAL</w:t>
       </w:r>
     </w:p>
     <w:p>
@@ -1153,14 +1478,14 @@
           <w:lang w:val="es-EC"/>
         </w:rPr>
       </w:pPr>
-      <w:r>
-        <w:rPr>
-          <w:rFonts w:ascii="Times New Roman" w:hAnsi="Times New Roman"/>
-          <w:color w:val="auto"/>
-          <w:lang w:val="es-EC"/>
-        </w:rPr>
-        <w:t>A. n8n como plataforma de automatización</w:t>
-      </w:r>
+      <w:proofErr w:type="gramStart"/>
+      <w:r>
+        <w:rPr>
+          <w:lang w:val="es-EC"/>
+        </w:rPr>
+        <w:t>A. Alcance institucional y problema a resolver</w:t>
+      </w:r>
+      <w:proofErr w:type="gramEnd"/>
     </w:p>
     <w:p>
       <w:pPr>
@@ -1175,105 +1500,14 @@
         <w:rPr>
           <w:lang w:val="es-EC"/>
         </w:rPr>
-        <w:t xml:space="preserve">n8n es una plataforma de automatización de </w:t>
-      </w:r>
-      <w:proofErr w:type="spellStart"/>
-      <w:r>
-        <w:rPr>
-          <w:lang w:val="es-EC"/>
-        </w:rPr>
-        <w:t>workflows</w:t>
-      </w:r>
-      <w:proofErr w:type="spellEnd"/>
-      <w:r>
-        <w:rPr>
-          <w:lang w:val="es-EC"/>
-        </w:rPr>
-        <w:t xml:space="preserve"> que permite conectar servicios mediante nodos configurables. En el primer reto se utilizaron nodos de activación manual, nodos HTTP </w:t>
-      </w:r>
-      <w:proofErr w:type="spellStart"/>
-      <w:r>
-        <w:rPr>
-          <w:lang w:val="es-EC"/>
-        </w:rPr>
-        <w:t>Request</w:t>
-      </w:r>
-      <w:proofErr w:type="spellEnd"/>
-      <w:r>
-        <w:rPr>
-          <w:lang w:val="es-EC"/>
-        </w:rPr>
-        <w:t xml:space="preserve">, nodos Code, Split in </w:t>
-      </w:r>
-      <w:proofErr w:type="spellStart"/>
-      <w:r>
-        <w:rPr>
-          <w:lang w:val="es-EC"/>
-        </w:rPr>
-        <w:t>Batches</w:t>
-      </w:r>
-      <w:proofErr w:type="spellEnd"/>
-      <w:r>
-        <w:rPr>
-          <w:lang w:val="es-EC"/>
-        </w:rPr>
-        <w:t xml:space="preserve"> y </w:t>
-      </w:r>
-      <w:proofErr w:type="spellStart"/>
-      <w:r>
-        <w:rPr>
-          <w:lang w:val="es-EC"/>
-        </w:rPr>
-        <w:t>Merge</w:t>
-      </w:r>
-      <w:proofErr w:type="spellEnd"/>
-      <w:r>
-        <w:rPr>
-          <w:lang w:val="es-EC"/>
-        </w:rPr>
-        <w:t xml:space="preserve">. El nodo HTTP </w:t>
-      </w:r>
-      <w:proofErr w:type="spellStart"/>
-      <w:r>
-        <w:rPr>
-          <w:lang w:val="es-EC"/>
-        </w:rPr>
-        <w:t>Request</w:t>
-      </w:r>
-      <w:proofErr w:type="spellEnd"/>
-      <w:r>
-        <w:rPr>
-          <w:lang w:val="es-EC"/>
-        </w:rPr>
-        <w:t xml:space="preserve"> permitió consultar servicios externos; el nodo Code permitió normalizar estructuras JSON y calcular estadísticas; Split in </w:t>
-      </w:r>
-      <w:proofErr w:type="spellStart"/>
-      <w:r>
-        <w:rPr>
-          <w:lang w:val="es-EC"/>
-        </w:rPr>
-        <w:t>Batches</w:t>
-      </w:r>
-      <w:proofErr w:type="spellEnd"/>
-      <w:r>
-        <w:rPr>
-          <w:lang w:val="es-EC"/>
-        </w:rPr>
-        <w:t xml:space="preserve"> permitió iterar ciudades; y </w:t>
-      </w:r>
-      <w:proofErr w:type="spellStart"/>
-      <w:r>
-        <w:rPr>
-          <w:lang w:val="es-EC"/>
-        </w:rPr>
-        <w:t>Merge</w:t>
-      </w:r>
-      <w:proofErr w:type="spellEnd"/>
-      <w:r>
-        <w:rPr>
-          <w:lang w:val="es-EC"/>
-        </w:rPr>
-        <w:t xml:space="preserve"> permitió consolidar las ramas del pipeline.</w:t>
+        <w:t xml:space="preserve">El reto final consiste en diseñar e implementar progresivamente un pipeline RPA para el Tablero Macroentorno Ecuador. El proceso debe consultar fuentes públicas, descargar archivos o respuestas, validar que los recursos sean útiles, guardarlos en una estructura de carpetas </w:t>
+      </w:r>
+      <w:r>
+        <w:rPr>
+          <w:lang w:val="es-EC"/>
+        </w:rPr>
+        <w:lastRenderedPageBreak/>
+        <w:t>trazable, registrar resultados de ejecución y comunicar el estado al equipo de Datos.</w:t>
       </w:r>
     </w:p>
     <w:p>
@@ -1289,35 +1523,7 @@
         <w:rPr>
           <w:lang w:val="es-EC"/>
         </w:rPr>
-        <w:t xml:space="preserve">La ventaja técnica de este enfoque es que cada parte del proceso puede probarse de forma aislada. Si falla la consulta climática, se puede corregir esa rama sin modificar la consulta de países o la búsqueda bibliográfica. </w:t>
-      </w:r>
-      <w:proofErr w:type="gramStart"/>
-      <w:r>
-        <w:rPr>
-          <w:lang w:val="es-EC"/>
-        </w:rPr>
-        <w:t>Esta modularidad</w:t>
-      </w:r>
-      <w:proofErr w:type="gramEnd"/>
-      <w:r>
-        <w:rPr>
-          <w:lang w:val="es-EC"/>
-        </w:rPr>
-        <w:t xml:space="preserve"> será reutilizada en el reto final, donde cada institución pública se concibe como una rama o </w:t>
-      </w:r>
-      <w:proofErr w:type="spellStart"/>
-      <w:r>
-        <w:rPr>
-          <w:lang w:val="es-EC"/>
-        </w:rPr>
-        <w:t>subworkflow</w:t>
-      </w:r>
-      <w:proofErr w:type="spellEnd"/>
-      <w:r>
-        <w:rPr>
-          <w:lang w:val="es-EC"/>
-        </w:rPr>
-        <w:t xml:space="preserve"> independiente.</w:t>
+        <w:t>El problema operativo aparece porque la información se encuentra distribuida en distintas instituciones. Cada portal publica sus archivos con reglas propias, nombres diferentes y frecuencias de actualización particulares. Si el proceso se realiza manualmente, aumenta el tiempo invertido, se dificulta la trazabilidad y existe riesgo de trabajar con versiones antiguas o incompletas.</w:t>
       </w:r>
     </w:p>
     <w:p>
@@ -1333,84 +1539,21 @@
         <w:rPr>
           <w:lang w:val="es-EC"/>
         </w:rPr>
-        <w:t xml:space="preserve">El nodo HTTP </w:t>
+        <w:t xml:space="preserve">El pipeline no pretende reemplazar el trabajo analítico del equipo de Datos. Su función es preparar insumos confiables: archivos crudos organizados, metadatos de ejecución, logs de error y, en una etapa posterior, datos cargados en Oracle </w:t>
       </w:r>
       <w:proofErr w:type="spellStart"/>
       <w:r>
         <w:rPr>
           <w:lang w:val="es-EC"/>
         </w:rPr>
-        <w:t>Request</w:t>
+        <w:t>Database</w:t>
       </w:r>
       <w:proofErr w:type="spellEnd"/>
       <w:r>
         <w:rPr>
           <w:lang w:val="es-EC"/>
         </w:rPr>
-        <w:t xml:space="preserve"> es esencial en automatizaciones basadas en </w:t>
-      </w:r>
-      <w:proofErr w:type="spellStart"/>
-      <w:r>
-        <w:rPr>
-          <w:lang w:val="es-EC"/>
-        </w:rPr>
-        <w:t>APIs</w:t>
-      </w:r>
-      <w:proofErr w:type="spellEnd"/>
-      <w:r>
-        <w:rPr>
-          <w:lang w:val="es-EC"/>
-        </w:rPr>
-        <w:t xml:space="preserve"> y recursos web. Permite enviar solicitudes a un </w:t>
-      </w:r>
-      <w:proofErr w:type="spellStart"/>
-      <w:r>
-        <w:rPr>
-          <w:lang w:val="es-EC"/>
-        </w:rPr>
-        <w:t>endpoint</w:t>
-      </w:r>
-      <w:proofErr w:type="spellEnd"/>
-      <w:r>
-        <w:rPr>
-          <w:lang w:val="es-EC"/>
-        </w:rPr>
-        <w:t xml:space="preserve">, adjuntar parámetros, recibir respuestas JSON, </w:t>
-      </w:r>
-      <w:r>
-        <w:rPr>
-          <w:lang w:val="es-EC"/>
-        </w:rPr>
-        <w:lastRenderedPageBreak/>
-        <w:t>HTML o archivos, y entregar esos resultados a nodos posteriores. En el primer reto, este nodo se utilizó para consultar Open-</w:t>
-      </w:r>
-      <w:proofErr w:type="spellStart"/>
-      <w:r>
-        <w:rPr>
-          <w:lang w:val="es-EC"/>
-        </w:rPr>
-        <w:t>Meteo</w:t>
-      </w:r>
-      <w:proofErr w:type="spellEnd"/>
-      <w:r>
-        <w:rPr>
-          <w:lang w:val="es-EC"/>
-        </w:rPr>
-        <w:t xml:space="preserve">, REST </w:t>
-      </w:r>
-      <w:proofErr w:type="spellStart"/>
-      <w:r>
-        <w:rPr>
-          <w:lang w:val="es-EC"/>
-        </w:rPr>
-        <w:t>Countries</w:t>
-      </w:r>
-      <w:proofErr w:type="spellEnd"/>
-      <w:r>
-        <w:rPr>
-          <w:lang w:val="es-EC"/>
-        </w:rPr>
-        <w:t xml:space="preserve"> y Open Library. En el reto final, se proyecta su uso para consultar portales y enlaces de descarga asociados a las instituciones públicas.</w:t>
+        <w:t>. Esta separación permite que el equipo de Datos se concentre en limpieza, transformación y visualización.</w:t>
       </w:r>
     </w:p>
     <w:p>
@@ -1426,21 +1569,7 @@
         <w:rPr>
           <w:lang w:val="es-EC"/>
         </w:rPr>
-        <w:t xml:space="preserve">El nodo Code permite ejecutar lógica personalizada cuando los nodos visuales no son suficientes. En el primer reto se usó para transformar la lista de ciudades, calcular promedios, identificar ciudad </w:t>
-      </w:r>
-      <w:proofErr w:type="gramStart"/>
-      <w:r>
-        <w:rPr>
-          <w:lang w:val="es-EC"/>
-        </w:rPr>
-        <w:t>más caliente y más fría</w:t>
-      </w:r>
-      <w:proofErr w:type="gramEnd"/>
-      <w:r>
-        <w:rPr>
-          <w:lang w:val="es-EC"/>
-        </w:rPr>
-        <w:t>, normalizar indicadores de país y construir el reporte final. En el reto final, este nodo puede cumplir funciones de validación, estandarización de campos, generación de metadatos, construcción de objetos para Oracle DB y control de errores.</w:t>
+        <w:t>El alcance inicial debe ser incremental. Primero se valida una fuente de menor complejidad, como una página o archivo descargable; luego se reutiliza el patrón para las demás. Esta decisión reduce riesgo técnico y facilita demostrar avances semanales durante el reto.</w:t>
       </w:r>
     </w:p>
     <w:p>
@@ -1454,29 +1583,9 @@
       </w:pPr>
       <w:r>
         <w:rPr>
-          <w:rFonts w:ascii="Times New Roman" w:hAnsi="Times New Roman"/>
-          <w:color w:val="auto"/>
-          <w:lang w:val="es-EC"/>
-        </w:rPr>
-        <w:t xml:space="preserve">B. </w:t>
-      </w:r>
-      <w:proofErr w:type="spellStart"/>
-      <w:r>
-        <w:rPr>
-          <w:rFonts w:ascii="Times New Roman" w:hAnsi="Times New Roman"/>
-          <w:color w:val="auto"/>
-          <w:lang w:val="es-EC"/>
-        </w:rPr>
-        <w:t>APIs</w:t>
-      </w:r>
-      <w:proofErr w:type="spellEnd"/>
-      <w:r>
-        <w:rPr>
-          <w:rFonts w:ascii="Times New Roman" w:hAnsi="Times New Roman"/>
-          <w:color w:val="auto"/>
-          <w:lang w:val="es-EC"/>
-        </w:rPr>
-        <w:t xml:space="preserve"> públicas utilizadas en el primer reto</w:t>
+          <w:lang w:val="es-EC"/>
+        </w:rPr>
+        <w:t>B. Fuentes públicas y periodicidad</w:t>
       </w:r>
     </w:p>
     <w:p>
@@ -1492,49 +1601,21 @@
         <w:rPr>
           <w:lang w:val="es-EC"/>
         </w:rPr>
-        <w:t>Open-</w:t>
+        <w:t xml:space="preserve">Las fuentes consideradas pertenecen al Banco Central del Ecuador, INEC, Superintendencia de Compañías y MINEDUC. El Banco Central aporta indicadores económicos como cuentas nacionales, sector real, precio de petróleo WTI y riesgo país. INEC aporta datos laborales y censales. </w:t>
       </w:r>
       <w:proofErr w:type="spellStart"/>
       <w:r>
         <w:rPr>
           <w:lang w:val="es-EC"/>
         </w:rPr>
-        <w:t>Meteo</w:t>
+        <w:t>Supercias</w:t>
       </w:r>
       <w:proofErr w:type="spellEnd"/>
       <w:r>
         <w:rPr>
           <w:lang w:val="es-EC"/>
         </w:rPr>
-        <w:t xml:space="preserve"> se utilizó como servicio climático porque permite consultar datos a partir de coordenadas geográficas. En el </w:t>
-      </w:r>
-      <w:proofErr w:type="spellStart"/>
-      <w:r>
-        <w:rPr>
-          <w:lang w:val="es-EC"/>
-        </w:rPr>
-        <w:t>workflow</w:t>
-      </w:r>
-      <w:proofErr w:type="spellEnd"/>
-      <w:r>
-        <w:rPr>
-          <w:lang w:val="es-EC"/>
-        </w:rPr>
-        <w:t xml:space="preserve"> se definieron ciudades de Ecuador con latitud y longitud, luego se iteró cada registro y se obtuvo temperatura y velocidad del viento. REST </w:t>
-      </w:r>
-      <w:proofErr w:type="spellStart"/>
-      <w:r>
-        <w:rPr>
-          <w:lang w:val="es-EC"/>
-        </w:rPr>
-        <w:t>Countries</w:t>
-      </w:r>
-      <w:proofErr w:type="spellEnd"/>
-      <w:r>
-        <w:rPr>
-          <w:lang w:val="es-EC"/>
-        </w:rPr>
-        <w:t xml:space="preserve"> permitió recuperar información de países mediante códigos, lo que sirvió para normalizar capital, población, área, densidad, moneda e idioma. Open Library permitió consultar recursos bibliográficos relacionados con automatización de procesos y filtrar resultados recientes.</w:t>
+        <w:t xml:space="preserve"> aporta ranking y directorio de compañías. MINEDUC aporta registros administrativos educativos.</w:t>
       </w:r>
     </w:p>
     <w:p>
@@ -1550,35 +1631,7 @@
         <w:rPr>
           <w:lang w:val="es-EC"/>
         </w:rPr>
-        <w:t>Estas tres integraciones cumplen una función didáctica. Open-</w:t>
-      </w:r>
-      <w:proofErr w:type="spellStart"/>
-      <w:r>
-        <w:rPr>
-          <w:lang w:val="es-EC"/>
-        </w:rPr>
-        <w:t>Meteo</w:t>
-      </w:r>
-      <w:proofErr w:type="spellEnd"/>
-      <w:r>
-        <w:rPr>
-          <w:lang w:val="es-EC"/>
-        </w:rPr>
-        <w:t xml:space="preserve"> representa una API que requiere parámetros de consulta; REST </w:t>
-      </w:r>
-      <w:proofErr w:type="spellStart"/>
-      <w:r>
-        <w:rPr>
-          <w:lang w:val="es-EC"/>
-        </w:rPr>
-        <w:t>Countries</w:t>
-      </w:r>
-      <w:proofErr w:type="spellEnd"/>
-      <w:r>
-        <w:rPr>
-          <w:lang w:val="es-EC"/>
-        </w:rPr>
-        <w:t xml:space="preserve"> representa una API que devuelve objetos con estructuras anidadas; y Open Library representa una fuente con resultados múltiples que necesitan filtrado. En conjunto, el reto permitió practicar extracción, transformación, control de errores e integración de resultados.</w:t>
+        <w:t>La periodicidad es una variable de diseño. Algunas fuentes se actualizan diariamente, como petróleo WTI y riesgo país; otras tienen frecuencia mensual, como ciertos indicadores del sector real o directorios; otras son trimestrales, como ENEMDU; y otras son anuales o estáticas, como cuentas nacionales, censo, ranking empresarial y AMIE.</w:t>
       </w:r>
     </w:p>
     <w:p>
@@ -1594,7 +1647,35 @@
         <w:rPr>
           <w:lang w:val="es-EC"/>
         </w:rPr>
-        <w:t>El flujo exportado del primer reto contiene doce nodos. Esta cantidad es suficiente para demostrar un pipeline completo sin alcanzar la complejidad del reto final. La práctica muestra un patrón reutilizable: definir entradas, consultar fuentes, normalizar datos, calcular indicadores, unir ramas y producir una salida. Ese patrón se conserva conceptualmente en la arquitectura del reto final, aunque las fuentes y el destino cambian.</w:t>
+        <w:t xml:space="preserve">Organizar el pipeline por periodicidad evita ejecuciones innecesarias. No tiene sentido consultar diariamente un recurso anual, ni esperar un mes para actualizar una fuente diaria. Por ello, el diseño C4 incluye una capa de activación con </w:t>
+      </w:r>
+      <w:proofErr w:type="spellStart"/>
+      <w:r>
+        <w:rPr>
+          <w:lang w:val="es-EC"/>
+        </w:rPr>
+        <w:t>triggers</w:t>
+      </w:r>
+      <w:proofErr w:type="spellEnd"/>
+      <w:r>
+        <w:rPr>
+          <w:lang w:val="es-EC"/>
+        </w:rPr>
+        <w:t xml:space="preserve"> manuales para pruebas y </w:t>
+      </w:r>
+      <w:proofErr w:type="spellStart"/>
+      <w:r>
+        <w:rPr>
+          <w:lang w:val="es-EC"/>
+        </w:rPr>
+        <w:t>triggers</w:t>
+      </w:r>
+      <w:proofErr w:type="spellEnd"/>
+      <w:r>
+        <w:rPr>
+          <w:lang w:val="es-EC"/>
+        </w:rPr>
+        <w:t xml:space="preserve"> programados para operación automática.</w:t>
       </w:r>
     </w:p>
     <w:p>
@@ -1610,7 +1691,21 @@
         <w:rPr>
           <w:lang w:val="es-EC"/>
         </w:rPr>
-        <w:t>Un aspecto técnico relevante es que el primer reto no se limita a descargar datos. También calcula estadísticas climáticas, genera densidad poblacional y filtra recursos por año. Esto demuestra que n8n puede usarse no solo como conector, sino como herramienta de procesamiento intermedio. Esta capacidad es importante para el reto final, donde se deberán transformar archivos CSV o Excel antes de persistirlos.</w:t>
+        <w:t xml:space="preserve">Cada fuente se trata como una unidad de procesamiento. Para cada una se debe definir nombre lógico, institución, categoría, URL, formato esperado, carpeta destino, periodicidad, reglas de validación y comportamiento en caso de error. Esta configuración permite construir un flujo más </w:t>
+      </w:r>
+      <w:proofErr w:type="gramStart"/>
+      <w:r>
+        <w:rPr>
+          <w:lang w:val="es-EC"/>
+        </w:rPr>
+        <w:t>uniforme</w:t>
+      </w:r>
+      <w:proofErr w:type="gramEnd"/>
+      <w:r>
+        <w:rPr>
+          <w:lang w:val="es-EC"/>
+        </w:rPr>
+        <w:t xml:space="preserve"> aunque las fuentes sean heterogéneas.</w:t>
       </w:r>
     </w:p>
     <w:p>
@@ -1624,11 +1719,9 @@
       </w:pPr>
       <w:r>
         <w:rPr>
-          <w:rFonts w:ascii="Times New Roman" w:hAnsi="Times New Roman"/>
-          <w:color w:val="auto"/>
-          <w:lang w:val="es-EC"/>
-        </w:rPr>
-        <w:t>C. Implementación paso a paso del primer reto realizado</w:t>
+          <w:lang w:val="es-EC"/>
+        </w:rPr>
+        <w:t>C. Eventos de activación y funcionamiento esperado</w:t>
       </w:r>
     </w:p>
     <w:p>
@@ -1644,21 +1737,35 @@
         <w:rPr>
           <w:lang w:val="es-EC"/>
         </w:rPr>
-        <w:t xml:space="preserve">El primer reto se implementó como una práctica completa de integración </w:t>
+        <w:t xml:space="preserve">El pipeline puede iniciarse mediante dos tipos de evento. El primero es manual: el operador RPA presiona </w:t>
       </w:r>
       <w:proofErr w:type="spellStart"/>
       <w:r>
         <w:rPr>
           <w:lang w:val="es-EC"/>
         </w:rPr>
-        <w:t>multi-fuente</w:t>
+        <w:t>Execute</w:t>
       </w:r>
       <w:proofErr w:type="spellEnd"/>
       <w:r>
         <w:rPr>
           <w:lang w:val="es-EC"/>
         </w:rPr>
-        <w:t>. La solución no se organizó como una secuencia única de nodos, sino como una arquitectura paralela. Esta decisión permitió que cada rama trabajara una fuente diferente y que los resultados se consolidaran únicamente al final. De esta manera, el flujo se mantuvo legible y cada componente pudo probarse de forma independiente.</w:t>
+        <w:t xml:space="preserve"> </w:t>
+      </w:r>
+      <w:proofErr w:type="spellStart"/>
+      <w:r>
+        <w:rPr>
+          <w:lang w:val="es-EC"/>
+        </w:rPr>
+        <w:t>Workflow</w:t>
+      </w:r>
+      <w:proofErr w:type="spellEnd"/>
+      <w:r>
+        <w:rPr>
+          <w:lang w:val="es-EC"/>
+        </w:rPr>
+        <w:t xml:space="preserve"> en n8n para ejecutar pruebas, validar una fuente o demostrar el funcionamiento al evaluador. El segundo es programado: el planificador n8n o Cron dispara el Schedule Trigger en una fecha y hora definidas.</w:t>
       </w:r>
     </w:p>
     <w:p>
@@ -1674,7 +1781,13 @@
         <w:rPr>
           <w:lang w:val="es-EC"/>
         </w:rPr>
-        <w:t>El primer paso fue crear el nodo Inicio de Pipeline mediante un Manual Trigger. Este nodo funcionó como punto de entrada para activar la ejecución durante las pruebas. Desde este disparador se conectaron tres ramas principales: clima regional, indicadores de país y recursos académicos. Esta separación fue importante porque cada fuente posee una estructura de datos distinta y requiere reglas de transformación específicas.</w:t>
+        <w:t xml:space="preserve">Cuando el evento se dispara, el orquestador n8n inicia la secuencia de módulos. Primero identifica la fuente o grupo de fuentes que corresponde a la periodicidad. Luego ejecuta el </w:t>
+      </w:r>
+      <w:r>
+        <w:rPr>
+          <w:lang w:val="es-EC"/>
+        </w:rPr>
+        <w:t>módulo de extracción, que realiza la consulta HTTP. Si la respuesta contiene archivo binario, se prepara el nombre del archivo con la fecha de descarga y se define la ruta dentro del repositorio trazable.</w:t>
       </w:r>
     </w:p>
     <w:p>
@@ -1690,21 +1803,7 @@
         <w:rPr>
           <w:lang w:val="es-EC"/>
         </w:rPr>
-        <w:t>En la rama de clima regional se creó inicialmente un nodo Set denominado Ciudades de Ecuador. En este nodo se definió una lista con cinco ciudades: Loja, Quito, Guayaquil, Cuenca y Manta. Cada registro incluyó el nombre de la ciudad, su latitud y su longitud. Esta estructura fue necesaria porque la API Open-</w:t>
-      </w:r>
-      <w:proofErr w:type="spellStart"/>
-      <w:r>
-        <w:rPr>
-          <w:lang w:val="es-EC"/>
-        </w:rPr>
-        <w:t>Meteo</w:t>
-      </w:r>
-      <w:proofErr w:type="spellEnd"/>
-      <w:r>
-        <w:rPr>
-          <w:lang w:val="es-EC"/>
-        </w:rPr>
-        <w:t xml:space="preserve"> requiere coordenadas geográficas para devolver información meteorológica.</w:t>
+        <w:t>Después de la extracción se ejecuta la validación. Esta etapa revisa que exista archivo, que no esté vacío, que el formato sea el esperado y que la respuesta no corresponda a una página de error. Si la validación es positiva, el archivo se guarda en el repositorio crudo. Si la validación falla, se activa el manejo de errores.</w:t>
       </w:r>
     </w:p>
     <w:p>
@@ -1720,49 +1819,21 @@
         <w:rPr>
           <w:lang w:val="es-EC"/>
         </w:rPr>
-        <w:t xml:space="preserve">Después de definir las ciudades, se utilizó un nodo Code para transformar la lista en elementos individuales. Esta operación convirtió el arreglo de ciudades en registros que n8n podía procesar uno por uno. Posteriormente, el nodo Loop Over </w:t>
+        <w:t xml:space="preserve">La etapa de </w:t>
       </w:r>
       <w:proofErr w:type="spellStart"/>
       <w:r>
         <w:rPr>
           <w:lang w:val="es-EC"/>
         </w:rPr>
-        <w:t>Items</w:t>
+        <w:t>parsing</w:t>
       </w:r>
       <w:proofErr w:type="spellEnd"/>
       <w:r>
         <w:rPr>
           <w:lang w:val="es-EC"/>
         </w:rPr>
-        <w:t xml:space="preserve"> o Split in </w:t>
-      </w:r>
-      <w:proofErr w:type="spellStart"/>
-      <w:r>
-        <w:rPr>
-          <w:lang w:val="es-EC"/>
-        </w:rPr>
-        <w:t>Batches</w:t>
-      </w:r>
-      <w:proofErr w:type="spellEnd"/>
-      <w:r>
-        <w:rPr>
-          <w:lang w:val="es-EC"/>
-        </w:rPr>
-        <w:t xml:space="preserve"> permitió iterar sobre cada ciudad y ejecutar una solicitud HTTP independiente por cada registro. Esta parte del flujo demostró cómo n8n puede manejar listas y ciclos dentro de un </w:t>
-      </w:r>
-      <w:proofErr w:type="spellStart"/>
-      <w:r>
-        <w:rPr>
-          <w:lang w:val="es-EC"/>
-        </w:rPr>
-        <w:t>workflow</w:t>
-      </w:r>
-      <w:proofErr w:type="spellEnd"/>
-      <w:r>
-        <w:rPr>
-          <w:lang w:val="es-EC"/>
-        </w:rPr>
-        <w:t xml:space="preserve"> visual.</w:t>
+        <w:t xml:space="preserve"> y normalización se encarga de leer CSV, XLSX, ZIP, HTML o JSON, según corresponda. No todas las fuentes tienen el mismo formato, por lo que esta etapa transforma cada respuesta en una estructura común. La normalización puede incluir limpieza de nombres de columnas, conversión de fechas, unidades, códigos de fuente y metadatos de ejecución.</w:t>
       </w:r>
     </w:p>
     <w:p>
@@ -1778,21 +1849,7 @@
         <w:rPr>
           <w:lang w:val="es-EC"/>
         </w:rPr>
-        <w:t>El nodo Consultar Clima Open-</w:t>
-      </w:r>
-      <w:proofErr w:type="spellStart"/>
-      <w:r>
-        <w:rPr>
-          <w:lang w:val="es-EC"/>
-        </w:rPr>
-        <w:t>Meteo</w:t>
-      </w:r>
-      <w:proofErr w:type="spellEnd"/>
-      <w:r>
-        <w:rPr>
-          <w:lang w:val="es-EC"/>
-        </w:rPr>
-        <w:t xml:space="preserve"> utilizó el método GET y parámetros dinámicos para enviar latitud y longitud hacia la API. En lugar de escribir valores fijos, el nodo tomó los datos de cada ciudad durante la iteración. Esta configuración permitió reutilizar el mismo nodo para todas las ciudades. Luego, un nodo Code normalizó la respuesta para conservar únicamente los campos relevantes: ciudad, latitud, longitud, temperatura actual y velocidad del viento.</w:t>
+        <w:t>El módulo de consolidación agrupa resultados válidos, metadatos y estados de ejecución. Esta consolidación no significa mezclar todos los datos en una sola tabla; significa producir un resumen operativo que indique qué fuentes fueron procesadas, cuáles fallaron, qué rutas se generaron y qué datos quedan listos para carga posterior.</w:t>
       </w:r>
     </w:p>
     <w:p>
@@ -1808,7 +1865,35 @@
         <w:rPr>
           <w:lang w:val="es-EC"/>
         </w:rPr>
-        <w:t>Una vez procesadas todas las ciudades, se calculó un resumen climático regional. Esta etapa no se limitó a copiar la respuesta de la API, sino que aplicó procesamiento adicional. El flujo calculó temperatura promedio, temperatura máxima, temperatura mínima, ciudad más caliente y ciudad más fría. Con ello, la rama climática produjo información agregada lista para incluirse en el reporte final.</w:t>
+        <w:t xml:space="preserve">El resultado esperado se entrega por tres vías. La primera es el repositorio de archivos crudos, que conserva evidencia. La segunda es Oracle </w:t>
+      </w:r>
+      <w:proofErr w:type="spellStart"/>
+      <w:r>
+        <w:rPr>
+          <w:lang w:val="es-EC"/>
+        </w:rPr>
+        <w:t>Database</w:t>
+      </w:r>
+      <w:proofErr w:type="spellEnd"/>
+      <w:r>
+        <w:rPr>
+          <w:lang w:val="es-EC"/>
+        </w:rPr>
+        <w:t xml:space="preserve">, donde se proyecta cargar datos normalizados en tablas </w:t>
+      </w:r>
+      <w:proofErr w:type="spellStart"/>
+      <w:r>
+        <w:rPr>
+          <w:lang w:val="es-EC"/>
+        </w:rPr>
+        <w:t>staging</w:t>
+      </w:r>
+      <w:proofErr w:type="spellEnd"/>
+      <w:r>
+        <w:rPr>
+          <w:lang w:val="es-EC"/>
+        </w:rPr>
+        <w:t>. La tercera es la notificación por correo, que resume la ejecución para el equipo de Datos.</w:t>
       </w:r>
     </w:p>
     <w:p>
@@ -1824,21 +1909,7 @@
         <w:rPr>
           <w:lang w:val="es-EC"/>
         </w:rPr>
-        <w:t xml:space="preserve">La segunda rama utilizó la API REST </w:t>
-      </w:r>
-      <w:proofErr w:type="spellStart"/>
-      <w:r>
-        <w:rPr>
-          <w:lang w:val="es-EC"/>
-        </w:rPr>
-        <w:t>Countries</w:t>
-      </w:r>
-      <w:proofErr w:type="spellEnd"/>
-      <w:r>
-        <w:rPr>
-          <w:lang w:val="es-EC"/>
-        </w:rPr>
-        <w:t xml:space="preserve"> para consultar información de Ecuador, Colombia y Perú. El objetivo fue obtener un contexto geográfico y demográfico de países sudamericanos. La respuesta de esta API contiene objetos anidados, por lo que fue necesario aplicar normalización mediante JavaScript. El nodo Code extrajo nombre, capital, población, área territorial, moneda e idioma oficial. Además, calculó la densidad poblacional dividiendo población para área.</w:t>
+        <w:t>El flujo debe tolerar fallos parciales. Si una fuente no responde, el resto del pipeline puede continuar. Esto es importante porque las instituciones públicas no siempre publican sus recursos con disponibilidad permanente. Un fallo en una fuente no debería invalidar la actualización de las demás.</w:t>
       </w:r>
     </w:p>
     <w:p>
@@ -1854,16 +1925,28 @@
         <w:rPr>
           <w:lang w:val="es-EC"/>
         </w:rPr>
-        <w:t xml:space="preserve">La tercera rama utilizó Open Library para buscar recursos académicos relacionados con automatización de procesos. Esta rama tuvo dos propósitos. Primero, permitió integrar una fuente bibliográfica distinta a las fuentes climáticas y geográficas. Segundo, sirvió para implementar manejo de errores. Si la API devolvía una respuesta inválida o no entregaba el arreglo esperado de documentos, el nodo Code construía un objeto de error con nodo afectado, fuente, mensaje y </w:t>
+        <w:t xml:space="preserve">En la práctica actual, el flujo se está construyendo desde una fuente inicial de </w:t>
       </w:r>
       <w:proofErr w:type="spellStart"/>
       <w:r>
         <w:rPr>
           <w:lang w:val="es-EC"/>
         </w:rPr>
-        <w:t>timestamp</w:t>
+        <w:t>Supercias</w:t>
       </w:r>
       <w:proofErr w:type="spellEnd"/>
+      <w:r>
+        <w:rPr>
+          <w:lang w:val="es-EC"/>
+        </w:rPr>
+        <w:t xml:space="preserve"> para validar descarga, nombre de archivo, ruta Docker y escritura en disco. Esta implementación parcial permite comprobar el patrón antes de incorporar el resto de </w:t>
+      </w:r>
+      <w:r>
+        <w:rPr>
+          <w:lang w:val="es-EC"/>
+        </w:rPr>
+        <w:t>las instituciones</w:t>
+      </w:r>
       <w:r>
         <w:rPr>
           <w:lang w:val="es-EC"/>
@@ -1884,36 +1967,21 @@
         <w:rPr>
           <w:lang w:val="es-EC"/>
         </w:rPr>
-        <w:lastRenderedPageBreak/>
-        <w:t xml:space="preserve">Finalmente, las tres ramas se conectaron al nodo Unir Ramas de Pipeline. Este nodo </w:t>
+        <w:t xml:space="preserve">El evento de activación, por tanto, no descarga datos por sí mismo. El </w:t>
       </w:r>
       <w:proofErr w:type="spellStart"/>
       <w:r>
         <w:rPr>
           <w:lang w:val="es-EC"/>
         </w:rPr>
-        <w:t>Merge</w:t>
+        <w:t>trigger</w:t>
       </w:r>
       <w:proofErr w:type="spellEnd"/>
       <w:r>
         <w:rPr>
           <w:lang w:val="es-EC"/>
         </w:rPr>
-        <w:t xml:space="preserve"> recibió las salidas de clima, país y recursos académicos. Después, el nodo Reporte Final integró la información en un único objeto JSON. El reporte incluyó versión, </w:t>
-      </w:r>
-      <w:proofErr w:type="spellStart"/>
-      <w:r>
-        <w:rPr>
-          <w:lang w:val="es-EC"/>
-        </w:rPr>
-        <w:t>timestamp</w:t>
-      </w:r>
-      <w:proofErr w:type="spellEnd"/>
-      <w:r>
-        <w:rPr>
-          <w:lang w:val="es-EC"/>
-        </w:rPr>
-        <w:t>, estado, fuentes utilizadas, clima regional, contexto de país, recursos académicos y arreglo de errores. Si alguna rama generaba un error, el estado cambiaba de completo a incompleto.</w:t>
+        <w:t xml:space="preserve"> solo inicia el flujo. La descarga la realiza el módulo HTTP, la validación la realiza el módulo de control, el guardado lo realiza el sistema de archivos y la notificación la realiza el servicio de correo.</w:t>
       </w:r>
     </w:p>
     <w:p>
@@ -1929,35 +1997,7 @@
         <w:rPr>
           <w:lang w:val="es-EC"/>
         </w:rPr>
-        <w:t xml:space="preserve">El resultado del primer reto fue un </w:t>
-      </w:r>
-      <w:proofErr w:type="spellStart"/>
-      <w:r>
-        <w:rPr>
-          <w:lang w:val="es-EC"/>
-        </w:rPr>
-        <w:t>workflow</w:t>
-      </w:r>
-      <w:proofErr w:type="spellEnd"/>
-      <w:r>
-        <w:rPr>
-          <w:lang w:val="es-EC"/>
-        </w:rPr>
-        <w:t xml:space="preserve"> funcional que demostró las capacidades esenciales de n8n: activación manual, consumo de </w:t>
-      </w:r>
-      <w:proofErr w:type="spellStart"/>
-      <w:r>
-        <w:rPr>
-          <w:lang w:val="es-EC"/>
-        </w:rPr>
-        <w:t>APIs</w:t>
-      </w:r>
-      <w:proofErr w:type="spellEnd"/>
-      <w:r>
-        <w:rPr>
-          <w:lang w:val="es-EC"/>
-        </w:rPr>
-        <w:t>, uso de parámetros dinámicos, iteración, transformación con JavaScript, consolidación de ramas, manejo parcial de errores y generación de una salida estructurada. Estas capacidades constituyen la base técnica que se reutiliza en el diseño del reto final.</w:t>
+        <w:t>Esta separación facilita explicar el proyecto en términos de arquitectura: un evento inicia un sistema de procesamiento, y cada contenedor cumple una responsabilidad definida.</w:t>
       </w:r>
     </w:p>
     <w:p>
@@ -1970,11 +2010,9 @@
       </w:pPr>
       <w:r>
         <w:rPr>
-          <w:i/>
-          <w:sz w:val="16"/>
-          <w:lang w:val="es-EC"/>
-        </w:rPr>
-        <w:t>Tabla II. Secuencia técnica del primer reto realizado en n8n.</w:t>
+          <w:lang w:val="es-EC"/>
+        </w:rPr>
+        <w:t>Tabla II. Patrón técnico heredado del primer reto y reutilizado para construir el reto final.</w:t>
       </w:r>
     </w:p>
     <w:p>
@@ -1985,6 +2023,7 @@
         <w:rPr>
           <w:noProof/>
         </w:rPr>
+        <w:lastRenderedPageBreak/>
         <w:drawing>
           <wp:inline distT="0" distB="0" distL="0" distR="0" wp14:anchorId="5198438F" wp14:editId="5964AD06">
             <wp:extent cx="2971800" cy="2010918"/>
@@ -2033,11 +2072,9 @@
       </w:pPr>
       <w:r>
         <w:rPr>
-          <w:rFonts w:ascii="Times New Roman" w:hAnsi="Times New Roman"/>
-          <w:color w:val="auto"/>
-          <w:lang w:val="es-EC"/>
-        </w:rPr>
-        <w:t>D. Análisis del flujo y decisiones de diseño del primer reto</w:t>
+          <w:lang w:val="es-EC"/>
+        </w:rPr>
+        <w:t>D. Relación con el primer pipeline implementado</w:t>
       </w:r>
     </w:p>
     <w:p>
@@ -2053,21 +2090,35 @@
         <w:rPr>
           <w:lang w:val="es-EC"/>
         </w:rPr>
-        <w:t xml:space="preserve">La decisión de usar arquitectura paralela tuvo una justificación técnica. Si todas las consultas se hubieran colocado en una sola línea de ejecución, el </w:t>
+        <w:t>El primer pipeline académico no se elimina del análisis; se utiliza como antecedente técnico. En ese flujo se integraron Open-</w:t>
       </w:r>
       <w:proofErr w:type="spellStart"/>
       <w:r>
         <w:rPr>
           <w:lang w:val="es-EC"/>
         </w:rPr>
-        <w:t>workflow</w:t>
+        <w:t>Meteo</w:t>
       </w:r>
       <w:proofErr w:type="spellEnd"/>
       <w:r>
         <w:rPr>
           <w:lang w:val="es-EC"/>
         </w:rPr>
-        <w:t xml:space="preserve"> sería más difícil de leer y mantener. Al separar las ramas, cada fuente conserva su propia lógica y se reduce el acoplamiento entre componentes. Esta separación también permite identificar rápidamente qué rama falla durante una prueba.</w:t>
+        <w:t xml:space="preserve">, REST </w:t>
+      </w:r>
+      <w:proofErr w:type="spellStart"/>
+      <w:r>
+        <w:rPr>
+          <w:lang w:val="es-EC"/>
+        </w:rPr>
+        <w:t>Countries</w:t>
+      </w:r>
+      <w:proofErr w:type="spellEnd"/>
+      <w:r>
+        <w:rPr>
+          <w:lang w:val="es-EC"/>
+        </w:rPr>
+        <w:t xml:space="preserve"> y Open Library. Cada rama tenía una fuente distinta, una transformación propia y un resultado que finalmente se consolidaba en un reporte JSON.</w:t>
       </w:r>
     </w:p>
     <w:p>
@@ -2083,35 +2134,13 @@
         <w:rPr>
           <w:lang w:val="es-EC"/>
         </w:rPr>
-        <w:t>El uso de JavaScript en nodos Code respondió a la necesidad de transformar estructuras JSON heterogéneas. Open-</w:t>
-      </w:r>
-      <w:proofErr w:type="spellStart"/>
-      <w:r>
-        <w:rPr>
-          <w:lang w:val="es-EC"/>
-        </w:rPr>
-        <w:t>Meteo</w:t>
-      </w:r>
-      <w:proofErr w:type="spellEnd"/>
-      <w:r>
-        <w:rPr>
-          <w:lang w:val="es-EC"/>
-        </w:rPr>
-        <w:t xml:space="preserve">, REST </w:t>
-      </w:r>
-      <w:proofErr w:type="spellStart"/>
-      <w:r>
-        <w:rPr>
-          <w:lang w:val="es-EC"/>
-        </w:rPr>
-        <w:t>Countries</w:t>
-      </w:r>
-      <w:proofErr w:type="spellEnd"/>
-      <w:r>
-        <w:rPr>
-          <w:lang w:val="es-EC"/>
-        </w:rPr>
-        <w:t xml:space="preserve"> y Open Library no devuelven datos con la misma forma. Por ello, cada respuesta debía adaptarse a una estructura común antes de integrarse. La normalización es una práctica fundamental en pipelines de datos, porque permite que el resultado final sea predecible y reutilizable.</w:t>
+        <w:t xml:space="preserve">La rama de clima demuestra el uso de parámetros dinámicos y procesamiento por elementos. La rama de países demuestra cómo normalizar respuestas con estructuras anidadas. La rama bibliográfica demuestra filtrado de </w:t>
+      </w:r>
+      <w:r>
+        <w:rPr>
+          <w:lang w:val="es-EC"/>
+        </w:rPr>
+        <w:t>resultados y manejo de errores básicos. Estos aprendizajes se trasladan al reto final, donde las fuentes son más institucionales y los formatos más variables.</w:t>
       </w:r>
     </w:p>
     <w:p>
@@ -2127,35 +2156,21 @@
         <w:rPr>
           <w:lang w:val="es-EC"/>
         </w:rPr>
-        <w:t xml:space="preserve">El manejo de errores se diseñó bajo el criterio de tolerancia a fallos parciales. En los nodos HTTP </w:t>
+        <w:t xml:space="preserve">El nodo </w:t>
       </w:r>
       <w:proofErr w:type="spellStart"/>
       <w:r>
         <w:rPr>
           <w:lang w:val="es-EC"/>
         </w:rPr>
-        <w:t>Request</w:t>
+        <w:t>Merge</w:t>
       </w:r>
       <w:proofErr w:type="spellEnd"/>
       <w:r>
         <w:rPr>
           <w:lang w:val="es-EC"/>
         </w:rPr>
-        <w:t xml:space="preserve"> se configuró la opción </w:t>
-      </w:r>
-      <w:proofErr w:type="spellStart"/>
-      <w:r>
-        <w:rPr>
-          <w:lang w:val="es-EC"/>
-        </w:rPr>
-        <w:t>On</w:t>
-      </w:r>
-      <w:proofErr w:type="spellEnd"/>
-      <w:r>
-        <w:rPr>
-          <w:lang w:val="es-EC"/>
-        </w:rPr>
-        <w:t xml:space="preserve"> Error: Continue Regular Output. Con esta configuración, si una API fallaba, el pipeline no se detenía por completo. En su lugar, el error podía pasar a la etapa de consolidación. Esta práctica es importante porque en integraciones reales las fuentes externas pueden fallar temporalmente.</w:t>
+        <w:t xml:space="preserve"> del primer reto anticipa la consolidación del reto final. En el nuevo escenario, el objetivo no es solo unir respuestas, sino construir un estado global de ejecución: fuentes correctas, fuentes fallidas, rutas generadas, archivos guardados y mensajes de control.</w:t>
       </w:r>
     </w:p>
     <w:p>
@@ -2171,7 +2186,21 @@
         <w:rPr>
           <w:lang w:val="es-EC"/>
         </w:rPr>
-        <w:t>El reporte final fue diseñado como un objeto JSON reutilizable. Su estructura centraliza el resultado de todas las ramas y permite que otro sistema lo consuma posteriormente. Aunque en el primer reto no se almacenó en una base de datos, la forma del reporte anticipa una arquitectura más avanzada. En el reto final, esta idea evoluciona hacia una salida persistente en Oracle DB.</w:t>
+        <w:t xml:space="preserve">La diferencia principal es el nivel de responsabilidad. El primer reto produjo un reporte académico; el reto final debe producir insumos trazables para un tablero institucional. Por ello, se agregan validación más estricta, carpetas organizadas, logs, reintentos, última versión válida y posible carga en Oracle </w:t>
+      </w:r>
+      <w:proofErr w:type="spellStart"/>
+      <w:r>
+        <w:rPr>
+          <w:lang w:val="es-EC"/>
+        </w:rPr>
+        <w:t>Database</w:t>
+      </w:r>
+      <w:proofErr w:type="spellEnd"/>
+      <w:r>
+        <w:rPr>
+          <w:lang w:val="es-EC"/>
+        </w:rPr>
+        <w:t>.</w:t>
       </w:r>
     </w:p>
     <w:p>
@@ -2187,7 +2216,21 @@
         <w:rPr>
           <w:lang w:val="es-EC"/>
         </w:rPr>
-        <w:t>La práctica también permitió evidenciar la importancia de nombrar correctamente los nodos. Nombres como Normalizar Datos Climáticos, Filtrar Recursos Académicos o Calcular Estadísticas Climáticas explican la finalidad del componente sin necesidad de abrir su configuración interna. Esta convención de nombres será necesaria en el reto final, donde el número de fuentes y validaciones será mayor.</w:t>
+        <w:t xml:space="preserve">Esta relación muestra una progresión coherente: de un pipeline </w:t>
+      </w:r>
+      <w:proofErr w:type="spellStart"/>
+      <w:r>
+        <w:rPr>
+          <w:lang w:val="es-EC"/>
+        </w:rPr>
+        <w:t>multi-fuente</w:t>
+      </w:r>
+      <w:proofErr w:type="spellEnd"/>
+      <w:r>
+        <w:rPr>
+          <w:lang w:val="es-EC"/>
+        </w:rPr>
+        <w:t xml:space="preserve"> simple hacia una arquitectura RPA institucional. La experiencia inicial sirve para comprender el patrón antes de aplicarlo al macroentorno ecuatoriano.</w:t>
       </w:r>
     </w:p>
     <w:p>
@@ -2203,21 +2246,21 @@
         <w:rPr>
           <w:lang w:val="es-EC"/>
         </w:rPr>
-        <w:t xml:space="preserve">El primer reto dejó una lección central: automatizar no consiste únicamente en conectar </w:t>
+        <w:t xml:space="preserve">Por esta razón, el documento conserva la evidencia del primer </w:t>
       </w:r>
       <w:proofErr w:type="spellStart"/>
       <w:r>
         <w:rPr>
           <w:lang w:val="es-EC"/>
         </w:rPr>
-        <w:t>APIs</w:t>
+        <w:t>workflow</w:t>
       </w:r>
       <w:proofErr w:type="spellEnd"/>
       <w:r>
         <w:rPr>
           <w:lang w:val="es-EC"/>
         </w:rPr>
-        <w:t>. También implica definir entradas, transformar respuestas, controlar errores, diseñar una salida comprensible y documentar el flujo. Por esta razón, la experiencia sirve como antecedente directo para el reto final, en el cual la complejidad aumenta por la variedad de fuentes públicas, periodicidades y necesidad de persistencia.</w:t>
+        <w:t>, pero la interpretación se enfoca en el reto final. El primer reto es la base de aprendizaje; el reto final es el caso de aplicación principal.</w:t>
       </w:r>
     </w:p>
     <w:p>
@@ -2243,7 +2286,6 @@
         <w:rPr>
           <w:noProof/>
         </w:rPr>
-        <w:lastRenderedPageBreak/>
         <w:drawing>
           <wp:inline distT="0" distB="0" distL="0" distR="0" wp14:anchorId="064EA47D" wp14:editId="1208F2B4">
             <wp:extent cx="6217920" cy="3078179"/>
@@ -2291,8 +2333,6 @@
       </w:pPr>
       <w:r>
         <w:rPr>
-          <w:i/>
-          <w:sz w:val="16"/>
           <w:lang w:val="es-EC"/>
         </w:rPr>
         <w:t xml:space="preserve">Fig. 1. </w:t>
@@ -2300,8 +2340,6 @@
       <w:proofErr w:type="spellStart"/>
       <w:r>
         <w:rPr>
-          <w:i/>
-          <w:sz w:val="16"/>
           <w:lang w:val="es-EC"/>
         </w:rPr>
         <w:t>Workflow</w:t>
@@ -2309,47 +2347,9 @@
       <w:proofErr w:type="spellEnd"/>
       <w:r>
         <w:rPr>
-          <w:i/>
-          <w:sz w:val="16"/>
-          <w:lang w:val="es-EC"/>
-        </w:rPr>
-        <w:t xml:space="preserve"> del primer reto implementado en n8n: integración de Open-</w:t>
-      </w:r>
-      <w:proofErr w:type="spellStart"/>
-      <w:r>
-        <w:rPr>
-          <w:i/>
-          <w:sz w:val="16"/>
-          <w:lang w:val="es-EC"/>
-        </w:rPr>
-        <w:t>Meteo</w:t>
-      </w:r>
-      <w:proofErr w:type="spellEnd"/>
-      <w:r>
-        <w:rPr>
-          <w:i/>
-          <w:sz w:val="16"/>
-          <w:lang w:val="es-EC"/>
-        </w:rPr>
-        <w:t xml:space="preserve">, REST </w:t>
-      </w:r>
-      <w:proofErr w:type="spellStart"/>
-      <w:r>
-        <w:rPr>
-          <w:i/>
-          <w:sz w:val="16"/>
-          <w:lang w:val="es-EC"/>
-        </w:rPr>
-        <w:t>Countries</w:t>
-      </w:r>
-      <w:proofErr w:type="spellEnd"/>
-      <w:r>
-        <w:rPr>
-          <w:i/>
-          <w:sz w:val="16"/>
-          <w:lang w:val="es-EC"/>
-        </w:rPr>
-        <w:t xml:space="preserve"> y Open Library.</w:t>
+          <w:lang w:val="es-EC"/>
+        </w:rPr>
+        <w:t xml:space="preserve"> del primer reto implementado en n8n, utilizado como antecedente técnico del reto final.</w:t>
       </w:r>
     </w:p>
     <w:p>
@@ -2377,11 +2377,9 @@
       </w:pPr>
       <w:r>
         <w:rPr>
-          <w:rFonts w:ascii="Times New Roman" w:hAnsi="Times New Roman"/>
-          <w:color w:val="auto"/>
-          <w:lang w:val="es-EC"/>
-        </w:rPr>
-        <w:t>E. Relación entre el primer reto y el reto final</w:t>
+          <w:lang w:val="es-EC"/>
+        </w:rPr>
+        <w:t>E. Entregables y criterios de cumplimiento del reto</w:t>
       </w:r>
     </w:p>
     <w:p>
@@ -2397,35 +2395,21 @@
         <w:rPr>
           <w:lang w:val="es-EC"/>
         </w:rPr>
-        <w:t xml:space="preserve">El primer reto y el reto final no deben analizarse como prácticas aisladas. El primero cumple la función de base técnica porque demuestra cómo construir un pipeline </w:t>
+        <w:t xml:space="preserve">El reto final exige evidencias técnicas, no únicamente explicación teórica. Entre los entregables esperados se encuentran el diagrama de arquitectura, el </w:t>
       </w:r>
       <w:proofErr w:type="spellStart"/>
       <w:r>
         <w:rPr>
           <w:lang w:val="es-EC"/>
         </w:rPr>
-        <w:t>multi-fuente</w:t>
+        <w:t>workflow</w:t>
       </w:r>
       <w:proofErr w:type="spellEnd"/>
       <w:r>
         <w:rPr>
           <w:lang w:val="es-EC"/>
         </w:rPr>
-        <w:t xml:space="preserve"> en n8n. El </w:t>
-      </w:r>
-      <w:proofErr w:type="gramStart"/>
-      <w:r>
-        <w:rPr>
-          <w:lang w:val="es-EC"/>
-        </w:rPr>
-        <w:t>segundo toma</w:t>
-      </w:r>
-      <w:proofErr w:type="gramEnd"/>
-      <w:r>
-        <w:rPr>
-          <w:lang w:val="es-EC"/>
-        </w:rPr>
-        <w:t xml:space="preserve"> esa base y la proyecta hacia un caso institucional más exigente. La diferencia principal está en el alcance: el primer reto produce un reporte JSON académico, mientras que el reto final debe diseñar una arquitectura para obtener datos públicos, validarlos, registrar errores, cargarlos en Oracle DB y notificar al equipo de Datos.</w:t>
+        <w:t xml:space="preserve"> exportado en JSON, la estructura de carpetas con archivos descargados, el registro de errores y el historial de ejecuciones automáticas.</w:t>
       </w:r>
     </w:p>
     <w:p>
@@ -2441,35 +2425,13 @@
         <w:rPr>
           <w:lang w:val="es-EC"/>
         </w:rPr>
-        <w:t>La rama de Open-</w:t>
-      </w:r>
-      <w:proofErr w:type="spellStart"/>
-      <w:r>
-        <w:rPr>
-          <w:lang w:val="es-EC"/>
-        </w:rPr>
-        <w:t>Meteo</w:t>
-      </w:r>
-      <w:proofErr w:type="spellEnd"/>
-      <w:r>
-        <w:rPr>
-          <w:lang w:val="es-EC"/>
-        </w:rPr>
-        <w:t xml:space="preserve"> se relaciona con las fuentes diarias del reto final, como petróleo WTI o riesgo país, porque ambas requieren consultas frecuentes y control de fecha. La rama de REST </w:t>
-      </w:r>
-      <w:proofErr w:type="spellStart"/>
-      <w:r>
-        <w:rPr>
-          <w:lang w:val="es-EC"/>
-        </w:rPr>
-        <w:t>Countries</w:t>
-      </w:r>
-      <w:proofErr w:type="spellEnd"/>
-      <w:r>
-        <w:rPr>
-          <w:lang w:val="es-EC"/>
-        </w:rPr>
-        <w:t xml:space="preserve"> se relaciona con la normalización de estructuras, porque enseña a extraer campos útiles desde respuestas complejas. La rama de Open Library se relaciona con el control de errores y filtrado de resultados, aspectos que serán necesarios cuando alguna fuente pública cambie su formato o no responda.</w:t>
+        <w:t xml:space="preserve">El diagrama de arquitectura se corrige mediante C4 Nivel 2 para mostrar contenedores generales y sistemas relacionados. </w:t>
+      </w:r>
+      <w:r>
+        <w:rPr>
+          <w:lang w:val="es-EC"/>
+        </w:rPr>
+        <w:t>Esta vista evita detallar cada nodo interno de n8n, porque ese detalle corresponde al Nivel 3. Así se cumple la observación de presentar una arquitectura más general y profesional.</w:t>
       </w:r>
     </w:p>
     <w:p>
@@ -2485,21 +2447,21 @@
         <w:rPr>
           <w:lang w:val="es-EC"/>
         </w:rPr>
-        <w:t xml:space="preserve">El nodo </w:t>
+        <w:t xml:space="preserve">La estructura de carpetas debe organizar los archivos por institución y categoría. La nomenclatura debe incluir fuente, indicador y fecha, por ejemplo </w:t>
       </w:r>
       <w:proofErr w:type="spellStart"/>
       <w:r>
         <w:rPr>
           <w:lang w:val="es-EC"/>
         </w:rPr>
-        <w:t>Merge</w:t>
+        <w:t>fuente_indicador_YYYYMMDD.ext</w:t>
       </w:r>
       <w:proofErr w:type="spellEnd"/>
       <w:r>
         <w:rPr>
           <w:lang w:val="es-EC"/>
         </w:rPr>
-        <w:t xml:space="preserve"> del primer reto anticipa la necesidad de consolidación del reto final. En la arquitectura institucional, las fuentes no necesariamente se unirán en un solo JSON, pero sí deberán reportar un estado común de ejecución. Por ello, se plantea una capa de registro que indique qué fuentes se procesaron correctamente, cuáles fallaron y qué acciones se tomaron.</w:t>
+        <w:t>. Este criterio permite recuperar versiones anteriores y comprobar qué archivo fue usado en una ejecución.</w:t>
       </w:r>
     </w:p>
     <w:p>
@@ -2515,7 +2477,8 @@
         <w:rPr>
           <w:lang w:val="es-EC"/>
         </w:rPr>
-        <w:t>El primer reto también justifica la capa de abstracción propuesta para el reto final. En ambos casos se repiten operaciones comunes: consulta, transformación, validación y salida. La diferencia es que el reto final requiere que estas operaciones sean más robustas, porque el resultado debe alimentar un tablero institucional. Por tanto, la experiencia inicial permite comprender el patrón antes de aplicarlo a fuentes de mayor responsabilidad.</w:t>
+        <w:lastRenderedPageBreak/>
+        <w:t>El registro de errores debe incluir fuente, fecha, estado, número de intentos, ruta de archivo si existe y mensaje de error. Esta evidencia es necesaria para demostrar que el pipeline no solo funciona cuando todo sale bien, sino que también controla fallos.</w:t>
       </w:r>
     </w:p>
     <w:p>
@@ -2529,11 +2492,9 @@
       </w:pPr>
       <w:r>
         <w:rPr>
-          <w:rFonts w:ascii="Times New Roman" w:hAnsi="Times New Roman"/>
-          <w:color w:val="auto"/>
-          <w:lang w:val="es-EC"/>
-        </w:rPr>
-        <w:t>F. Estructura del reporte final del primer reto</w:t>
+          <w:lang w:val="es-EC"/>
+        </w:rPr>
+        <w:t>F. Salidas operativas esperadas</w:t>
       </w:r>
     </w:p>
     <w:p>
@@ -2549,7 +2510,7 @@
         <w:rPr>
           <w:lang w:val="es-EC"/>
         </w:rPr>
-        <w:t>La estructura del reporte final fue un elemento clave porque permitió integrar salidas heterogéneas dentro de un mismo objeto. En lugar de entregar tres respuestas separadas, el nodo final construyó un contenedor común denominado reporte. Esta decisión facilita que el resultado sea leído por otro proceso, almacenado posteriormente o enviado como evidencia de ejecución.</w:t>
+        <w:t>La primera salida operativa es el repositorio de archivos crudos. Este repositorio conserva los recursos descargados tal como fueron obtenidos o con una mínima organización por fuente. Su objetivo es permitir trazabilidad, revisión manual y respaldo ante fallos de procesamiento.</w:t>
       </w:r>
     </w:p>
     <w:p>
@@ -2565,77 +2526,7 @@
         <w:rPr>
           <w:lang w:val="es-EC"/>
         </w:rPr>
-        <w:t xml:space="preserve">El reporte incluyó campos de control y campos de contenido. Los campos de control fueron </w:t>
-      </w:r>
-      <w:proofErr w:type="spellStart"/>
-      <w:r>
-        <w:rPr>
-          <w:lang w:val="es-EC"/>
-        </w:rPr>
-        <w:t>version</w:t>
-      </w:r>
-      <w:proofErr w:type="spellEnd"/>
-      <w:r>
-        <w:rPr>
-          <w:lang w:val="es-EC"/>
-        </w:rPr>
-        <w:t xml:space="preserve">, </w:t>
-      </w:r>
-      <w:proofErr w:type="spellStart"/>
-      <w:r>
-        <w:rPr>
-          <w:lang w:val="es-EC"/>
-        </w:rPr>
-        <w:t>timestamp</w:t>
-      </w:r>
-      <w:proofErr w:type="spellEnd"/>
-      <w:r>
-        <w:rPr>
-          <w:lang w:val="es-EC"/>
-        </w:rPr>
-        <w:t xml:space="preserve">, estado, fuentes y errores. Estos campos permiten saber cuándo se ejecutó el flujo, qué fuentes participaron y si el procesamiento fue completo o incompleto. Los campos de contenido fueron </w:t>
-      </w:r>
-      <w:proofErr w:type="spellStart"/>
-      <w:r>
-        <w:rPr>
-          <w:lang w:val="es-EC"/>
-        </w:rPr>
-        <w:t>clima_regional</w:t>
-      </w:r>
-      <w:proofErr w:type="spellEnd"/>
-      <w:r>
-        <w:rPr>
-          <w:lang w:val="es-EC"/>
-        </w:rPr>
-        <w:t xml:space="preserve">, </w:t>
-      </w:r>
-      <w:proofErr w:type="spellStart"/>
-      <w:r>
-        <w:rPr>
-          <w:lang w:val="es-EC"/>
-        </w:rPr>
-        <w:t>contexto_pais</w:t>
-      </w:r>
-      <w:proofErr w:type="spellEnd"/>
-      <w:r>
-        <w:rPr>
-          <w:lang w:val="es-EC"/>
-        </w:rPr>
-        <w:t xml:space="preserve"> y </w:t>
-      </w:r>
-      <w:proofErr w:type="spellStart"/>
-      <w:r>
-        <w:rPr>
-          <w:lang w:val="es-EC"/>
-        </w:rPr>
-        <w:t>recursos_academicos</w:t>
-      </w:r>
-      <w:proofErr w:type="spellEnd"/>
-      <w:r>
-        <w:rPr>
-          <w:lang w:val="es-EC"/>
-        </w:rPr>
-        <w:t>. Esta separación hace que el JSON sea más claro y fácil de validar.</w:t>
+        <w:t>La segunda salida es el conjunto de logs de ejecución. Los logs permiten saber cuándo se ejecutó el flujo, qué fuente participó, si la descarga fue exitosa, qué ruta se generó y qué error ocurrió si la fuente falló. Estos campos provienen de la experiencia del primer reporte JSON, pero se adaptan al reto final.</w:t>
       </w:r>
     </w:p>
     <w:p>
@@ -2651,7 +2542,35 @@
         <w:rPr>
           <w:lang w:val="es-EC"/>
         </w:rPr>
-        <w:t>La propiedad estado se diseñó como un indicador global de ejecución. Cuando todas las ramas entregaban resultados válidos, el valor permanecía como completo. Si alguna rama enviaba un objeto de error, el nodo final cambiaba el estado a incompleto y agregaba el detalle dentro del arreglo errores. Esta lógica permite comunicar fallos sin perder los datos que sí fueron procesados correctamente.</w:t>
+        <w:t xml:space="preserve">La tercera salida es Oracle </w:t>
+      </w:r>
+      <w:proofErr w:type="spellStart"/>
+      <w:r>
+        <w:rPr>
+          <w:lang w:val="es-EC"/>
+        </w:rPr>
+        <w:t>Database</w:t>
+      </w:r>
+      <w:proofErr w:type="spellEnd"/>
+      <w:r>
+        <w:rPr>
+          <w:lang w:val="es-EC"/>
+        </w:rPr>
+        <w:t xml:space="preserve">. En esta etapa se propone cargar datos normalizados en tablas </w:t>
+      </w:r>
+      <w:proofErr w:type="spellStart"/>
+      <w:r>
+        <w:rPr>
+          <w:lang w:val="es-EC"/>
+        </w:rPr>
+        <w:t>staging</w:t>
+      </w:r>
+      <w:proofErr w:type="spellEnd"/>
+      <w:r>
+        <w:rPr>
+          <w:lang w:val="es-EC"/>
+        </w:rPr>
+        <w:t xml:space="preserve"> por fuente. La carga puede implementarse de forma gradual, iniciando con archivos que tengan estructura más estable.</w:t>
       </w:r>
     </w:p>
     <w:p>
@@ -2667,7 +2586,7 @@
         <w:rPr>
           <w:lang w:val="es-EC"/>
         </w:rPr>
-        <w:t>La estructura final también demuestra un principio que debe trasladarse al reto final: todo pipeline debe producir una salida interpretable por humanos y sistemas. En el reto institucional, esa salida puede tomar la forma de registros en Oracle DB, archivos con metadatos y notificaciones. Sin embargo, el criterio es el mismo: cada ejecución debe resumir qué ocurrió y permitir tomar decisiones posteriores.</w:t>
+        <w:t>La cuarta salida es la notificación al equipo de Datos. La notificación no debe ser extensa; debe resumir fuentes procesadas, fallos parciales, rutas actualizadas y estado de carga. Este correo funciona como cierre operativo de cada ejecución.</w:t>
       </w:r>
     </w:p>
     <w:p>
@@ -2683,28 +2602,21 @@
         <w:rPr>
           <w:lang w:val="es-EC"/>
         </w:rPr>
-        <w:t xml:space="preserve">Por esta razón, el primer reto funciona como una prueba de concepto de </w:t>
+        <w:t xml:space="preserve">En conjunto, estas salidas permiten que el pipeline sea verificable. Un evaluador puede revisar el archivo en carpeta, el log, el estado del </w:t>
       </w:r>
       <w:proofErr w:type="spellStart"/>
       <w:r>
         <w:rPr>
           <w:lang w:val="es-EC"/>
         </w:rPr>
-        <w:t>observabilidad</w:t>
+        <w:t>workflow</w:t>
       </w:r>
       <w:proofErr w:type="spellEnd"/>
       <w:r>
         <w:rPr>
           <w:lang w:val="es-EC"/>
         </w:rPr>
-        <w:t xml:space="preserve"> básica. Aunque no incorpora un tablero de monitoreo, sí genera evidencia mínima de ejecución. En fases posteriores, esos campos podrían </w:t>
-      </w:r>
-      <w:r>
-        <w:rPr>
-          <w:lang w:val="es-EC"/>
-        </w:rPr>
-        <w:lastRenderedPageBreak/>
-        <w:t>almacenarse como logs, permitiendo construir estadísticas sobre disponibilidad de fuentes, tiempos de respuesta y frecuencia de errores.</w:t>
+        <w:t xml:space="preserve"> y la notificación generada.</w:t>
       </w:r>
     </w:p>
     <w:p>
@@ -2717,11 +2629,9 @@
       </w:pPr>
       <w:r>
         <w:rPr>
-          <w:i/>
-          <w:sz w:val="16"/>
-          <w:lang w:val="es-EC"/>
-        </w:rPr>
-        <w:t>Tabla III. Campos principales del reporte JSON generado en el primer reto.</w:t>
+          <w:lang w:val="es-EC"/>
+        </w:rPr>
+        <w:t>Tabla III. Campos de control que se trasladan del reporte JSON inicial hacia los logs del reto final.</w:t>
       </w:r>
     </w:p>
     <w:p>
@@ -2790,10 +2700,10 @@
           <w:noProof/>
         </w:rPr>
         <w:drawing>
-          <wp:inline distT="0" distB="0" distL="0" distR="0" wp14:anchorId="724E7A1F" wp14:editId="23836FC4">
-            <wp:extent cx="6583680" cy="3321050"/>
-            <wp:effectExtent l="0" t="0" r="7620" b="0"/>
-            <wp:docPr id="931565098" name="Imagen 1"/>
+          <wp:inline distT="0" distB="0" distL="0" distR="0" wp14:anchorId="0FF70C41" wp14:editId="139DD376">
+            <wp:extent cx="6400800" cy="2632423"/>
+            <wp:effectExtent l="0" t="0" r="0" b="0"/>
+            <wp:docPr id="9" name="Picture 9"/>
             <wp:cNvGraphicFramePr>
               <a:graphicFrameLocks xmlns:a="http://schemas.openxmlformats.org/drawingml/2006/main" noChangeAspect="1"/>
             </wp:cNvGraphicFramePr>
@@ -2801,7 +2711,7 @@
               <a:graphicData uri="http://schemas.openxmlformats.org/drawingml/2006/picture">
                 <pic:pic xmlns:pic="http://schemas.openxmlformats.org/drawingml/2006/picture">
                   <pic:nvPicPr>
-                    <pic:cNvPr id="931565098" name="Imagen 931565098"/>
+                    <pic:cNvPr id="0" name="c4_nivel2_pipeline_rpa_macroentorno.drawio.png"/>
                     <pic:cNvPicPr/>
                   </pic:nvPicPr>
                   <pic:blipFill>
@@ -2813,7 +2723,7 @@
                   <pic:spPr>
                     <a:xfrm>
                       <a:off x="0" y="0"/>
-                      <a:ext cx="6583680" cy="3321050"/>
+                      <a:ext cx="6400800" cy="2632423"/>
                     </a:xfrm>
                     <a:prstGeom prst="rect">
                       <a:avLst/>
@@ -2836,11 +2746,9 @@
       </w:pPr>
       <w:r>
         <w:rPr>
-          <w:i/>
-          <w:sz w:val="16"/>
-          <w:lang w:val="es-EC"/>
-        </w:rPr>
-        <w:t>Fig. 2. Arquitectura resumida del reto final propuesta a partir del diagrama en draw.io.</w:t>
+          <w:lang w:val="es-EC"/>
+        </w:rPr>
+        <w:t>Fig. 2. Arquitectura C4 Nivel 2 del Pipeline RPA Macroentorno Ecuador: contenedores, fuentes, repositorios, logs y notificación.</w:t>
       </w:r>
     </w:p>
     <w:p>
@@ -2861,6 +2769,7 @@
       <w:pPr>
         <w:pStyle w:val="Ttulo2"/>
         <w:spacing w:before="80" w:after="60"/>
+        <w:jc w:val="center"/>
         <w:rPr>
           <w:color w:val="auto"/>
           <w:lang w:val="es-EC"/>
@@ -2868,11 +2777,9 @@
       </w:pPr>
       <w:r>
         <w:rPr>
-          <w:rFonts w:ascii="Times New Roman" w:hAnsi="Times New Roman"/>
-          <w:color w:val="auto"/>
-          <w:lang w:val="es-EC"/>
-        </w:rPr>
-        <w:t>G. Arquitectura propuesta del reto final</w:t>
+          <w:lang w:val="es-EC"/>
+        </w:rPr>
+        <w:t>VI. ARQUITECTURA PROPUESTA</w:t>
       </w:r>
     </w:p>
     <w:p>
@@ -2888,7 +2795,7 @@
         <w:rPr>
           <w:lang w:val="es-EC"/>
         </w:rPr>
-        <w:t>El reto final plantea automatizar fuentes públicas del macroentorno ecuatoriano. A diferencia del primer reto, el objetivo no es producir un reporte académico simple, sino diseñar un pipeline que sirva como insumo para el equipo de Datos. La arquitectura se organiza por periodicidad: flujos diarios para petróleo y riesgo país; flujos mensuales para sector real y directorio de compañías; flujos trimestrales para ENEMDU; y flujos anuales o estáticos para cuentas nacionales, ranking de empresas, registros administrativos de MINEDUC y censo.</w:t>
+        <w:t>La arquitectura corregida se presenta mediante el modelo C4 Nivel 2. Este nivel muestra contenedores y sistemas relacionados sin detallar cada nodo interno de n8n. La decisión responde a la observación recibida: el diagrama debe ser más general y debe representar la solución completa del proyecto, no solo una captura del flujo.</w:t>
       </w:r>
     </w:p>
     <w:p>
@@ -2904,35 +2811,35 @@
         <w:rPr>
           <w:lang w:val="es-EC"/>
         </w:rPr>
-        <w:t xml:space="preserve">La arquitectura diseñada en draw.io incorpora una secuencia común: Schedule Trigger, HTTP </w:t>
+        <w:t xml:space="preserve">En la vista C4 Nivel 2, el sistema principal es el Pipeline RPA Macroentorno Ecuador. Dentro de este sistema se ubican los contenedores funcionales: Manual Trigger, Schedule Trigger, Orquestador </w:t>
       </w:r>
       <w:proofErr w:type="spellStart"/>
       <w:r>
         <w:rPr>
           <w:lang w:val="es-EC"/>
         </w:rPr>
-        <w:t>Request</w:t>
+        <w:t>Workflow</w:t>
       </w:r>
       <w:proofErr w:type="spellEnd"/>
       <w:r>
         <w:rPr>
           <w:lang w:val="es-EC"/>
         </w:rPr>
-        <w:t xml:space="preserve">, </w:t>
+        <w:t xml:space="preserve"> n8n, Módulo de Extracción, Módulo de Validación, Repositorio de archivos crudos, </w:t>
       </w:r>
       <w:proofErr w:type="spellStart"/>
       <w:r>
         <w:rPr>
           <w:lang w:val="es-EC"/>
         </w:rPr>
-        <w:t>Extract</w:t>
+        <w:t>Parsing</w:t>
       </w:r>
       <w:proofErr w:type="spellEnd"/>
       <w:r>
         <w:rPr>
           <w:lang w:val="es-EC"/>
         </w:rPr>
-        <w:t xml:space="preserve"> From File, Code para estructurar información y Oracle DB como destino. Esta secuencia representa una capa de abstracción porque separa la fuente original de la forma final en que los datos serán almacenados. Aunque cada fuente tenga formato diferente, el pipeline debe convertirla en una estructura controlada antes de persistirla.</w:t>
+        <w:t xml:space="preserve"> y Normalización, Consolidación, Manejo de errores y respaldo.</w:t>
       </w:r>
     </w:p>
     <w:p>
@@ -2948,13 +2855,21 @@
         <w:rPr>
           <w:lang w:val="es-EC"/>
         </w:rPr>
-        <w:t xml:space="preserve">El uso de Oracle DB como nodo final responde a la necesidad de una persistencia más formal que una simple carpeta local. Una base de datos permite almacenar registros normalizados, controlar esquemas por fuente, facilitar </w:t>
-      </w:r>
-      <w:r>
-        <w:rPr>
-          <w:lang w:val="es-EC"/>
-        </w:rPr>
-        <w:t>consultas posteriores y servir de punto común para el equipo de Datos. No obstante, el diseño también debe conservar evidencia de archivo original o metadatos de descarga, porque la trazabilidad sigue siendo un requisito del reto.</w:t>
+        <w:t xml:space="preserve">Fuera del sistema se representan los sistemas externos: fuentes públicas, Oracle </w:t>
+      </w:r>
+      <w:proofErr w:type="spellStart"/>
+      <w:r>
+        <w:rPr>
+          <w:lang w:val="es-EC"/>
+        </w:rPr>
+        <w:t>Database</w:t>
+      </w:r>
+      <w:proofErr w:type="spellEnd"/>
+      <w:r>
+        <w:rPr>
+          <w:lang w:val="es-EC"/>
+        </w:rPr>
+        <w:t>, servicio de correo y equipo de Datos. Esta separación permite entender qué elementos pertenecen al pipeline y qué elementos son dependencias externas o consumidores de resultados.</w:t>
       </w:r>
     </w:p>
     <w:p>
@@ -2970,7 +2885,7 @@
         <w:rPr>
           <w:lang w:val="es-EC"/>
         </w:rPr>
-        <w:t>El diseño por periodicidad ayuda a evitar ejecuciones innecesarias. No tendría sentido consultar todos los recursos diariamente si algunos se publican de forma anual o trimestral. Por ello, la arquitectura separa flujos diarios, mensuales, trimestrales y anuales. Esta decisión reduce carga operativa, permite programar cada rama con una frecuencia adecuada y facilita la revisión del historial de ejecuciones.</w:t>
+        <w:t>La arquitectura inicia con dos eventos posibles. El operador RPA activa manualmente el flujo durante pruebas, mientras que el planificador n8n o Cron dispara ejecuciones automáticas por horario. Ambos caminos llegan al orquestador, que coordina la ejecución según la fuente y periodicidad.</w:t>
       </w:r>
     </w:p>
     <w:p>
@@ -2986,7 +2901,28 @@
         <w:rPr>
           <w:lang w:val="es-EC"/>
         </w:rPr>
-        <w:t>El diagrama de arquitectura también funciona como herramienta de comunicación. Antes de implementar los nodos, el tutor y el estudiante pueden revisar el alcance, detectar fuentes demasiado complejas, identificar dependencias y acordar criterios de evaluación. Esta función es importante porque evita avanzar hacia una solución técnicamente equivocada o demasiado ambiciosa para el tiempo disponible.</w:t>
+        <w:t xml:space="preserve">El módulo de extracción consulta las fuentes públicas mediante </w:t>
+      </w:r>
+      <w:proofErr w:type="spellStart"/>
+      <w:r>
+        <w:rPr>
+          <w:lang w:val="es-EC"/>
+        </w:rPr>
+        <w:t>URLs</w:t>
+      </w:r>
+      <w:proofErr w:type="spellEnd"/>
+      <w:r>
+        <w:rPr>
+          <w:lang w:val="es-EC"/>
+        </w:rPr>
+        <w:t xml:space="preserve"> y descarga archivos o respuestas HTTP. Luego, el módulo de validación verifica que el recurso cumpla condiciones mínimas. Si la validación es correcta, el </w:t>
+      </w:r>
+      <w:r>
+        <w:rPr>
+          <w:lang w:val="es-EC"/>
+        </w:rPr>
+        <w:lastRenderedPageBreak/>
+        <w:t>archivo se almacena como crudo; si falla, se activa el manejo de errores y se registra el incidente.</w:t>
       </w:r>
     </w:p>
     <w:p>
@@ -2999,11 +2935,9 @@
       </w:pPr>
       <w:r>
         <w:rPr>
-          <w:i/>
-          <w:sz w:val="16"/>
-          <w:lang w:val="es-EC"/>
-        </w:rPr>
-        <w:t>Tabla IV. Organización técnica propuesta para el reto final.</w:t>
+          <w:lang w:val="es-EC"/>
+        </w:rPr>
+        <w:t>Tabla IV. Organización técnica de fuentes por periodicidad y salida propuesta para el reto final.</w:t>
       </w:r>
     </w:p>
     <w:p>
@@ -3014,7 +2948,6 @@
         <w:rPr>
           <w:noProof/>
         </w:rPr>
-        <w:lastRenderedPageBreak/>
         <w:drawing>
           <wp:inline distT="0" distB="0" distL="0" distR="0" wp14:anchorId="1F1A4B42" wp14:editId="4EC5EF54">
             <wp:extent cx="2971800" cy="1165606"/>
@@ -3063,11 +2996,9 @@
       </w:pPr>
       <w:r>
         <w:rPr>
-          <w:rFonts w:ascii="Times New Roman" w:hAnsi="Times New Roman"/>
-          <w:color w:val="auto"/>
-          <w:lang w:val="es-EC"/>
-        </w:rPr>
-        <w:t>H. Capa de abstracción, validación y Oracle DB</w:t>
+          <w:lang w:val="es-EC"/>
+        </w:rPr>
+        <w:t>A. Vista C4 Nivel 2: contenedores</w:t>
       </w:r>
     </w:p>
     <w:p>
@@ -3083,7 +3014,35 @@
         <w:rPr>
           <w:lang w:val="es-EC"/>
         </w:rPr>
-        <w:t>La capa de abstracción del pipeline evita que el resto del sistema dependa directamente de los formatos originales. Esta capa se ubica entre la extracción y la persistencia. Su responsabilidad es limpiar nombres de campos, seleccionar hojas relevantes, convertir tipos de datos, agregar metadatos de fecha y preparar registros para Oracle DB. De esta forma, el equipo de Datos no tendría que interpretar cada fuente desde cero, sino consumir estructuras ya organizadas.</w:t>
+        <w:t xml:space="preserve">El contenedor Manual Trigger representa la ejecución de prueba. Su evento es la acción del operador RPA al presionar </w:t>
+      </w:r>
+      <w:proofErr w:type="spellStart"/>
+      <w:r>
+        <w:rPr>
+          <w:lang w:val="es-EC"/>
+        </w:rPr>
+        <w:t>Execute</w:t>
+      </w:r>
+      <w:proofErr w:type="spellEnd"/>
+      <w:r>
+        <w:rPr>
+          <w:lang w:val="es-EC"/>
+        </w:rPr>
+        <w:t xml:space="preserve"> </w:t>
+      </w:r>
+      <w:proofErr w:type="spellStart"/>
+      <w:r>
+        <w:rPr>
+          <w:lang w:val="es-EC"/>
+        </w:rPr>
+        <w:t>Workflow</w:t>
+      </w:r>
+      <w:proofErr w:type="spellEnd"/>
+      <w:r>
+        <w:rPr>
+          <w:lang w:val="es-EC"/>
+        </w:rPr>
+        <w:t>. Esta forma de activación es necesaria durante la construcción porque permite ejecutar una fuente específica, revisar el output y corregir errores de configuración.</w:t>
       </w:r>
     </w:p>
     <w:p>
@@ -3099,21 +3058,21 @@
         <w:rPr>
           <w:lang w:val="es-EC"/>
         </w:rPr>
-        <w:t xml:space="preserve">En términos prácticos, esta capa puede implementarse mediante nodos Code, expresiones de n8n o </w:t>
+        <w:t xml:space="preserve">El contenedor Schedule Trigger representa la automatización real. Su evento es una fecha y hora programada. En el reto final se puede configurar un </w:t>
       </w:r>
       <w:proofErr w:type="spellStart"/>
       <w:r>
         <w:rPr>
           <w:lang w:val="es-EC"/>
         </w:rPr>
-        <w:t>subworkflows</w:t>
+        <w:t>schedule</w:t>
       </w:r>
       <w:proofErr w:type="spellEnd"/>
       <w:r>
         <w:rPr>
           <w:lang w:val="es-EC"/>
         </w:rPr>
-        <w:t xml:space="preserve"> reutilizables. Por ejemplo, una regla común puede validar que la respuesta no esté vacía, otra puede construir el nombre lógico de la fuente, otra puede agregar fecha de descarga y otra puede decidir si se carga la información o se registra un error. Este enfoque reduce duplicación y facilita mantenimiento cuando se agreguen nuevas fuentes.</w:t>
+        <w:t xml:space="preserve"> diario para fuentes de actualización diaria, mensual para fuentes mensuales, trimestral para ENEMDU y anual o bajo demanda para recursos estáticos.</w:t>
       </w:r>
     </w:p>
     <w:p>
@@ -3129,7 +3088,21 @@
         <w:rPr>
           <w:lang w:val="es-EC"/>
         </w:rPr>
-        <w:t>La persistencia en Oracle DB exige pensar en esquemas. Cada fuente puede almacenarse en una tabla específica o en un conjunto de tablas relacionadas, dependiendo de su granularidad. Los indicadores diarios pueden requerir claves por fecha; los registros anuales pueden requerir campos de período; y los datos estáticos pueden requerir control de versión. Estas decisiones deben documentarse porque afectan la forma en que el equipo de Datos consultará la información.</w:t>
+        <w:t xml:space="preserve">El Orquestador </w:t>
+      </w:r>
+      <w:proofErr w:type="spellStart"/>
+      <w:r>
+        <w:rPr>
+          <w:lang w:val="es-EC"/>
+        </w:rPr>
+        <w:t>Workflow</w:t>
+      </w:r>
+      <w:proofErr w:type="spellEnd"/>
+      <w:r>
+        <w:rPr>
+          <w:lang w:val="es-EC"/>
+        </w:rPr>
+        <w:t xml:space="preserve"> n8n coordina la ejecución general. No se encarga de una tarea de negocio específica, sino de conectar los módulos. Desde el punto de vista C4, este contenedor representa el corazón del pipeline, porque recibe el evento de activación y ordena la extracción, validación, normalización y notificación.</w:t>
       </w:r>
     </w:p>
     <w:p>
@@ -3145,7 +3118,49 @@
         <w:rPr>
           <w:lang w:val="es-EC"/>
         </w:rPr>
-        <w:t>La capa de abstracción también permite aplicar reglas de seguridad. Las credenciales de base de datos no deben escribirse directamente en el código ni compartirse dentro de documentos públicos. En una implementación real, deben almacenarse en credenciales seguras de n8n o en un gestor de secretos. Esta consideración es parte del paso de una práctica académica a una arquitectura institucional.</w:t>
+        <w:t xml:space="preserve">El Repositorio de archivos crudos se modela como un File </w:t>
+      </w:r>
+      <w:proofErr w:type="spellStart"/>
+      <w:r>
+        <w:rPr>
+          <w:lang w:val="es-EC"/>
+        </w:rPr>
+        <w:t>System</w:t>
+      </w:r>
+      <w:proofErr w:type="spellEnd"/>
+      <w:r>
+        <w:rPr>
+          <w:lang w:val="es-EC"/>
+        </w:rPr>
+        <w:t xml:space="preserve"> porque guarda los recursos descargados. En la implementación con Docker, este repositorio se monta como volumen para que n8n pueda escribir dentro de /home/</w:t>
+      </w:r>
+      <w:proofErr w:type="spellStart"/>
+      <w:r>
+        <w:rPr>
+          <w:lang w:val="es-EC"/>
+        </w:rPr>
+        <w:t>node</w:t>
+      </w:r>
+      <w:proofErr w:type="spellEnd"/>
+      <w:r>
+        <w:rPr>
+          <w:lang w:val="es-EC"/>
+        </w:rPr>
+        <w:t>/</w:t>
+      </w:r>
+      <w:proofErr w:type="spellStart"/>
+      <w:r>
+        <w:rPr>
+          <w:lang w:val="es-EC"/>
+        </w:rPr>
+        <w:t>datos_macroentorno</w:t>
+      </w:r>
+      <w:proofErr w:type="spellEnd"/>
+      <w:r>
+        <w:rPr>
+          <w:lang w:val="es-EC"/>
+        </w:rPr>
+        <w:t xml:space="preserve"> y el usuario pueda revisar los archivos desde Windows.</w:t>
       </w:r>
     </w:p>
     <w:p>
@@ -3159,11 +3174,9 @@
       </w:pPr>
       <w:r>
         <w:rPr>
-          <w:rFonts w:ascii="Times New Roman" w:hAnsi="Times New Roman"/>
-          <w:color w:val="auto"/>
-          <w:lang w:val="es-EC"/>
-        </w:rPr>
-        <w:t>I. Criterios de validación del reto final</w:t>
+          <w:lang w:val="es-EC"/>
+        </w:rPr>
+        <w:t>B. Manejo de errores, logs y continuidad</w:t>
       </w:r>
     </w:p>
     <w:p>
@@ -3179,35 +3192,21 @@
         <w:rPr>
           <w:lang w:val="es-EC"/>
         </w:rPr>
-        <w:t xml:space="preserve">Para evaluar el pipeline del reto final se deben aplicar criterios objetivos. El primero es la disponibilidad de la fuente: el flujo debe verificar si la respuesta existe y si el servidor no devolvió error. El segundo es la integridad: el archivo o respuesta no debe estar vacío. El tercero es el formato: se debe confirmar si el recurso corresponde al tipo esperado, por </w:t>
-      </w:r>
-      <w:proofErr w:type="gramStart"/>
-      <w:r>
-        <w:rPr>
-          <w:lang w:val="es-EC"/>
-        </w:rPr>
-        <w:t>ejemplo</w:t>
-      </w:r>
-      <w:proofErr w:type="gramEnd"/>
-      <w:r>
-        <w:rPr>
-          <w:lang w:val="es-EC"/>
-        </w:rPr>
-        <w:t xml:space="preserve"> CSV, Excel o HTML </w:t>
+        <w:t xml:space="preserve">El manejo de errores se diseña como un contenedor propio porque no es un detalle secundario. Su responsabilidad es aplicar reintentos, registrar causa, conservar </w:t>
       </w:r>
       <w:proofErr w:type="spellStart"/>
       <w:r>
         <w:rPr>
           <w:lang w:val="es-EC"/>
         </w:rPr>
-        <w:t>parseable</w:t>
+        <w:t>timestamp</w:t>
       </w:r>
       <w:proofErr w:type="spellEnd"/>
       <w:r>
         <w:rPr>
           <w:lang w:val="es-EC"/>
         </w:rPr>
-        <w:t>.</w:t>
+        <w:t>, guardar estado y utilizar la última versión válida si existe. Esta lógica evita que una fuente inestable detenga todo el pipeline.</w:t>
       </w:r>
     </w:p>
     <w:p>
@@ -3223,24 +3222,22 @@
         <w:rPr>
           <w:lang w:val="es-EC"/>
         </w:rPr>
-        <w:t>El cuarto criterio es la coherencia estructural. Si el archivo es una hoja de cálculo, deben existir hojas o columnas esperadas; si la fuente devuelve JSON, deben existir campos obligatorios. El quinto criterio es la carga en Oracle DB: la operación debe registrar cuántos registros fueron insertados o actualizados. Finalmente, el sexto criterio es la notificación: el equipo de Datos debe recibir un resumen claro de fuentes exitosas, fuentes fallidas y mensajes de error.</w:t>
+        <w:t>Los logs de ejecución y errores se almacenan como archivo o base de datos. Cada registro debe incluir fuente, fecha, estado, intentos, ruta de archivo y mensaje de error. Esta información permite auditar la ejecución y preparar evidencia para la entrega del reto.</w:t>
       </w:r>
     </w:p>
     <w:p>
       <w:pPr>
         <w:spacing w:after="100"/>
-        <w:jc w:val="center"/>
-        <w:rPr>
-          <w:lang w:val="es-EC"/>
-        </w:rPr>
-      </w:pPr>
-      <w:r>
-        <w:rPr>
-          <w:i/>
-          <w:sz w:val="16"/>
-          <w:lang w:val="es-EC"/>
-        </w:rPr>
-        <w:t>Tabla V. Criterios de control recomendados para la validación del pipeline.</w:t>
+        <w:jc w:val="both"/>
+        <w:rPr>
+          <w:lang w:val="es-EC"/>
+        </w:rPr>
+      </w:pPr>
+      <w:r>
+        <w:rPr>
+          <w:lang w:val="es-EC"/>
+        </w:rPr>
+        <w:t>La continuidad operativa se basa en fallos parciales. Si una fuente falla después de los reintentos, el sistema notifica el incidente y continúa con el resto. Esta decisión es importante porque el pipeline consume fuentes externas sobre las que no se tiene control total.</w:t>
       </w:r>
     </w:p>
     <w:p>
@@ -3292,6 +3289,7 @@
       <w:pPr>
         <w:pStyle w:val="Ttulo2"/>
         <w:spacing w:before="80" w:after="60"/>
+        <w:jc w:val="center"/>
         <w:rPr>
           <w:color w:val="auto"/>
           <w:lang w:val="es-EC"/>
@@ -3299,11 +3297,9 @@
       </w:pPr>
       <w:r>
         <w:rPr>
-          <w:rFonts w:ascii="Times New Roman" w:hAnsi="Times New Roman"/>
-          <w:color w:val="auto"/>
-          <w:lang w:val="es-EC"/>
-        </w:rPr>
-        <w:t>J. Comparación técnica entre el primer reto y el reto final</w:t>
+          <w:lang w:val="es-EC"/>
+        </w:rPr>
+        <w:t>VII. MÉTODO DE TRABAJO</w:t>
       </w:r>
     </w:p>
     <w:p>
@@ -3319,21 +3315,7 @@
         <w:rPr>
           <w:lang w:val="es-EC"/>
         </w:rPr>
-        <w:t xml:space="preserve">La comparación entre ambos retos permite observar una progresión de complejidad. En el primer reto las fuentes son </w:t>
-      </w:r>
-      <w:proofErr w:type="spellStart"/>
-      <w:r>
-        <w:rPr>
-          <w:lang w:val="es-EC"/>
-        </w:rPr>
-        <w:t>APIs</w:t>
-      </w:r>
-      <w:proofErr w:type="spellEnd"/>
-      <w:r>
-        <w:rPr>
-          <w:lang w:val="es-EC"/>
-        </w:rPr>
-        <w:t xml:space="preserve"> públicas con respuestas relativamente estables y bien delimitadas. En el reto final, en cambio, se trabaja con portales institucionales que pueden publicar archivos en formatos diferentes, enlaces variables o páginas que requieren inspección previa. Esta diferencia obliga a diseñar un pipeline más flexible.</w:t>
+        <w:t>El método de trabajo propuesto es incremental. En lugar de intentar automatizar todas las fuentes al mismo tiempo, se construye primero un flujo base con una fuente de menor complejidad. Este flujo sirve para validar descarga, escritura en disco, nomenclatura, validación básica y registro de log.</w:t>
       </w:r>
     </w:p>
     <w:p>
@@ -3349,7 +3331,35 @@
         <w:rPr>
           <w:lang w:val="es-EC"/>
         </w:rPr>
-        <w:t>En el primer reto la salida es un JSON consolidado. En el reto final la salida debe convertirse en datos persistentes dentro de Oracle DB y, posiblemente, en archivos organizados con trazabilidad. Esto cambia la naturaleza de la solución: ya no basta con mostrar un resultado, sino que se debe garantizar que el equipo de Datos pueda reutilizarlo en procesos posteriores.</w:t>
+        <w:t xml:space="preserve">La primera fase consiste en analizar las fuentes y clasificar periodicidades. En esta etapa se revisan </w:t>
+      </w:r>
+      <w:proofErr w:type="spellStart"/>
+      <w:r>
+        <w:rPr>
+          <w:lang w:val="es-EC"/>
+        </w:rPr>
+        <w:t>URLs</w:t>
+      </w:r>
+      <w:proofErr w:type="spellEnd"/>
+      <w:r>
+        <w:rPr>
+          <w:lang w:val="es-EC"/>
+        </w:rPr>
+        <w:t xml:space="preserve">, formatos disponibles, frecuencia de actualización, institución responsable y dificultad técnica. El resultado es un inventario de fuentes que alimenta la configuración del </w:t>
+      </w:r>
+      <w:proofErr w:type="spellStart"/>
+      <w:r>
+        <w:rPr>
+          <w:lang w:val="es-EC"/>
+        </w:rPr>
+        <w:t>workflow</w:t>
+      </w:r>
+      <w:proofErr w:type="spellEnd"/>
+      <w:r>
+        <w:rPr>
+          <w:lang w:val="es-EC"/>
+        </w:rPr>
+        <w:t>.</w:t>
       </w:r>
     </w:p>
     <w:p>
@@ -3365,21 +3375,7 @@
         <w:rPr>
           <w:lang w:val="es-EC"/>
         </w:rPr>
-        <w:t xml:space="preserve">El manejo de errores también evoluciona. En el primer reto se probó una estrategia básica para continuar la </w:t>
-      </w:r>
-      <w:proofErr w:type="gramStart"/>
-      <w:r>
-        <w:rPr>
-          <w:lang w:val="es-EC"/>
-        </w:rPr>
-        <w:t>ejecución</w:t>
-      </w:r>
-      <w:proofErr w:type="gramEnd"/>
-      <w:r>
-        <w:rPr>
-          <w:lang w:val="es-EC"/>
-        </w:rPr>
-        <w:t xml:space="preserve"> aunque una API falle. En el reto final se requiere una estrategia más completa: reintentos, registro por fuente, mensajes comprensibles, uso de última versión válida si corresponde y notificación de incidencias. Esta evolución responde al carácter institucional del sistema.</w:t>
+        <w:t>La segunda fase corresponde al diseño arquitectónico. Aquí se utiliza C4 Nivel 2 para representar contenedores y dependencias externas. La arquitectura permite verificar si el proyecto contempla activación, extracción, validación, almacenamiento, normalización, logs, Oracle y notificación.</w:t>
       </w:r>
     </w:p>
     <w:p>
@@ -3395,35 +3391,35 @@
         <w:rPr>
           <w:lang w:val="es-EC"/>
         </w:rPr>
-        <w:t xml:space="preserve">La trazabilidad pasa de ser </w:t>
-      </w:r>
-      <w:proofErr w:type="gramStart"/>
-      <w:r>
-        <w:rPr>
-          <w:lang w:val="es-EC"/>
-        </w:rPr>
-        <w:t>una característica deseable a convertirse</w:t>
-      </w:r>
-      <w:proofErr w:type="gramEnd"/>
-      <w:r>
-        <w:rPr>
-          <w:lang w:val="es-EC"/>
-        </w:rPr>
-        <w:t xml:space="preserve"> en un requisito. En el primer reto, el </w:t>
+        <w:t xml:space="preserve">La tercera fase es la implementación del flujo base en n8n. Se configuran nodos de activación, datos de fuente, HTTP </w:t>
       </w:r>
       <w:proofErr w:type="spellStart"/>
       <w:r>
         <w:rPr>
           <w:lang w:val="es-EC"/>
         </w:rPr>
-        <w:t>timestamp</w:t>
+        <w:t>Request</w:t>
       </w:r>
       <w:proofErr w:type="spellEnd"/>
       <w:r>
         <w:rPr>
           <w:lang w:val="es-EC"/>
         </w:rPr>
-        <w:t xml:space="preserve"> del reporte indica cuándo se generó la salida. En el reto final, cada fuente debe conservar evidencia de fecha, versión, origen, estado de validación y resultado de carga. Esta información permite auditar el pipeline y reproducir análisis históricos.</w:t>
+        <w:t xml:space="preserve">, preparación de nombre de archivo, IF de validación y Write File </w:t>
+      </w:r>
+      <w:proofErr w:type="spellStart"/>
+      <w:r>
+        <w:rPr>
+          <w:lang w:val="es-EC"/>
+        </w:rPr>
+        <w:t>to</w:t>
+      </w:r>
+      <w:proofErr w:type="spellEnd"/>
+      <w:r>
+        <w:rPr>
+          <w:lang w:val="es-EC"/>
+        </w:rPr>
+        <w:t xml:space="preserve"> Disk. En entornos Docker se ajustan rutas internas y volúmenes compartidos.</w:t>
       </w:r>
     </w:p>
     <w:p>
@@ -3439,35 +3435,60 @@
         <w:rPr>
           <w:lang w:val="es-EC"/>
         </w:rPr>
-        <w:t>Finalmente, el primer reto se ejecuta de forma manual; el reto final debe avanzar hacia ejecución programada. Esta diferencia introduce requisitos de disponibilidad, monitoreo y mantenimiento. Un flujo manual puede depender del estudiante; un flujo programado debe funcionar con autonomía y reportar fallos cuando el usuario no está observando directamente la ejecución.</w:t>
+        <w:t xml:space="preserve">La cuarta fase consiste en agregar manejo de errores. Se definen reintentos, salida false del IF, construcción de log de error y notificación de fallo parcial. Esta fase transforma el </w:t>
+      </w:r>
+      <w:proofErr w:type="spellStart"/>
+      <w:r>
+        <w:rPr>
+          <w:lang w:val="es-EC"/>
+        </w:rPr>
+        <w:t>workflow</w:t>
+      </w:r>
+      <w:proofErr w:type="spellEnd"/>
+      <w:r>
+        <w:rPr>
+          <w:lang w:val="es-EC"/>
+        </w:rPr>
+        <w:t xml:space="preserve"> de una prueba simple a un proceso más resistente.</w:t>
       </w:r>
     </w:p>
     <w:p>
       <w:pPr>
         <w:spacing w:after="100"/>
+        <w:jc w:val="both"/>
+        <w:rPr>
+          <w:lang w:val="es-EC"/>
+        </w:rPr>
+      </w:pPr>
+      <w:r>
+        <w:rPr>
+          <w:lang w:val="es-EC"/>
+        </w:rPr>
+        <w:t xml:space="preserve">La quinta fase amplía fuentes y periodicidades. Una vez probado el patrón, se replica para BCE, INEC, </w:t>
+      </w:r>
+      <w:proofErr w:type="spellStart"/>
+      <w:r>
+        <w:rPr>
+          <w:lang w:val="es-EC"/>
+        </w:rPr>
+        <w:t>Supercias</w:t>
+      </w:r>
+      <w:proofErr w:type="spellEnd"/>
+      <w:r>
+        <w:rPr>
+          <w:lang w:val="es-EC"/>
+        </w:rPr>
+        <w:t xml:space="preserve"> y MINEDUC, ajustando cada extracción según formato y reglas de validación. Finalmente, se documentan evidencias de ejecución, estructura de carpetas y resultados.</w:t>
+      </w:r>
+    </w:p>
+    <w:p>
+      <w:pPr>
         <w:jc w:val="center"/>
-        <w:rPr>
-          <w:lang w:val="es-EC"/>
-        </w:rPr>
-      </w:pPr>
-      <w:r>
-        <w:rPr>
-          <w:i/>
-          <w:sz w:val="16"/>
-          <w:lang w:val="es-EC"/>
-        </w:rPr>
-        <w:t>Tabla VI. Evolución técnica desde el primer reto hacia el reto final.</w:t>
-      </w:r>
-    </w:p>
-    <w:p>
-      <w:pPr>
-        <w:jc w:val="center"/>
       </w:pPr>
       <w:r>
         <w:rPr>
           <w:noProof/>
         </w:rPr>
-        <w:lastRenderedPageBreak/>
         <w:drawing>
           <wp:inline distT="0" distB="0" distL="0" distR="0" wp14:anchorId="68290F2F" wp14:editId="0A385DE9">
             <wp:extent cx="2971800" cy="1509014"/>
@@ -3516,11 +3537,9 @@
       </w:pPr>
       <w:r>
         <w:rPr>
-          <w:rFonts w:ascii="Times New Roman" w:hAnsi="Times New Roman"/>
-          <w:color w:val="auto"/>
-          <w:lang w:val="es-EC"/>
-        </w:rPr>
-        <w:t>K. Recomendaciones para la implementación posterior</w:t>
+          <w:lang w:val="es-EC"/>
+        </w:rPr>
+        <w:t>A. Fases de implementación</w:t>
       </w:r>
     </w:p>
     <w:p>
@@ -3536,7 +3555,56 @@
         <w:rPr>
           <w:lang w:val="es-EC"/>
         </w:rPr>
-        <w:t>Para la siguiente fase se recomienda implementar primero una fuente de baja complejidad, como una descarga directa en CSV o Excel. Esta estrategia permite validar la arquitectura sin enfrentar de inmediato los casos más difíciles. Una vez probado el patrón básico, se puede reutilizar para las demás fuentes.</w:t>
+        <w:t xml:space="preserve">La implementación se organiza por fases para reducir riesgo. La fase 1 valida una fuente simple y confirma que n8n puede guardar archivos desde Docker. La fase 2 incorpora logs y manejo de errores. La fase 3 agrega </w:t>
+      </w:r>
+      <w:proofErr w:type="spellStart"/>
+      <w:r>
+        <w:rPr>
+          <w:lang w:val="es-EC"/>
+        </w:rPr>
+        <w:t>parsing</w:t>
+      </w:r>
+      <w:proofErr w:type="spellEnd"/>
+      <w:r>
+        <w:rPr>
+          <w:lang w:val="es-EC"/>
+        </w:rPr>
+        <w:t xml:space="preserve"> o lectura de </w:t>
+      </w:r>
+      <w:r>
+        <w:rPr>
+          <w:lang w:val="es-EC"/>
+        </w:rPr>
+        <w:lastRenderedPageBreak/>
+        <w:t xml:space="preserve">archivos. La fase 4 prepara carga posterior en Oracle </w:t>
+      </w:r>
+      <w:proofErr w:type="spellStart"/>
+      <w:r>
+        <w:rPr>
+          <w:lang w:val="es-EC"/>
+        </w:rPr>
+        <w:t>Database</w:t>
+      </w:r>
+      <w:proofErr w:type="spellEnd"/>
+      <w:r>
+        <w:rPr>
+          <w:lang w:val="es-EC"/>
+        </w:rPr>
+        <w:t xml:space="preserve">. La fase 5 automatiza </w:t>
+      </w:r>
+      <w:proofErr w:type="spellStart"/>
+      <w:r>
+        <w:rPr>
+          <w:lang w:val="es-EC"/>
+        </w:rPr>
+        <w:t>schedules</w:t>
+      </w:r>
+      <w:proofErr w:type="spellEnd"/>
+      <w:r>
+        <w:rPr>
+          <w:lang w:val="es-EC"/>
+        </w:rPr>
+        <w:t xml:space="preserve"> por periodicidad.</w:t>
       </w:r>
     </w:p>
     <w:p>
@@ -3552,35 +3620,35 @@
         <w:rPr>
           <w:lang w:val="es-EC"/>
         </w:rPr>
-        <w:t xml:space="preserve">También se recomienda construir </w:t>
+        <w:t xml:space="preserve">Cada fase debe dejar evidencia. La evidencia mínima incluye captura del </w:t>
       </w:r>
       <w:proofErr w:type="spellStart"/>
       <w:r>
         <w:rPr>
           <w:lang w:val="es-EC"/>
         </w:rPr>
-        <w:t>subworkflows</w:t>
+        <w:t>workflow</w:t>
       </w:r>
       <w:proofErr w:type="spellEnd"/>
       <w:r>
         <w:rPr>
           <w:lang w:val="es-EC"/>
         </w:rPr>
-        <w:t xml:space="preserve"> reutilizables. Un </w:t>
+        <w:t xml:space="preserve">, archivo guardado en carpeta, JSON exportado, log generado, error controlado si aplica y explicación de cómo se disparó el </w:t>
       </w:r>
       <w:proofErr w:type="spellStart"/>
       <w:r>
         <w:rPr>
           <w:lang w:val="es-EC"/>
         </w:rPr>
-        <w:t>subworkflow</w:t>
+        <w:t>trigger</w:t>
       </w:r>
       <w:proofErr w:type="spellEnd"/>
       <w:r>
         <w:rPr>
           <w:lang w:val="es-EC"/>
         </w:rPr>
-        <w:t xml:space="preserve"> puede encargarse de registrar errores; otro, de validar estructura; otro, de preparar metadatos; y otro, de cargar en Oracle DB. Esta separación evita repetir la misma lógica en todas las fuentes y facilita realizar cambios globales.</w:t>
+        <w:t>. Esta documentación es necesaria para demostrar cumplimiento del reto.</w:t>
       </w:r>
     </w:p>
     <w:p>
@@ -3596,7 +3664,21 @@
         <w:rPr>
           <w:lang w:val="es-EC"/>
         </w:rPr>
-        <w:t>La carga en Oracle DB debe manejar idempotencia. Si el pipeline se ejecuta dos veces el mismo día, no debería duplicar registros. Para ello se pueden usar claves compuestas por fuente, fecha y periodo, o estrategias de actualización controlada. Este criterio es fundamental para mantener la calidad del repositorio.</w:t>
+        <w:t xml:space="preserve">La estrategia de pruebas debe considerar casos correctos y casos de error. Un caso correcto verifica descarga y guardado. Un caso de error puede simular URL inválida, archivo vacío o falta de </w:t>
+      </w:r>
+      <w:proofErr w:type="spellStart"/>
+      <w:r>
+        <w:rPr>
+          <w:lang w:val="es-EC"/>
+        </w:rPr>
+        <w:t>binary.data</w:t>
+      </w:r>
+      <w:proofErr w:type="spellEnd"/>
+      <w:r>
+        <w:rPr>
+          <w:lang w:val="es-EC"/>
+        </w:rPr>
+        <w:t>. El flujo debe responder con log y notificación, no con una interrupción silenciosa.</w:t>
       </w:r>
     </w:p>
     <w:p>
@@ -3612,7 +3694,7 @@
         <w:rPr>
           <w:lang w:val="es-EC"/>
         </w:rPr>
-        <w:t>Finalmente, la documentación debe mantenerse junto al flujo. Cada nodo debe tener nombre descriptivo y, cuando sea necesario, notas internas que expliquen su función. Además, el informe final debe registrar decisiones, dificultades, fuentes cubiertas, errores encontrados y evidencia de ejecución automática. Esta documentación facilitará la evaluación y el mantenimiento del sistema.</w:t>
+        <w:t>El método también contempla revisión con el equipo o tutor antes de avanzar a fuentes más complejas. Esta validación evita invertir tiempo en una arquitectura incorrecta y permite ajustar el alcance del pipeline de acuerdo con la complejidad real de las fuentes públicas.</w:t>
       </w:r>
     </w:p>
     <w:p>
@@ -3627,11 +3709,9 @@
       </w:pPr>
       <w:r>
         <w:rPr>
-          <w:rFonts w:ascii="Times New Roman" w:hAnsi="Times New Roman"/>
-          <w:color w:val="auto"/>
-          <w:lang w:val="es-EC"/>
-        </w:rPr>
-        <w:t>VI. TENDENCIAS A FUTURO</w:t>
+          <w:lang w:val="es-EC"/>
+        </w:rPr>
+        <w:t>VIII. RESULTADOS ESPERADOS Y VALIDACIÓN</w:t>
       </w:r>
     </w:p>
     <w:p>
@@ -3647,35 +3727,21 @@
         <w:rPr>
           <w:lang w:val="es-EC"/>
         </w:rPr>
-        <w:t xml:space="preserve">La automatización de procesos evoluciona hacia modelos más inteligentes, observables y conectados con infraestructura </w:t>
+        <w:t xml:space="preserve">El primer resultado esperado es un </w:t>
       </w:r>
       <w:proofErr w:type="spellStart"/>
       <w:r>
         <w:rPr>
           <w:lang w:val="es-EC"/>
         </w:rPr>
-        <w:t>cloud</w:t>
+        <w:t>workflow</w:t>
       </w:r>
       <w:proofErr w:type="spellEnd"/>
       <w:r>
         <w:rPr>
           <w:lang w:val="es-EC"/>
         </w:rPr>
-        <w:t xml:space="preserve">. En el contexto de n8n, una tendencia relevante es la combinación de </w:t>
-      </w:r>
-      <w:proofErr w:type="spellStart"/>
-      <w:r>
-        <w:rPr>
-          <w:lang w:val="es-EC"/>
-        </w:rPr>
-        <w:t>workflows</w:t>
-      </w:r>
-      <w:proofErr w:type="spellEnd"/>
-      <w:r>
-        <w:rPr>
-          <w:lang w:val="es-EC"/>
-        </w:rPr>
-        <w:t xml:space="preserve"> con capacidades de inteligencia artificial para clasificar documentos, interpretar estructuras variables y asistir en la toma de decisiones operativas. Aunque el reto actual se centra en extracción y persistencia, en fases futuras se podría incorporar análisis automático de cambios entre versiones, detección de anomalías y generación de reportes ejecutivos.</w:t>
+        <w:t xml:space="preserve"> n8n exportable en formato JSON. Este archivo debe contener nodos con nombres descriptivos y conexiones claras. El flujo debe demostrar al menos una fuente funcional y servir como patrón para incorporar nuevas fuentes.</w:t>
       </w:r>
     </w:p>
     <w:p>
@@ -3691,41 +3757,63 @@
         <w:rPr>
           <w:lang w:val="es-EC"/>
         </w:rPr>
-        <w:t xml:space="preserve">Otra tendencia importante es la </w:t>
+        <w:t xml:space="preserve">El segundo resultado esperado es una estructura de carpetas trazable. El repositorio debe organizarse por institución y categoría, por </w:t>
+      </w:r>
+      <w:proofErr w:type="gramStart"/>
+      <w:r>
+        <w:rPr>
+          <w:lang w:val="es-EC"/>
+        </w:rPr>
+        <w:t>ejemplo</w:t>
+      </w:r>
+      <w:proofErr w:type="gramEnd"/>
+      <w:r>
+        <w:rPr>
+          <w:lang w:val="es-EC"/>
+        </w:rPr>
+        <w:t xml:space="preserve"> </w:t>
       </w:r>
       <w:proofErr w:type="spellStart"/>
       <w:r>
         <w:rPr>
           <w:lang w:val="es-EC"/>
         </w:rPr>
-        <w:t>hiperautomatización</w:t>
+        <w:t>datos_macroentorno</w:t>
       </w:r>
       <w:proofErr w:type="spellEnd"/>
       <w:r>
         <w:rPr>
           <w:lang w:val="es-EC"/>
         </w:rPr>
-        <w:t xml:space="preserve">, entendida como la integración de RPA, </w:t>
+        <w:t>/</w:t>
       </w:r>
       <w:proofErr w:type="spellStart"/>
       <w:r>
         <w:rPr>
           <w:lang w:val="es-EC"/>
         </w:rPr>
-        <w:t>APIs</w:t>
+        <w:t>supercias</w:t>
       </w:r>
       <w:proofErr w:type="spellEnd"/>
       <w:r>
         <w:rPr>
           <w:lang w:val="es-EC"/>
         </w:rPr>
-        <w:t xml:space="preserve">, analítica, minería de procesos y sistemas de datos. Bajo este enfoque, la automatización no solo ejecuta tareas, sino que también identifica oportunidades de mejora y produce evidencia para optimizar procesos. Para el reto final, esto implicaría pasar de un pipeline de descarga a una plataforma que supervise </w:t>
-      </w:r>
-      <w:r>
-        <w:rPr>
-          <w:lang w:val="es-EC"/>
-        </w:rPr>
-        <w:t>fuentes, mida tiempos de ejecución, detecte fallos recurrentes y sugiera ajustes.</w:t>
+        <w:t xml:space="preserve">/ranking. Los archivos deben guardarse con fecha para evitar </w:t>
+      </w:r>
+      <w:proofErr w:type="spellStart"/>
+      <w:r>
+        <w:rPr>
+          <w:lang w:val="es-EC"/>
+        </w:rPr>
+        <w:t>sobrescritura</w:t>
+      </w:r>
+      <w:proofErr w:type="spellEnd"/>
+      <w:r>
+        <w:rPr>
+          <w:lang w:val="es-EC"/>
+        </w:rPr>
+        <w:t xml:space="preserve"> y permitir control de versiones.</w:t>
       </w:r>
     </w:p>
     <w:p>
@@ -3741,21 +3829,7 @@
         <w:rPr>
           <w:lang w:val="es-EC"/>
         </w:rPr>
-        <w:t xml:space="preserve">La </w:t>
-      </w:r>
-      <w:proofErr w:type="spellStart"/>
-      <w:r>
-        <w:rPr>
-          <w:lang w:val="es-EC"/>
-        </w:rPr>
-        <w:t>observabilidad</w:t>
-      </w:r>
-      <w:proofErr w:type="spellEnd"/>
-      <w:r>
-        <w:rPr>
-          <w:lang w:val="es-EC"/>
-        </w:rPr>
-        <w:t xml:space="preserve"> será cada vez más necesaria. Un pipeline institucional no debe depender únicamente de que el usuario revise si el flujo se ejecutó. Debe contar con logs, métricas, estados, alertas y tableros de monitoreo. En una versión futura, cada ejecución podría registrar duración, número de registros cargados, estado de validación, fuente afectada y mensaje de error. Esta información permitiría evaluar estabilidad y calidad operativa del sistema.</w:t>
+        <w:t>El tercer resultado esperado es un registro de ejecución. El log debe mostrar fecha, fuente, estado, intentos, ruta y mensaje. Este registro permite comprobar que el pipeline se ejecutó y que el resultado no depende únicamente de una observación visual en n8n.</w:t>
       </w:r>
     </w:p>
     <w:p>
@@ -3771,7 +3845,21 @@
         <w:rPr>
           <w:lang w:val="es-EC"/>
         </w:rPr>
-        <w:t>También se proyecta una mayor integración con bases de datos y servicios empresariales. La persistencia en Oracle DB puede convertirse en el punto de partida para procesos ETL, tableros de visualización, consultas históricas y control de versiones. Además, el flujo podría desplegarse en un servidor institucional para evitar dependencia de una computadora local y garantizar disponibilidad. En ese escenario, la seguridad de credenciales, el control de accesos y los respaldos serían componentes obligatorios.</w:t>
+        <w:t xml:space="preserve">El cuarto resultado esperado es el manejo de errores. Si una fuente falla, el sistema debe registrar el incidente y continuar con el resto de </w:t>
+      </w:r>
+      <w:proofErr w:type="gramStart"/>
+      <w:r>
+        <w:rPr>
+          <w:lang w:val="es-EC"/>
+        </w:rPr>
+        <w:t>fuentes</w:t>
+      </w:r>
+      <w:proofErr w:type="gramEnd"/>
+      <w:r>
+        <w:rPr>
+          <w:lang w:val="es-EC"/>
+        </w:rPr>
+        <w:t xml:space="preserve"> cuando sea posible. En una versión avanzada, el flujo utilizará la última versión válida como respaldo.</w:t>
       </w:r>
     </w:p>
     <w:p>
@@ -3787,21 +3875,7 @@
         <w:rPr>
           <w:lang w:val="es-EC"/>
         </w:rPr>
-        <w:t xml:space="preserve">Finalmente, la experiencia del primer reto demuestra que los </w:t>
-      </w:r>
-      <w:proofErr w:type="spellStart"/>
-      <w:r>
-        <w:rPr>
-          <w:lang w:val="es-EC"/>
-        </w:rPr>
-        <w:t>workflows</w:t>
-      </w:r>
-      <w:proofErr w:type="spellEnd"/>
-      <w:r>
-        <w:rPr>
-          <w:lang w:val="es-EC"/>
-        </w:rPr>
-        <w:t xml:space="preserve"> pueden comenzar como ejercicios académicos y evolucionar hacia soluciones institucionales. La tendencia más relevante no es únicamente usar más herramientas, sino diseñar automatizaciones mantenibles, documentadas y alineadas con necesidades reales. Esta visión convierte a n8n en una herramienta formativa y productiva dentro de la ingeniería de procesos digitales.</w:t>
+        <w:t>El quinto resultado esperado es la comunicación al equipo de Datos. El correo o mensaje de notificación debe resumir archivos nuevos, fuentes correctas, fuentes fallidas, rutas actualizadas y tablas de Oracle afectadas si ya se implementó la carga.</w:t>
       </w:r>
     </w:p>
     <w:p>
@@ -3817,7 +3891,35 @@
         <w:rPr>
           <w:lang w:val="es-EC"/>
         </w:rPr>
-        <w:t>Una mejora futura específica consiste en implementar comparación entre versiones. El pipeline podría descargar un archivo, calcular una huella digital o hash, compararlo con la versión anterior y decidir si realmente debe cargarse de nuevo. Esto evitaría reprocesar archivos idénticos y permitiría notificar únicamente cuando existan cambios relevantes. Esta práctica sería útil en fuentes anuales o estáticas.</w:t>
+        <w:t xml:space="preserve">La validación técnica se realiza comprobando que el </w:t>
+      </w:r>
+      <w:proofErr w:type="spellStart"/>
+      <w:r>
+        <w:rPr>
+          <w:lang w:val="es-EC"/>
+        </w:rPr>
+        <w:t>trigger</w:t>
+      </w:r>
+      <w:proofErr w:type="spellEnd"/>
+      <w:r>
+        <w:rPr>
+          <w:lang w:val="es-EC"/>
+        </w:rPr>
+        <w:t xml:space="preserve"> se ejecuta, que el HTTP </w:t>
+      </w:r>
+      <w:proofErr w:type="spellStart"/>
+      <w:r>
+        <w:rPr>
+          <w:lang w:val="es-EC"/>
+        </w:rPr>
+        <w:t>Request</w:t>
+      </w:r>
+      <w:proofErr w:type="spellEnd"/>
+      <w:r>
+        <w:rPr>
+          <w:lang w:val="es-EC"/>
+        </w:rPr>
+        <w:t xml:space="preserve"> descarga datos, que el archivo existe en la carpeta del volumen Docker, que el IF clasifica correctamente el estado y que los logs se escriben en la carpeta correspondiente.</w:t>
       </w:r>
     </w:p>
     <w:p>
@@ -3833,35 +3935,7 @@
         <w:rPr>
           <w:lang w:val="es-EC"/>
         </w:rPr>
-        <w:t xml:space="preserve">Otra proyección es separar el flujo en </w:t>
-      </w:r>
-      <w:proofErr w:type="spellStart"/>
-      <w:r>
-        <w:rPr>
-          <w:lang w:val="es-EC"/>
-        </w:rPr>
-        <w:t>subworkflows</w:t>
-      </w:r>
-      <w:proofErr w:type="spellEnd"/>
-      <w:r>
-        <w:rPr>
-          <w:lang w:val="es-EC"/>
-        </w:rPr>
-        <w:t xml:space="preserve"> reutilizables. Un </w:t>
-      </w:r>
-      <w:proofErr w:type="spellStart"/>
-      <w:r>
-        <w:rPr>
-          <w:lang w:val="es-EC"/>
-        </w:rPr>
-        <w:t>subworkflow</w:t>
-      </w:r>
-      <w:proofErr w:type="spellEnd"/>
-      <w:r>
-        <w:rPr>
-          <w:lang w:val="es-EC"/>
-        </w:rPr>
-        <w:t xml:space="preserve"> puede encargarse de registrar errores, otro de validar archivos, otro de preparar metadatos y otro de cargar en Oracle DB. Con esta estrategia, las nuevas fuentes no se construirían desde cero, sino que reutilizarían componentes comunes. Esto reduce errores de implementación y facilita pruebas.</w:t>
+        <w:t>La validación arquitectónica se realiza revisando si el diagrama C4 Nivel 2 representa todos los contenedores necesarios. Deben estar presentes activación, orquestación, extracción, validación, repositorio, normalización, consolidación, logs, errores, Oracle y notificación.</w:t>
       </w:r>
     </w:p>
     <w:p>
@@ -3877,7 +3951,646 @@
         <w:rPr>
           <w:lang w:val="es-EC"/>
         </w:rPr>
-        <w:t>La arquitectura también puede ampliarse con un tablero de monitoreo. Este tablero podría mostrar la última ejecución por fuente, su estado, el tiempo de respuesta, la cantidad de registros cargados y el detalle de errores. Así, la automatización dejaría de ser un proceso oculto dentro de n8n y se convertiría en un servicio observable para usuarios técnicos y no técnicos.</w:t>
+        <w:t xml:space="preserve">Con estos resultados, el proyecto queda alineado con el reto final porque no solo presenta teoría de RPA, sino una </w:t>
+      </w:r>
+      <w:r>
+        <w:rPr>
+          <w:lang w:val="es-EC"/>
+        </w:rPr>
+        <w:t>propuesta directamente aplicable al Pipeline RPA Macroentorno Ecuador. La evidencia final debe mostrar que la arquitectura se convirtió en una guía de implementación y que cada decisión técnica responde a una necesidad del reto.</w:t>
+      </w:r>
+    </w:p>
+    <w:p>
+      <w:pPr>
+        <w:jc w:val="both"/>
+        <w:rPr>
+          <w:lang w:val="es-EC"/>
+        </w:rPr>
+      </w:pPr>
+      <w:r>
+        <w:rPr>
+          <w:lang w:val="es-EC"/>
+        </w:rPr>
+        <w:t xml:space="preserve">En síntesis, la proyección del pipeline consiste en convertir la arquitectura C4 en un conjunto de </w:t>
+      </w:r>
+      <w:proofErr w:type="spellStart"/>
+      <w:r>
+        <w:rPr>
+          <w:lang w:val="es-EC"/>
+        </w:rPr>
+        <w:t>workflows</w:t>
+      </w:r>
+      <w:proofErr w:type="spellEnd"/>
+      <w:r>
+        <w:rPr>
+          <w:lang w:val="es-EC"/>
+        </w:rPr>
+        <w:t xml:space="preserve"> mantenibles, observables y preparados para integración posterior. El reto no termina en descargar archivos; la meta es construir una base automatizada que reduzca tareas manuales, conserve trazabilidad, gestione fallos y entregue información confiable para el Tablero Macroentorno Ecuador.</w:t>
+      </w:r>
+    </w:p>
+    <w:p>
+      <w:pPr>
+        <w:jc w:val="both"/>
+        <w:rPr>
+          <w:lang w:val="es-EC"/>
+        </w:rPr>
+      </w:pPr>
+      <w:r>
+        <w:rPr>
+          <w:lang w:val="es-EC"/>
+        </w:rPr>
+        <w:t xml:space="preserve">El cuarto riesgo es intentar implementar todas las fuentes al mismo tiempo. La estrategia incremental reduce ese problema. Primero se valida una fuente de baja complejidad, como </w:t>
+      </w:r>
+      <w:proofErr w:type="spellStart"/>
+      <w:r>
+        <w:rPr>
+          <w:lang w:val="es-EC"/>
+        </w:rPr>
+        <w:t>Supercias</w:t>
+      </w:r>
+      <w:proofErr w:type="spellEnd"/>
+      <w:r>
+        <w:rPr>
+          <w:lang w:val="es-EC"/>
+        </w:rPr>
+        <w:t xml:space="preserve"> Ranking; luego se agregan logs; después se incorporan validaciones; y finalmente se replica el patrón hacia BCE, INEC y MINEDUC. Esta forma de trabajo permite avanzar con control técnico y facilita detectar errores antes de que el flujo crezca demasiado.</w:t>
+      </w:r>
+    </w:p>
+    <w:p>
+      <w:pPr>
+        <w:jc w:val="both"/>
+        <w:rPr>
+          <w:lang w:val="es-EC"/>
+        </w:rPr>
+      </w:pPr>
+      <w:r>
+        <w:rPr>
+          <w:lang w:val="es-EC"/>
+        </w:rPr>
+        <w:t xml:space="preserve">El tercer riesgo es la falta de evidencia. Si el flujo descarga un </w:t>
+      </w:r>
+      <w:proofErr w:type="gramStart"/>
+      <w:r>
+        <w:rPr>
+          <w:lang w:val="es-EC"/>
+        </w:rPr>
+        <w:t>archivo</w:t>
+      </w:r>
+      <w:proofErr w:type="gramEnd"/>
+      <w:r>
+        <w:rPr>
+          <w:lang w:val="es-EC"/>
+        </w:rPr>
+        <w:t xml:space="preserve"> pero no registra la ejecución, el resultado queda incompleto desde el punto de vista de auditoría. Por eso, los logs forman parte central de la arquitectura. El log debe ser tratado como salida del sistema, no como un elemento secundario. En el reto final, esta evidencia permitirá demostrar al tutor que el pipeline no solo funciona visualmente, sino que deja registros verificables.</w:t>
+      </w:r>
+    </w:p>
+    <w:p>
+      <w:pPr>
+        <w:jc w:val="both"/>
+        <w:rPr>
+          <w:lang w:val="es-EC"/>
+        </w:rPr>
+      </w:pPr>
+      <w:r>
+        <w:rPr>
+          <w:lang w:val="es-EC"/>
+        </w:rPr>
+        <w:t>El segundo riesgo es depender de una única ejecución exitosa. Para fuentes críticas, la arquitectura plantea reintentos controlados y uso de la última versión válida si existe. Esta decisión evita que un fallo temporal deje sin insumo al equipo de Datos. Sin embargo, el respaldo no debe ocultar el error; la notificación debe indicar que se usó una versión anterior y que la fuente actual no pudo procesarse correctamente.</w:t>
+      </w:r>
+    </w:p>
+    <w:p>
+      <w:pPr>
+        <w:jc w:val="both"/>
+        <w:rPr>
+          <w:lang w:val="es-EC"/>
+        </w:rPr>
+      </w:pPr>
+      <w:r>
+        <w:rPr>
+          <w:lang w:val="es-EC"/>
+        </w:rPr>
+        <w:t>El primer riesgo técnico es la variabilidad de las fuentes públicas. Un portal puede cambiar la ruta de descarga, modificar el nombre del archivo o entregar una página HTML en lugar de un archivo esperado. Para mitigar este riesgo, el pipeline debe validar no solo que exista una respuesta HTTP, sino que el contenido sea coherente con la extensión y estructura esperada. Si la validación falla, el flujo debe registrar el incidente y continuar con las demás fuentes cuando sea posible.</w:t>
+      </w:r>
+    </w:p>
+    <w:p>
+      <w:pPr>
+        <w:pStyle w:val="Ttulo2"/>
+        <w:rPr>
+          <w:lang w:val="es-EC"/>
+        </w:rPr>
+      </w:pPr>
+      <w:r>
+        <w:rPr>
+          <w:lang w:val="es-EC"/>
+        </w:rPr>
+        <w:t>D. Riesgos técnicos y mitigación</w:t>
+      </w:r>
+    </w:p>
+    <w:p>
+      <w:pPr>
+        <w:jc w:val="both"/>
+        <w:rPr>
+          <w:lang w:val="es-EC"/>
+        </w:rPr>
+      </w:pPr>
+      <w:r>
+        <w:rPr>
+          <w:lang w:val="es-EC"/>
+        </w:rPr>
+        <w:t xml:space="preserve">Cuando se incorpore Oracle </w:t>
+      </w:r>
+      <w:proofErr w:type="spellStart"/>
+      <w:r>
+        <w:rPr>
+          <w:lang w:val="es-EC"/>
+        </w:rPr>
+        <w:t>Database</w:t>
+      </w:r>
+      <w:proofErr w:type="spellEnd"/>
+      <w:r>
+        <w:rPr>
+          <w:lang w:val="es-EC"/>
+        </w:rPr>
+        <w:t xml:space="preserve">, la carga debe diseñarse con cuidado para evitar duplicados. Si el flujo se ejecuta dos veces el mismo día, no debería insertar dos veces los mismos registros. Una estrategia posible es utilizar claves por fuente, </w:t>
+      </w:r>
+      <w:r>
+        <w:rPr>
+          <w:lang w:val="es-EC"/>
+        </w:rPr>
+        <w:lastRenderedPageBreak/>
+        <w:t xml:space="preserve">indicador, periodo y fecha de publicación. Otra opción es cargar primero en tablas </w:t>
+      </w:r>
+      <w:proofErr w:type="spellStart"/>
+      <w:r>
+        <w:rPr>
+          <w:lang w:val="es-EC"/>
+        </w:rPr>
+        <w:t>staging</w:t>
+      </w:r>
+      <w:proofErr w:type="spellEnd"/>
+      <w:r>
+        <w:rPr>
+          <w:lang w:val="es-EC"/>
+        </w:rPr>
+        <w:t xml:space="preserve"> y luego aplicar reglas de actualización controlada. Estas decisiones deben documentarse porque afectan directamente la calidad del repositorio institucional.</w:t>
+      </w:r>
+    </w:p>
+    <w:p>
+      <w:pPr>
+        <w:jc w:val="both"/>
+        <w:rPr>
+          <w:lang w:val="es-EC"/>
+        </w:rPr>
+      </w:pPr>
+      <w:r>
+        <w:rPr>
+          <w:lang w:val="es-EC"/>
+        </w:rPr>
+        <w:t xml:space="preserve">Otro punto relevante es el </w:t>
+      </w:r>
+      <w:proofErr w:type="spellStart"/>
+      <w:r>
+        <w:rPr>
+          <w:lang w:val="es-EC"/>
+        </w:rPr>
+        <w:t>versionamiento</w:t>
+      </w:r>
+      <w:proofErr w:type="spellEnd"/>
+      <w:r>
+        <w:rPr>
+          <w:lang w:val="es-EC"/>
+        </w:rPr>
+        <w:t xml:space="preserve">. El </w:t>
+      </w:r>
+      <w:proofErr w:type="spellStart"/>
+      <w:r>
+        <w:rPr>
+          <w:lang w:val="es-EC"/>
+        </w:rPr>
+        <w:t>workflow</w:t>
+      </w:r>
+      <w:proofErr w:type="spellEnd"/>
+      <w:r>
+        <w:rPr>
+          <w:lang w:val="es-EC"/>
+        </w:rPr>
+        <w:t xml:space="preserve"> exportado en JSON debe guardarse como evidencia del avance del reto, pero también como respaldo técnico. Si una modificación rompe el pipeline, contar con versiones anteriores permite restaurar el flujo. Del mismo modo, los archivos descargados deben conservar fecha para distinguir una versión histórica de una versión nueva. El </w:t>
+      </w:r>
+      <w:proofErr w:type="spellStart"/>
+      <w:r>
+        <w:rPr>
+          <w:lang w:val="es-EC"/>
+        </w:rPr>
+        <w:t>versionamiento</w:t>
+      </w:r>
+      <w:proofErr w:type="spellEnd"/>
+      <w:r>
+        <w:rPr>
+          <w:lang w:val="es-EC"/>
+        </w:rPr>
+        <w:t xml:space="preserve"> aplica tanto al diseño de n8n como a los datos obtenidos.</w:t>
+      </w:r>
+    </w:p>
+    <w:p>
+      <w:pPr>
+        <w:jc w:val="both"/>
+        <w:rPr>
+          <w:lang w:val="es-EC"/>
+        </w:rPr>
+      </w:pPr>
+      <w:r>
+        <w:rPr>
+          <w:lang w:val="es-EC"/>
+        </w:rPr>
+        <w:t xml:space="preserve">La arquitectura también debe proteger credenciales y configuraciones sensibles. En una implementación real, las credenciales de Oracle </w:t>
+      </w:r>
+      <w:proofErr w:type="spellStart"/>
+      <w:r>
+        <w:rPr>
+          <w:lang w:val="es-EC"/>
+        </w:rPr>
+        <w:t>Database</w:t>
+      </w:r>
+      <w:proofErr w:type="spellEnd"/>
+      <w:r>
+        <w:rPr>
+          <w:lang w:val="es-EC"/>
+        </w:rPr>
+        <w:t xml:space="preserve"> y del servicio de correo no deben escribirse dentro de nodos Code ni en capturas del documento. Deben administrarse mediante credenciales internas de n8n o variables de entorno. Esta práctica reduce el riesgo de exposición accidental y permite migrar el flujo entre ambientes sin cambiar la lógica del </w:t>
+      </w:r>
+      <w:proofErr w:type="spellStart"/>
+      <w:r>
+        <w:rPr>
+          <w:lang w:val="es-EC"/>
+        </w:rPr>
+        <w:t>workflow</w:t>
+      </w:r>
+      <w:proofErr w:type="spellEnd"/>
+      <w:r>
+        <w:rPr>
+          <w:lang w:val="es-EC"/>
+        </w:rPr>
+        <w:t>.</w:t>
+      </w:r>
+    </w:p>
+    <w:p>
+      <w:pPr>
+        <w:jc w:val="both"/>
+        <w:rPr>
+          <w:lang w:val="es-EC"/>
+        </w:rPr>
+      </w:pPr>
+      <w:r>
+        <w:rPr>
+          <w:lang w:val="es-EC"/>
+        </w:rPr>
+        <w:t>El uso de Docker introduce una consideración técnica importante: n8n se ejecuta dentro de un contenedor y no accede directamente a las rutas de Windows. Por eso, el diseño contempla un volumen compartido entre el sistema operativo anfitrión y la ruta interna /home/</w:t>
+      </w:r>
+      <w:proofErr w:type="spellStart"/>
+      <w:r>
+        <w:rPr>
+          <w:lang w:val="es-EC"/>
+        </w:rPr>
+        <w:t>node</w:t>
+      </w:r>
+      <w:proofErr w:type="spellEnd"/>
+      <w:r>
+        <w:rPr>
+          <w:lang w:val="es-EC"/>
+        </w:rPr>
+        <w:t>/</w:t>
+      </w:r>
+      <w:proofErr w:type="spellStart"/>
+      <w:r>
+        <w:rPr>
+          <w:lang w:val="es-EC"/>
+        </w:rPr>
+        <w:t>datos_macroentorno</w:t>
+      </w:r>
+      <w:proofErr w:type="spellEnd"/>
+      <w:r>
+        <w:rPr>
+          <w:lang w:val="es-EC"/>
+        </w:rPr>
+        <w:t>. Esta configuración permite que n8n escriba archivos dentro del contenedor y que el usuario pueda revisarlos desde su carpeta local.</w:t>
+      </w:r>
+    </w:p>
+    <w:p>
+      <w:pPr>
+        <w:pStyle w:val="Ttulo2"/>
+        <w:rPr>
+          <w:lang w:val="es-EC"/>
+        </w:rPr>
+      </w:pPr>
+      <w:r>
+        <w:rPr>
+          <w:lang w:val="es-EC"/>
+        </w:rPr>
+        <w:t xml:space="preserve">C. Seguridad, despliegue y </w:t>
+      </w:r>
+      <w:proofErr w:type="spellStart"/>
+      <w:r>
+        <w:rPr>
+          <w:lang w:val="es-EC"/>
+        </w:rPr>
+        <w:t>versionamiento</w:t>
+      </w:r>
+      <w:proofErr w:type="spellEnd"/>
+    </w:p>
+    <w:p>
+      <w:pPr>
+        <w:jc w:val="both"/>
+        <w:rPr>
+          <w:lang w:val="es-EC"/>
+        </w:rPr>
+      </w:pPr>
+      <w:r>
+        <w:rPr>
+          <w:lang w:val="es-EC"/>
+        </w:rPr>
+        <w:t>El diseño C4 Nivel 2 ayuda a comprender esta escalabilidad porque no representa cada nodo interno, sino contenedores funcionales. El módulo de extracción puede crecer con nuevas fuentes; el módulo de validación puede incorporar nuevas reglas; el repositorio puede ampliar categorías; y el módulo de notificación puede incluir más destinatarios. Esta visión general evita que la arquitectura quede atada a una sola implementación puntual.</w:t>
+      </w:r>
+    </w:p>
+    <w:p>
+      <w:pPr>
+        <w:jc w:val="both"/>
+        <w:rPr>
+          <w:lang w:val="es-EC"/>
+        </w:rPr>
+      </w:pPr>
+      <w:r>
+        <w:rPr>
+          <w:lang w:val="es-EC"/>
+        </w:rPr>
+        <w:t>La capa de abstracción propuesta en la arquitectura cumple precisamente esa finalidad. Su función es ocultar la complejidad de cada fuente y entregar una estructura común al resto del pipeline. Por ejemplo, aunque una fuente llegue como CSV, otra como XLSX y otra como HTML, el flujo debe producir metadatos uniformes: fuente, categoría, periodicidad, fecha de descarga, ruta del archivo, estado y observaciones. Esta estructura común facilita consolidar resultados y notificar el estado general del proceso.</w:t>
+      </w:r>
+    </w:p>
+    <w:p>
+      <w:pPr>
+        <w:jc w:val="both"/>
+        <w:rPr>
+          <w:lang w:val="es-EC"/>
+        </w:rPr>
+      </w:pPr>
+      <w:r>
+        <w:rPr>
+          <w:lang w:val="es-EC"/>
+        </w:rPr>
+        <w:t xml:space="preserve">Una mejora posterior consiste en separar responsabilidades mediante </w:t>
+      </w:r>
+      <w:proofErr w:type="spellStart"/>
+      <w:r>
+        <w:rPr>
+          <w:lang w:val="es-EC"/>
+        </w:rPr>
+        <w:t>subworkflows</w:t>
+      </w:r>
+      <w:proofErr w:type="spellEnd"/>
+      <w:r>
+        <w:rPr>
+          <w:lang w:val="es-EC"/>
+        </w:rPr>
+        <w:t xml:space="preserve">. Un </w:t>
+      </w:r>
+      <w:proofErr w:type="spellStart"/>
+      <w:r>
+        <w:rPr>
+          <w:lang w:val="es-EC"/>
+        </w:rPr>
+        <w:t>subworkflow</w:t>
+      </w:r>
+      <w:proofErr w:type="spellEnd"/>
+      <w:r>
+        <w:rPr>
+          <w:lang w:val="es-EC"/>
+        </w:rPr>
+        <w:t xml:space="preserve"> puede encargarse de registrar errores, otro de validar archivos, otro de preparar metadatos y otro de cargar datos en Oracle. Esta separación evita duplicar lógica en cada fuente. Además, si se modifica la forma de registrar errores, se actualiza un único componente reutilizable en lugar de cambiar varios flujos independientes.</w:t>
+      </w:r>
+    </w:p>
+    <w:p>
+      <w:pPr>
+        <w:jc w:val="both"/>
+        <w:rPr>
+          <w:lang w:val="es-EC"/>
+        </w:rPr>
+      </w:pPr>
+      <w:r>
+        <w:rPr>
+          <w:lang w:val="es-EC"/>
+        </w:rPr>
+        <w:t>El reto final incluye fuentes con periodicidades diferentes: diarias, mensuales, trimestrales, anuales y estáticas. Si todas las reglas se implementan en un único flujo rígido, el mantenimiento se vuelve complejo. Por ello, la arquitectura debe permitir crecimiento incremental. El patrón recomendado es construir primero una fuente simple, validar su descarga, guardar el archivo, registrar el log y luego reutilizar esa estructura para otras fuentes.</w:t>
+      </w:r>
+    </w:p>
+    <w:p>
+      <w:pPr>
+        <w:pStyle w:val="Ttulo2"/>
+        <w:rPr>
+          <w:lang w:val="es-EC"/>
+        </w:rPr>
+      </w:pPr>
+      <w:r>
+        <w:rPr>
+          <w:lang w:val="es-EC"/>
+        </w:rPr>
+        <w:t xml:space="preserve">B. Escalabilidad y mantenimiento con </w:t>
+      </w:r>
+      <w:proofErr w:type="spellStart"/>
+      <w:r>
+        <w:rPr>
+          <w:lang w:val="es-EC"/>
+        </w:rPr>
+        <w:t>subworkflows</w:t>
+      </w:r>
+      <w:proofErr w:type="spellEnd"/>
+    </w:p>
+    <w:p>
+      <w:pPr>
+        <w:jc w:val="both"/>
+        <w:rPr>
+          <w:lang w:val="es-EC"/>
+        </w:rPr>
+      </w:pPr>
+      <w:r>
+        <w:rPr>
+          <w:lang w:val="es-EC"/>
+        </w:rPr>
+        <w:t xml:space="preserve">La nomenclatura de archivos cumple una función de control. Un nombre con institución, categoría, indicador y fecha evita </w:t>
+      </w:r>
+      <w:proofErr w:type="spellStart"/>
+      <w:r>
+        <w:rPr>
+          <w:lang w:val="es-EC"/>
+        </w:rPr>
+        <w:t>sobrescrituras</w:t>
+      </w:r>
+      <w:proofErr w:type="spellEnd"/>
+      <w:r>
+        <w:rPr>
+          <w:lang w:val="es-EC"/>
+        </w:rPr>
+        <w:t xml:space="preserve"> y facilita ubicar versiones históricas. En el reto final, esta práctica se refleja en rutas como </w:t>
+      </w:r>
+      <w:proofErr w:type="spellStart"/>
+      <w:r>
+        <w:rPr>
+          <w:lang w:val="es-EC"/>
+        </w:rPr>
+        <w:t>datos_macroentorno</w:t>
+      </w:r>
+      <w:proofErr w:type="spellEnd"/>
+      <w:r>
+        <w:rPr>
+          <w:lang w:val="es-EC"/>
+        </w:rPr>
+        <w:t>/</w:t>
+      </w:r>
+      <w:proofErr w:type="spellStart"/>
+      <w:r>
+        <w:rPr>
+          <w:lang w:val="es-EC"/>
+        </w:rPr>
+        <w:t>supercias</w:t>
+      </w:r>
+      <w:proofErr w:type="spellEnd"/>
+      <w:r>
+        <w:rPr>
+          <w:lang w:val="es-EC"/>
+        </w:rPr>
+        <w:t>/ranking y en archivos con fecha de descarga. Aunque parezca un detalle operativo, esta regla mejora la reproducibilidad del proceso y permite demostrar qué archivo alimentó una ejecución específica.</w:t>
+      </w:r>
+    </w:p>
+    <w:p>
+      <w:pPr>
+        <w:jc w:val="both"/>
+        <w:rPr>
+          <w:lang w:val="es-EC"/>
+        </w:rPr>
+      </w:pPr>
+      <w:r>
+        <w:rPr>
+          <w:lang w:val="es-EC"/>
+        </w:rPr>
+        <w:t xml:space="preserve">El gobierno de datos también exige conservar trazabilidad entre la fuente original y el dato utilizado posteriormente. Por esa razón, el repositorio de archivos crudos no debe eliminarse después de la carga en Oracle </w:t>
+      </w:r>
+      <w:proofErr w:type="spellStart"/>
+      <w:r>
+        <w:rPr>
+          <w:lang w:val="es-EC"/>
+        </w:rPr>
+        <w:t>Database</w:t>
+      </w:r>
+      <w:proofErr w:type="spellEnd"/>
+      <w:r>
+        <w:rPr>
+          <w:lang w:val="es-EC"/>
+        </w:rPr>
+        <w:t>. Mantener el archivo original permite comparar versiones, revisar cambios de estructura y justificar el origen de los registros almacenados. Esta decisión es especialmente útil en fuentes públicas que pueden cambiar sus enlaces, formatos o criterios de publicación.</w:t>
+      </w:r>
+    </w:p>
+    <w:p>
+      <w:pPr>
+        <w:jc w:val="both"/>
+        <w:rPr>
+          <w:lang w:val="es-EC"/>
+        </w:rPr>
+      </w:pPr>
+      <w:r>
+        <w:rPr>
+          <w:lang w:val="es-EC"/>
+        </w:rPr>
+        <w:t xml:space="preserve">Este enfoque permite que el equipo de Datos no dependa de una revisión manual del </w:t>
+      </w:r>
+      <w:proofErr w:type="spellStart"/>
+      <w:r>
+        <w:rPr>
+          <w:lang w:val="es-EC"/>
+        </w:rPr>
+        <w:t>workflow</w:t>
+      </w:r>
+      <w:proofErr w:type="spellEnd"/>
+      <w:r>
+        <w:rPr>
+          <w:lang w:val="es-EC"/>
+        </w:rPr>
+        <w:t>. Si una ejecución se completa correctamente, el log demuestra qué fuente fue procesada y qué archivo quedó disponible. Si una fuente falla, el registro permite identificar el punto exacto del problema y tomar decisiones sin repetir todo el proceso desde cero. De esta forma, el pipeline pasa de ser una automatización aislada a un proceso controlado y auditable.</w:t>
+      </w:r>
+    </w:p>
+    <w:p>
+      <w:pPr>
+        <w:jc w:val="both"/>
+        <w:rPr>
+          <w:lang w:val="es-EC"/>
+        </w:rPr>
+      </w:pPr>
+      <w:r>
+        <w:rPr>
+          <w:lang w:val="es-EC"/>
+        </w:rPr>
+        <w:t xml:space="preserve">La arquitectura propuesta no debe evaluarse únicamente por su capacidad de descargar archivos. En un escenario institucional, el valor principal del pipeline está en generar evidencia verificable de cada ejecución. Por ello, la </w:t>
+      </w:r>
+      <w:proofErr w:type="spellStart"/>
+      <w:r>
+        <w:rPr>
+          <w:lang w:val="es-EC"/>
+        </w:rPr>
+        <w:t>observabilidad</w:t>
+      </w:r>
+      <w:proofErr w:type="spellEnd"/>
+      <w:r>
+        <w:rPr>
+          <w:lang w:val="es-EC"/>
+        </w:rPr>
+        <w:t xml:space="preserve"> se convierte en un criterio técnico importante: cada fuente debe dejar constancia de la fecha de consulta, </w:t>
+      </w:r>
+      <w:r>
+        <w:rPr>
+          <w:lang w:val="es-EC"/>
+        </w:rPr>
+        <w:lastRenderedPageBreak/>
+        <w:t>estado de respuesta, ruta del archivo generado, número de intentos y mensaje de error si existió una falla.</w:t>
+      </w:r>
+    </w:p>
+    <w:p>
+      <w:pPr>
+        <w:pStyle w:val="Ttulo2"/>
+        <w:rPr>
+          <w:lang w:val="es-EC"/>
+        </w:rPr>
+      </w:pPr>
+      <w:r>
+        <w:rPr>
+          <w:lang w:val="es-EC"/>
+        </w:rPr>
+        <w:t xml:space="preserve">A. </w:t>
+      </w:r>
+      <w:proofErr w:type="spellStart"/>
+      <w:r>
+        <w:rPr>
+          <w:lang w:val="es-EC"/>
+        </w:rPr>
+        <w:t>Observabilidad</w:t>
+      </w:r>
+      <w:proofErr w:type="spellEnd"/>
+      <w:r>
+        <w:rPr>
+          <w:lang w:val="es-EC"/>
+        </w:rPr>
+        <w:t xml:space="preserve"> y gobierno de datos</w:t>
+      </w:r>
+    </w:p>
+    <w:p>
+      <w:pPr>
+        <w:pStyle w:val="Ttulo1"/>
+        <w:jc w:val="center"/>
+        <w:rPr>
+          <w:lang w:val="es-EC"/>
+        </w:rPr>
+      </w:pPr>
+      <w:r>
+        <w:rPr>
+          <w:lang w:val="es-EC"/>
+        </w:rPr>
+        <w:t>IX. DISCUSIÓN TÉCNICA Y PROYECCIÓN DEL PIPELINE</w:t>
       </w:r>
     </w:p>
     <w:p>
@@ -3892,11 +4605,9 @@
       </w:pPr>
       <w:r>
         <w:rPr>
-          <w:rFonts w:ascii="Times New Roman" w:hAnsi="Times New Roman"/>
-          <w:color w:val="auto"/>
-          <w:lang w:val="es-EC"/>
-        </w:rPr>
-        <w:t>VII. CONCLUSIONES</w:t>
+          <w:lang w:val="es-EC"/>
+        </w:rPr>
+        <w:t>X. CONCLUSIONES</w:t>
       </w:r>
     </w:p>
     <w:p>
@@ -3912,7 +4623,7 @@
         <w:rPr>
           <w:lang w:val="es-EC"/>
         </w:rPr>
-        <w:t>El artículo presentó una línea cronológica de aprendizaje en automatización con n8n. El primer reto permitió construir un pipeline funcional con tres ramas de integración: clima, contexto de país y recursos académicos. Esta práctica permitió comprender el uso de disparadores, solicitudes HTTP, transformación mediante código, unión de ramas y generación de un reporte final.</w:t>
+        <w:t>El documento corregido centra el análisis en el reto final y conserva el primer pipeline únicamente como antecedente técnico. Esta organización mejora la coherencia porque el estado del arte, el marco conceptual, la arquitectura y el método de trabajo se orientan al Pipeline RPA Macroentorno Ecuador.</w:t>
       </w:r>
     </w:p>
     <w:p>
@@ -3928,8 +4639,7 @@
         <w:rPr>
           <w:lang w:val="es-EC"/>
         </w:rPr>
-        <w:lastRenderedPageBreak/>
-        <w:t>El reto final amplía esa experiencia hacia un problema institucional de mayor alcance: la automatización de fuentes públicas del macroentorno ecuatoriano. Debido a que el proyecto aún se encuentra en la etapa de arquitectura, el aporte principal actual es el diseño del pipeline, no la ejecución completa de todas las fuentes. Esta arquitectura permite ordenar el trabajo por periodicidad, separar responsabilidades y preparar la implementación posterior.</w:t>
+        <w:t>El modelo C4 Nivel 2 resulta adecuado para describir la arquitectura porque muestra contenedores y sistemas relacionados sin caer en el detalle de cada nodo interno de n8n. De esta manera, el diagrama cumple una función arquitectónica y no solo operativa.</w:t>
       </w:r>
     </w:p>
     <w:p>
@@ -3945,7 +4655,49 @@
         <w:rPr>
           <w:lang w:val="es-EC"/>
         </w:rPr>
-        <w:t>La incorporación de Oracle DB como destino fortalece la propuesta porque convierte la salida del pipeline en una persistencia estructurada. Sin embargo, esta decisión exige una capa de abstracción que normalice datos antes de cargarlos y que mantenga trazabilidad de la fuente original. La arquitectura debe contemplar validación, manejo de errores, logs y notificación para que el flujo sea útil más allá de una demostración puntual.</w:t>
+        <w:t xml:space="preserve">Integrar las herramientas dentro del marco conceptual permite explicar por qué se usan n8n, Docker, HTTP </w:t>
+      </w:r>
+      <w:proofErr w:type="spellStart"/>
+      <w:r>
+        <w:rPr>
+          <w:lang w:val="es-EC"/>
+        </w:rPr>
+        <w:t>Request</w:t>
+      </w:r>
+      <w:proofErr w:type="spellEnd"/>
+      <w:r>
+        <w:rPr>
+          <w:lang w:val="es-EC"/>
+        </w:rPr>
+        <w:t xml:space="preserve">, Code, Write File </w:t>
+      </w:r>
+      <w:proofErr w:type="spellStart"/>
+      <w:r>
+        <w:rPr>
+          <w:lang w:val="es-EC"/>
+        </w:rPr>
+        <w:t>to</w:t>
+      </w:r>
+      <w:proofErr w:type="spellEnd"/>
+      <w:r>
+        <w:rPr>
+          <w:lang w:val="es-EC"/>
+        </w:rPr>
+        <w:t xml:space="preserve"> Disk, Oracle </w:t>
+      </w:r>
+      <w:proofErr w:type="spellStart"/>
+      <w:r>
+        <w:rPr>
+          <w:lang w:val="es-EC"/>
+        </w:rPr>
+        <w:t>Database</w:t>
+      </w:r>
+      <w:proofErr w:type="spellEnd"/>
+      <w:r>
+        <w:rPr>
+          <w:lang w:val="es-EC"/>
+        </w:rPr>
+        <w:t>, logs y notificación. Estas herramientas no aparecen como una lista aislada, sino como conceptos que sostienen la solución propuesta.</w:t>
       </w:r>
     </w:p>
     <w:p>
@@ -3961,7 +4713,7 @@
         <w:rPr>
           <w:lang w:val="es-EC"/>
         </w:rPr>
-        <w:t>n8n resulta adecuado para este tipo de automatización porque combina una interfaz visual con la posibilidad de ejecutar lógica personalizada. Su modelo basado en nodos facilita la explicación académica y permite construir soluciones modulares. No obstante, la herramienta debe usarse con criterios de ingeniería: nombres descriptivos, documentación, separación por fuente, pruebas individuales y control de errores.</w:t>
+        <w:t>La descripción del reto final aclara el alcance del proyecto: extraer datos públicos de instituciones ecuatorianas, validar recursos, guardar archivos trazables, manejar errores, cargar datos posteriormente en Oracle y notificar al equipo de Datos. Esta sección diferencia claramente el problema institucional del primer reto académico.</w:t>
       </w:r>
     </w:p>
     <w:p>
@@ -3977,21 +4729,7 @@
         <w:rPr>
           <w:lang w:val="es-EC"/>
         </w:rPr>
-        <w:t xml:space="preserve">En síntesis, el trabajo demuestra que RPA no debe entenderse solo como la acción de automatizar clics o consultas, sino como el diseño de procesos digitales verificables. La evolución desde el primer reto hasta la arquitectura del reto final evidencia una progresión técnica coherente: de la integración básica de </w:t>
-      </w:r>
-      <w:proofErr w:type="spellStart"/>
-      <w:r>
-        <w:rPr>
-          <w:lang w:val="es-EC"/>
-        </w:rPr>
-        <w:t>APIs</w:t>
-      </w:r>
-      <w:proofErr w:type="spellEnd"/>
-      <w:r>
-        <w:rPr>
-          <w:lang w:val="es-EC"/>
-        </w:rPr>
-        <w:t xml:space="preserve"> hacia un pipeline institucional orientado a datos públicos, persistencia y trazabilidad.</w:t>
+        <w:t>El método de trabajo incremental reduce riesgo técnico. Implementar primero una fuente simple permite validar rutas, binarios, escritura en disco y logs antes de ampliar el flujo hacia fuentes más complejas. Esta estrategia es adecuada para un reto de varias semanas.</w:t>
       </w:r>
     </w:p>
     <w:p>
@@ -4007,7 +4745,35 @@
         <w:rPr>
           <w:lang w:val="es-EC"/>
         </w:rPr>
-        <w:t>Como trabajo pendiente, la siguiente fase será implementar los flujos definidos en la arquitectura, probar cada fuente, configurar los disparadores periódicos, validar la carga en Oracle DB y documentar el historial de ejecuciones. Esta continuidad permitirá convertir el diseño actual en un pipeline operativo y evaluable según los criterios del reto final.</w:t>
+        <w:t xml:space="preserve">Como trabajo pendiente queda completar la implementación de todas las fuentes, configurar </w:t>
+      </w:r>
+      <w:proofErr w:type="spellStart"/>
+      <w:r>
+        <w:rPr>
+          <w:lang w:val="es-EC"/>
+        </w:rPr>
+        <w:t>schedules</w:t>
+      </w:r>
+      <w:proofErr w:type="spellEnd"/>
+      <w:r>
+        <w:rPr>
+          <w:lang w:val="es-EC"/>
+        </w:rPr>
+        <w:t xml:space="preserve"> por periodicidad, registrar historial de ejecuciones automáticas y preparar la carga en Oracle </w:t>
+      </w:r>
+      <w:proofErr w:type="spellStart"/>
+      <w:r>
+        <w:rPr>
+          <w:lang w:val="es-EC"/>
+        </w:rPr>
+        <w:t>Database</w:t>
+      </w:r>
+      <w:proofErr w:type="spellEnd"/>
+      <w:r>
+        <w:rPr>
+          <w:lang w:val="es-EC"/>
+        </w:rPr>
+        <w:t>. Con ello, la arquitectura documentada podrá convertirse en un pipeline operativo y evaluable.</w:t>
       </w:r>
     </w:p>
     <w:p>
@@ -4020,159 +4786,315 @@
         </w:rPr>
       </w:pPr>
       <w:r>
-        <w:rPr>
-          <w:rFonts w:ascii="Times New Roman" w:hAnsi="Times New Roman"/>
-          <w:color w:val="auto"/>
-        </w:rPr>
-        <w:t>VIII. REFERENCIAS</w:t>
+        <w:t>XI. REFERENCIAS</w:t>
       </w:r>
     </w:p>
     <w:p>
       <w:pPr>
         <w:spacing w:after="20"/>
         <w:ind w:left="259" w:hanging="259"/>
-      </w:pPr>
-      <w:r>
-        <w:rPr>
-          <w:sz w:val="16"/>
-        </w:rPr>
-        <w:t>[1] L. Willcocks y M. Lacity, "Enterprise Automation and Digital Transformation in Telecommunications", MIS Quarterly Executive, 2016.</w:t>
+        <w:jc w:val="both"/>
+      </w:pPr>
+      <w:r>
+        <w:t>[</w:t>
+      </w:r>
+      <w:r>
+        <w:t>1</w:t>
+      </w:r>
+      <w:r>
+        <w:t xml:space="preserve">] R. Syed et al., "Robotic Process Automation: Contemporary themes and </w:t>
+      </w:r>
+      <w:proofErr w:type="gramStart"/>
+      <w:r>
+        <w:t>challenges</w:t>
+      </w:r>
+      <w:proofErr w:type="gramEnd"/>
+      <w:r>
+        <w:t>", Computers in Industry, vol. 115, 2020.</w:t>
       </w:r>
     </w:p>
     <w:p>
       <w:pPr>
         <w:spacing w:after="20"/>
         <w:ind w:left="259" w:hanging="259"/>
-      </w:pPr>
-      <w:r>
-        <w:rPr>
-          <w:sz w:val="16"/>
-        </w:rPr>
-        <w:t>[2] W. M. P. van der Aalst, "Business Process Automation and Process Intelligence", Business &amp; Information Systems Engineering, 2018.</w:t>
+        <w:jc w:val="both"/>
+      </w:pPr>
+      <w:r>
+        <w:t>[</w:t>
+      </w:r>
+      <w:r>
+        <w:t>2</w:t>
+      </w:r>
+      <w:r>
+        <w:t>] n8n, "Workflow automation platform and node documentation", n8n Docs, 2026.</w:t>
       </w:r>
     </w:p>
     <w:p>
       <w:pPr>
         <w:spacing w:after="20"/>
         <w:ind w:left="259" w:hanging="259"/>
-      </w:pPr>
-      <w:r>
-        <w:rPr>
-          <w:sz w:val="16"/>
-        </w:rPr>
-        <w:t>[3] R. Syed et al., "Robotic Process Automation: Contemporary themes and challenges", Computers in Industry, vol. 115, 2020.</w:t>
+        <w:jc w:val="both"/>
+      </w:pPr>
+      <w:r>
+        <w:t>[</w:t>
+      </w:r>
+      <w:r>
+        <w:t>3</w:t>
+      </w:r>
+      <w:r>
+        <w:t>] n8n, "HTTP Request, Code, Schedule Trigger and file system nodes", n8n Docs, 2026.</w:t>
       </w:r>
     </w:p>
     <w:p>
       <w:pPr>
         <w:spacing w:after="20"/>
         <w:ind w:left="259" w:hanging="259"/>
-      </w:pPr>
-      <w:r>
-        <w:rPr>
-          <w:sz w:val="16"/>
-        </w:rPr>
-        <w:t>[4] M. Dumas, M. La Rosa, J. Mendling y H. A. Reijers, Fundamentals of Business Process Management. Springer, 2018.</w:t>
+        <w:jc w:val="both"/>
+      </w:pPr>
+      <w:r>
+        <w:t>[</w:t>
+      </w:r>
+      <w:r>
+        <w:t>4</w:t>
+      </w:r>
+      <w:r>
+        <w:t>] Docker, "Volumes and bind mounts documentation", Docker Docs, 2026.</w:t>
       </w:r>
     </w:p>
     <w:p>
       <w:pPr>
         <w:spacing w:after="20"/>
         <w:ind w:left="259" w:hanging="259"/>
-      </w:pPr>
-      <w:r>
-        <w:rPr>
-          <w:sz w:val="16"/>
-        </w:rPr>
-        <w:t>[5] A. Asatiani y E. Penttinen, "Turning robotic process automation into commercial success", Journal of Information Technology Teaching Cases, 2016.</w:t>
+        <w:jc w:val="both"/>
+      </w:pPr>
+      <w:r>
+        <w:t>[</w:t>
+      </w:r>
+      <w:r>
+        <w:t>5</w:t>
+      </w:r>
+      <w:r>
+        <w:t>] Oracle, "Oracle Database concepts and staging tables", Oracle Documentation, 2026.</w:t>
       </w:r>
     </w:p>
     <w:p>
       <w:pPr>
         <w:spacing w:after="20"/>
         <w:ind w:left="259" w:hanging="259"/>
-      </w:pPr>
-      <w:r>
-        <w:rPr>
-          <w:sz w:val="16"/>
-        </w:rPr>
-        <w:t>[6] n8n, "HTTP Request node documentation", n8n Docs, 2026.</w:t>
+        <w:jc w:val="both"/>
+      </w:pPr>
+      <w:r>
+        <w:t>[</w:t>
+      </w:r>
+      <w:r>
+        <w:t>6</w:t>
+      </w:r>
+      <w:r>
+        <w:t>] S. Brown, "The C4 model for visualising software architecture", C4Model.com, 2026.</w:t>
       </w:r>
     </w:p>
     <w:p>
       <w:pPr>
         <w:spacing w:after="20"/>
         <w:ind w:left="259" w:hanging="259"/>
-      </w:pPr>
-      <w:r>
-        <w:rPr>
-          <w:sz w:val="16"/>
-        </w:rPr>
-        <w:t>[7] n8n, "Code node documentation", n8n Docs, 2026.</w:t>
+        <w:jc w:val="both"/>
+        <w:rPr>
+          <w:lang w:val="es-EC"/>
+        </w:rPr>
+      </w:pPr>
+      <w:r>
+        <w:rPr>
+          <w:lang w:val="es-EC"/>
+        </w:rPr>
+        <w:t>[</w:t>
+      </w:r>
+      <w:r>
+        <w:rPr>
+          <w:lang w:val="es-EC"/>
+        </w:rPr>
+        <w:t>7</w:t>
+      </w:r>
+      <w:r>
+        <w:rPr>
+          <w:lang w:val="es-EC"/>
+        </w:rPr>
+        <w:t>] DGTITD-UTPL, "Pipeline de extracción automatizada de datos públicos del macroentorno ecuatoriano: reto de 7 semanas", Universidad Técnica Particular de Loja, 2026.</w:t>
       </w:r>
     </w:p>
     <w:p>
       <w:pPr>
         <w:spacing w:after="20"/>
         <w:ind w:left="259" w:hanging="259"/>
-      </w:pPr>
-      <w:r>
-        <w:rPr>
-          <w:sz w:val="16"/>
-        </w:rPr>
-        <w:t>[8] Open-Meteo, "Weather Forecast API Documentation", Open-Meteo, 2026.</w:t>
+        <w:jc w:val="both"/>
+      </w:pPr>
+      <w:r>
+        <w:t>[</w:t>
+      </w:r>
+      <w:r>
+        <w:t>8</w:t>
+      </w:r>
+      <w:r>
+        <w:t>] A. Robles, "Primer Reto: workflow de integración con Open-Meteo, REST Countries y Open Library", archivo JSON de n8n, 2026.</w:t>
       </w:r>
     </w:p>
     <w:p>
       <w:pPr>
         <w:spacing w:after="20"/>
         <w:ind w:left="259" w:hanging="259"/>
-      </w:pPr>
-      <w:r>
-        <w:rPr>
-          <w:sz w:val="16"/>
-        </w:rPr>
-        <w:t>[9] REST Countries, "REST Countries API", 2026.</w:t>
+        <w:jc w:val="both"/>
+      </w:pPr>
+      <w:r>
+        <w:t>[</w:t>
+      </w:r>
+      <w:r>
+        <w:t>9</w:t>
+      </w:r>
+      <w:r>
+        <w:t>] R. Syed, S. Suriadi, M. Adams, W. Bandara, S. J. J. Leemans, C. Ouyang, A. H. M. ter Hofstede, I. van de Weerd, M. T. Wynn, and H. A. Reijers, "Robotic Process Automation: Contemporary themes and challenges," Computers in Industry, vol. 115, Art. no. 103162, 2020, doi: 10.1016/j.compind.2019.103162.</w:t>
       </w:r>
     </w:p>
     <w:p>
       <w:pPr>
         <w:spacing w:after="20"/>
         <w:ind w:left="259" w:hanging="259"/>
-      </w:pPr>
-      <w:r>
-        <w:rPr>
-          <w:sz w:val="16"/>
-        </w:rPr>
-        <w:t>[10] Open Library, "Search API Documentation", Internet Archive, 2025.</w:t>
+        <w:jc w:val="both"/>
+      </w:pPr>
+      <w:r>
+        <w:t>[1</w:t>
+      </w:r>
+      <w:r>
+        <w:t>0</w:t>
+      </w:r>
+      <w:r>
+        <w:t>] J. Wewerka and M. Reichert, "Robotic Process Automation -- A Systematic Literature Review and Assessment Framework," arXiv:2012.11951, 2020, doi: 10.48550/arXiv.2012.11951.</w:t>
       </w:r>
     </w:p>
     <w:p>
       <w:pPr>
         <w:spacing w:after="20"/>
         <w:ind w:left="259" w:hanging="259"/>
-        <w:rPr>
-          <w:lang w:val="es-EC"/>
-        </w:rPr>
-      </w:pPr>
-      <w:r>
-        <w:rPr>
-          <w:sz w:val="16"/>
-          <w:lang w:val="es-EC"/>
-        </w:rPr>
-        <w:t>[11] DGTITD-UTPL, "Pipeline de extracción automatizada de datos públicos del macroentorno ecuatoriano: reto de 7 semanas", Universidad Técnica Particular de Loja, 2026.</w:t>
+        <w:jc w:val="both"/>
+      </w:pPr>
+      <w:r>
+        <w:t>[1</w:t>
+      </w:r>
+      <w:r>
+        <w:t>1</w:t>
+      </w:r>
+      <w:r>
+        <w:t>] D. A. da Silva Costa, H. S. Mamede, and M. M. da Silva, "Robotic Process Automation (RPA) adoption: a systematic literature review," Engineering Management in Production and Services, vol. 14, no. 2, pp. 1-12, 2022, doi: 10.2478/emj-2022-0012.</w:t>
       </w:r>
     </w:p>
     <w:p>
       <w:pPr>
         <w:spacing w:after="20"/>
         <w:ind w:left="259" w:hanging="259"/>
-      </w:pPr>
-      <w:r>
-        <w:rPr>
-          <w:sz w:val="16"/>
-        </w:rPr>
-        <w:t>[12] A. Robles, "Primer Reto: workflow de integración con Open-Meteo, REST Countries y Open Library", archivo JSON de n8n, 2026.</w:t>
+        <w:jc w:val="both"/>
+      </w:pPr>
+      <w:r>
+        <w:t>[1</w:t>
+      </w:r>
+      <w:r>
+        <w:t>2</w:t>
+      </w:r>
+      <w:r>
+        <w:t>] N. M. El-Gharib and D. Amyot, "Robotic Process Automation Using Process Mining -- A Systematic Literature Review," Data &amp; Knowledge Engineering, Art. no. 102229, 2023, doi: 10.1016/j.datak.2023.102229.</w:t>
+      </w:r>
+    </w:p>
+    <w:p>
+      <w:pPr>
+        <w:spacing w:after="20"/>
+        <w:ind w:left="259" w:hanging="259"/>
+        <w:jc w:val="both"/>
+      </w:pPr>
+      <w:r>
+        <w:t>[1</w:t>
+      </w:r>
+      <w:r>
+        <w:t>3</w:t>
+      </w:r>
+      <w:r>
+        <w:t>] H. Foidl, V. Golendukhina, R. Ramler, and M. Felderer, "Data Pipeline Quality: Influencing Factors, Root Causes of Data-related Issues, and Processing Problem Areas for Developers," arXiv:2309.07067, 2023.</w:t>
+      </w:r>
+    </w:p>
+    <w:p>
+      <w:pPr>
+        <w:spacing w:after="20"/>
+        <w:ind w:left="259" w:hanging="259"/>
+        <w:jc w:val="both"/>
+      </w:pPr>
+      <w:r>
+        <w:t>[1</w:t>
+      </w:r>
+      <w:r>
+        <w:t>4</w:t>
+      </w:r>
+      <w:r>
+        <w:t>] C. Haase, T. Roeseler, and M. Seidel, "METL: a modern ETL pipeline with a dynamic mapping matrix," arXiv:2203.10289, 2022.</w:t>
+      </w:r>
+    </w:p>
+    <w:p>
+      <w:pPr>
+        <w:spacing w:after="20"/>
+        <w:ind w:left="259" w:hanging="259"/>
+        <w:jc w:val="both"/>
+      </w:pPr>
+      <w:r>
+        <w:t>[1</w:t>
+      </w:r>
+      <w:r>
+        <w:t>5</w:t>
+      </w:r>
+      <w:r>
+        <w:t>] n8n, "Schedule Trigger node documentation," n8n Docs, 2026.</w:t>
+      </w:r>
+    </w:p>
+    <w:p>
+      <w:pPr>
+        <w:spacing w:after="20"/>
+        <w:ind w:left="259" w:hanging="259"/>
+        <w:jc w:val="both"/>
+      </w:pPr>
+      <w:r>
+        <w:t>[</w:t>
+      </w:r>
+      <w:r>
+        <w:t>16</w:t>
+      </w:r>
+      <w:r>
+        <w:t>] n8n, "HTTP Request node documentation," n8n Docs, 2026.</w:t>
+      </w:r>
+    </w:p>
+    <w:p>
+      <w:pPr>
+        <w:spacing w:after="20"/>
+        <w:ind w:left="259" w:hanging="259"/>
+        <w:jc w:val="both"/>
+      </w:pPr>
+      <w:r>
+        <w:t>[</w:t>
+      </w:r>
+      <w:r>
+        <w:t>17</w:t>
+      </w:r>
+      <w:r>
+        <w:t>] n8n, "Code node documentation," n8n Docs, 2026.</w:t>
+      </w:r>
+    </w:p>
+    <w:p>
+      <w:pPr>
+        <w:spacing w:after="20"/>
+        <w:ind w:left="259" w:hanging="259"/>
+        <w:jc w:val="both"/>
+      </w:pPr>
+      <w:r>
+        <w:t>[</w:t>
+      </w:r>
+      <w:r>
+        <w:t>18</w:t>
+      </w:r>
+      <w:r>
+        <w:t>] S. Brown, "Container diagram," The C4 Model for Visualising Software Architecture, 2026.</w:t>
       </w:r>
     </w:p>
     <w:sectPr>
